--- a/discoverer-neo/docs/user-guide/manual/Discoverer-Neo-VIEWER-Guide-Full-fr-FR.docx
+++ b/discoverer-neo/docs/user-guide/manual/Discoverer-Neo-VIEWER-Guide-Full-fr-FR.docx
@@ -54,7 +54,7 @@
           <w:sz w:val="22"/>
           <w:szCs w:val="22"/>
         </w:rPr>
-        <w:t>Version 2.0.0</w:t>
+        <w:t>Version 2.0.1</w:t>
       </w:r>
     </w:p>
     <w:p>
@@ -74,7 +74,7 @@
     <w:sdt>
       <w:sdtPr>
         <w:alias w:val="Sommaire"/>
-        <w:id w:val="-1409375153"/>
+        <w:id w:val="123507278"/>
       </w:sdtPr>
       <w:sdtEndPr/>
       <w:sdtContent>
@@ -102,7 +102,7 @@
           <w:r>
             <w:fldChar w:fldCharType="separate"/>
           </w:r>
-          <w:hyperlink w:anchor="_Toc241669260" w:history="1">
+          <w:hyperlink w:anchor="_Toc241671791" w:history="1">
             <w:r>
               <w:rPr>
                 <w:rStyle w:val="Hiperligao"/>
@@ -126,7 +126,7 @@
               <w:rPr>
                 <w:noProof/>
               </w:rPr>
-              <w:instrText xml:space="preserve"> PAGEREF _Toc241669260 \h </w:instrText>
+              <w:instrText xml:space="preserve"> PAGEREF _Toc241671791 \h </w:instrText>
             </w:r>
             <w:r>
               <w:rPr>
@@ -168,7 +168,7 @@
               <w14:ligatures w14:val="standardContextual"/>
             </w:rPr>
           </w:pPr>
-          <w:hyperlink w:anchor="_Toc241669261" w:history="1">
+          <w:hyperlink w:anchor="_Toc241671792" w:history="1">
             <w:r>
               <w:rPr>
                 <w:rStyle w:val="Hiperligao"/>
@@ -192,7 +192,7 @@
               <w:rPr>
                 <w:noProof/>
               </w:rPr>
-              <w:instrText xml:space="preserve"> PAGEREF _Toc241669261 \h </w:instrText>
+              <w:instrText xml:space="preserve"> PAGEREF _Toc241671792 \h </w:instrText>
             </w:r>
             <w:r>
               <w:rPr>
@@ -234,7 +234,7 @@
               <w14:ligatures w14:val="standardContextual"/>
             </w:rPr>
           </w:pPr>
-          <w:hyperlink w:anchor="_Toc241669262" w:history="1">
+          <w:hyperlink w:anchor="_Toc241671793" w:history="1">
             <w:r>
               <w:rPr>
                 <w:rStyle w:val="Hiperligao"/>
@@ -258,7 +258,7 @@
               <w:rPr>
                 <w:noProof/>
               </w:rPr>
-              <w:instrText xml:space="preserve"> PAGEREF _Toc241669262 \h </w:instrText>
+              <w:instrText xml:space="preserve"> PAGEREF _Toc241671793 \h </w:instrText>
             </w:r>
             <w:r>
               <w:rPr>
@@ -300,7 +300,7 @@
               <w14:ligatures w14:val="standardContextual"/>
             </w:rPr>
           </w:pPr>
-          <w:hyperlink w:anchor="_Toc241669263" w:history="1">
+          <w:hyperlink w:anchor="_Toc241671794" w:history="1">
             <w:r>
               <w:rPr>
                 <w:rStyle w:val="Hiperligao"/>
@@ -324,7 +324,7 @@
               <w:rPr>
                 <w:noProof/>
               </w:rPr>
-              <w:instrText xml:space="preserve"> PAGEREF _Toc241669263 \h </w:instrText>
+              <w:instrText xml:space="preserve"> PAGEREF _Toc241671794 \h </w:instrText>
             </w:r>
             <w:r>
               <w:rPr>
@@ -366,7 +366,7 @@
               <w14:ligatures w14:val="standardContextual"/>
             </w:rPr>
           </w:pPr>
-          <w:hyperlink w:anchor="_Toc241669264" w:history="1">
+          <w:hyperlink w:anchor="_Toc241671795" w:history="1">
             <w:r>
               <w:rPr>
                 <w:rStyle w:val="Hiperligao"/>
@@ -390,7 +390,7 @@
               <w:rPr>
                 <w:noProof/>
               </w:rPr>
-              <w:instrText xml:space="preserve"> PAGEREF _Toc241669264 \h </w:instrText>
+              <w:instrText xml:space="preserve"> PAGEREF _Toc241671795 \h </w:instrText>
             </w:r>
             <w:r>
               <w:rPr>
@@ -432,7 +432,7 @@
               <w14:ligatures w14:val="standardContextual"/>
             </w:rPr>
           </w:pPr>
-          <w:hyperlink w:anchor="_Toc241669265" w:history="1">
+          <w:hyperlink w:anchor="_Toc241671796" w:history="1">
             <w:r>
               <w:rPr>
                 <w:rStyle w:val="Hiperligao"/>
@@ -456,7 +456,7 @@
               <w:rPr>
                 <w:noProof/>
               </w:rPr>
-              <w:instrText xml:space="preserve"> PAGEREF _Toc241669265 \h </w:instrText>
+              <w:instrText xml:space="preserve"> PAGEREF _Toc241671796 \h </w:instrText>
             </w:r>
             <w:r>
               <w:rPr>
@@ -498,7 +498,7 @@
               <w14:ligatures w14:val="standardContextual"/>
             </w:rPr>
           </w:pPr>
-          <w:hyperlink w:anchor="_Toc241669266" w:history="1">
+          <w:hyperlink w:anchor="_Toc241671797" w:history="1">
             <w:r>
               <w:rPr>
                 <w:rStyle w:val="Hiperligao"/>
@@ -522,7 +522,7 @@
               <w:rPr>
                 <w:noProof/>
               </w:rPr>
-              <w:instrText xml:space="preserve"> PAGEREF _Toc241669266 \h </w:instrText>
+              <w:instrText xml:space="preserve"> PAGEREF _Toc241671797 \h </w:instrText>
             </w:r>
             <w:r>
               <w:rPr>
@@ -564,7 +564,7 @@
               <w14:ligatures w14:val="standardContextual"/>
             </w:rPr>
           </w:pPr>
-          <w:hyperlink w:anchor="_Toc241669267" w:history="1">
+          <w:hyperlink w:anchor="_Toc241671798" w:history="1">
             <w:r>
               <w:rPr>
                 <w:rStyle w:val="Hiperligao"/>
@@ -588,7 +588,7 @@
               <w:rPr>
                 <w:noProof/>
               </w:rPr>
-              <w:instrText xml:space="preserve"> PAGEREF _Toc241669267 \h </w:instrText>
+              <w:instrText xml:space="preserve"> PAGEREF _Toc241671798 \h </w:instrText>
             </w:r>
             <w:r>
               <w:rPr>
@@ -630,7 +630,7 @@
               <w14:ligatures w14:val="standardContextual"/>
             </w:rPr>
           </w:pPr>
-          <w:hyperlink w:anchor="_Toc241669268" w:history="1">
+          <w:hyperlink w:anchor="_Toc241671799" w:history="1">
             <w:r>
               <w:rPr>
                 <w:rStyle w:val="Hiperligao"/>
@@ -654,7 +654,7 @@
               <w:rPr>
                 <w:noProof/>
               </w:rPr>
-              <w:instrText xml:space="preserve"> PAGEREF _Toc241669268 \h </w:instrText>
+              <w:instrText xml:space="preserve"> PAGEREF _Toc241671799 \h </w:instrText>
             </w:r>
             <w:r>
               <w:rPr>
@@ -696,7 +696,7 @@
               <w14:ligatures w14:val="standardContextual"/>
             </w:rPr>
           </w:pPr>
-          <w:hyperlink w:anchor="_Toc241669269" w:history="1">
+          <w:hyperlink w:anchor="_Toc241671800" w:history="1">
             <w:r>
               <w:rPr>
                 <w:rStyle w:val="Hiperligao"/>
@@ -720,7 +720,7 @@
               <w:rPr>
                 <w:noProof/>
               </w:rPr>
-              <w:instrText xml:space="preserve"> PAGEREF _Toc241669269 \h </w:instrText>
+              <w:instrText xml:space="preserve"> PAGEREF _Toc241671800 \h </w:instrText>
             </w:r>
             <w:r>
               <w:rPr>
@@ -762,7 +762,7 @@
               <w14:ligatures w14:val="standardContextual"/>
             </w:rPr>
           </w:pPr>
-          <w:hyperlink w:anchor="_Toc241669270" w:history="1">
+          <w:hyperlink w:anchor="_Toc241671801" w:history="1">
             <w:r>
               <w:rPr>
                 <w:rStyle w:val="Hiperligao"/>
@@ -786,7 +786,7 @@
               <w:rPr>
                 <w:noProof/>
               </w:rPr>
-              <w:instrText xml:space="preserve"> PAGEREF _Toc241669270 \h </w:instrText>
+              <w:instrText xml:space="preserve"> PAGEREF _Toc241671801 \h </w:instrText>
             </w:r>
             <w:r>
               <w:rPr>
@@ -828,7 +828,7 @@
               <w14:ligatures w14:val="standardContextual"/>
             </w:rPr>
           </w:pPr>
-          <w:hyperlink w:anchor="_Toc241669271" w:history="1">
+          <w:hyperlink w:anchor="_Toc241671802" w:history="1">
             <w:r>
               <w:rPr>
                 <w:rStyle w:val="Hiperligao"/>
@@ -852,7 +852,7 @@
               <w:rPr>
                 <w:noProof/>
               </w:rPr>
-              <w:instrText xml:space="preserve"> PAGEREF _Toc241669271 \h </w:instrText>
+              <w:instrText xml:space="preserve"> PAGEREF _Toc241671802 \h </w:instrText>
             </w:r>
             <w:r>
               <w:rPr>
@@ -894,7 +894,7 @@
               <w14:ligatures w14:val="standardContextual"/>
             </w:rPr>
           </w:pPr>
-          <w:hyperlink w:anchor="_Toc241669272" w:history="1">
+          <w:hyperlink w:anchor="_Toc241671803" w:history="1">
             <w:r>
               <w:rPr>
                 <w:rStyle w:val="Hiperligao"/>
@@ -918,7 +918,7 @@
               <w:rPr>
                 <w:noProof/>
               </w:rPr>
-              <w:instrText xml:space="preserve"> PAGEREF _Toc241669272 \h </w:instrText>
+              <w:instrText xml:space="preserve"> PAGEREF _Toc241671803 \h </w:instrText>
             </w:r>
             <w:r>
               <w:rPr>
@@ -960,7 +960,7 @@
               <w14:ligatures w14:val="standardContextual"/>
             </w:rPr>
           </w:pPr>
-          <w:hyperlink w:anchor="_Toc241669273" w:history="1">
+          <w:hyperlink w:anchor="_Toc241671804" w:history="1">
             <w:r>
               <w:rPr>
                 <w:rStyle w:val="Hiperligao"/>
@@ -984,7 +984,7 @@
               <w:rPr>
                 <w:noProof/>
               </w:rPr>
-              <w:instrText xml:space="preserve"> PAGEREF _Toc241669273 \h </w:instrText>
+              <w:instrText xml:space="preserve"> PAGEREF _Toc241671804 \h </w:instrText>
             </w:r>
             <w:r>
               <w:rPr>
@@ -1026,7 +1026,7 @@
               <w14:ligatures w14:val="standardContextual"/>
             </w:rPr>
           </w:pPr>
-          <w:hyperlink w:anchor="_Toc241669274" w:history="1">
+          <w:hyperlink w:anchor="_Toc241671805" w:history="1">
             <w:r>
               <w:rPr>
                 <w:rStyle w:val="Hiperligao"/>
@@ -1050,7 +1050,7 @@
               <w:rPr>
                 <w:noProof/>
               </w:rPr>
-              <w:instrText xml:space="preserve"> PAGEREF _Toc241669274 \h </w:instrText>
+              <w:instrText xml:space="preserve"> PAGEREF _Toc241671805 \h </w:instrText>
             </w:r>
             <w:r>
               <w:rPr>
@@ -1092,7 +1092,7 @@
               <w14:ligatures w14:val="standardContextual"/>
             </w:rPr>
           </w:pPr>
-          <w:hyperlink w:anchor="_Toc241669275" w:history="1">
+          <w:hyperlink w:anchor="_Toc241671806" w:history="1">
             <w:r>
               <w:rPr>
                 <w:rStyle w:val="Hiperligao"/>
@@ -1116,7 +1116,7 @@
               <w:rPr>
                 <w:noProof/>
               </w:rPr>
-              <w:instrText xml:space="preserve"> PAGEREF _Toc241669275 \h </w:instrText>
+              <w:instrText xml:space="preserve"> PAGEREF _Toc241671806 \h </w:instrText>
             </w:r>
             <w:r>
               <w:rPr>
@@ -1164,7 +1164,7 @@
       <w:pPr>
         <w:pStyle w:val="Ttulo1"/>
       </w:pPr>
-      <w:bookmarkStart w:id="0" w:name="_Toc241669260"/>
+      <w:bookmarkStart w:id="0" w:name="_Toc241671791"/>
       <w:r>
         <w:lastRenderedPageBreak/>
         <w:t>Votre rôle en un coup d'œil</w:t>
@@ -1662,7 +1662,7 @@
       <w:pPr>
         <w:pStyle w:val="Ttulo2"/>
       </w:pPr>
-      <w:bookmarkStart w:id="1" w:name="_Toc241669261"/>
+      <w:bookmarkStart w:id="1" w:name="_Toc241671792"/>
       <w:r>
         <w:t>D'où viennent vos accès</w:t>
       </w:r>
@@ -2545,7 +2545,7 @@
       <w:pPr>
         <w:pStyle w:val="Ttulo2"/>
       </w:pPr>
-      <w:bookmarkStart w:id="2" w:name="_Toc241669262"/>
+      <w:bookmarkStart w:id="2" w:name="_Toc241671793"/>
       <w:r>
         <w:t>Se connecter, changer de mot de passe, se déconnecter</w:t>
       </w:r>
@@ -2659,7 +2659,7 @@
           <w:noProof/>
         </w:rPr>
         <w:drawing>
-          <wp:inline distT="0" distB="0" distL="0" distR="0" wp14:anchorId="06A143CD" wp14:editId="73B2C87E">
+          <wp:inline distT="0" distB="0" distL="0" distR="0" wp14:anchorId="4623733C" wp14:editId="5908A993">
             <wp:extent cx="5715000" cy="3571875"/>
             <wp:effectExtent l="0" t="0" r="0" b="0"/>
             <wp:docPr id="454" name="01-login.png" descr="La page de connexion avec E-mail, Mot de passe, Rester connecté et le bouton Se connecter." title="La page de connexion avec E-mail, Mot de passe, Rester connecté et le bouton Se connecter."/>
@@ -2783,7 +2783,7 @@
         <w:pStyle w:val="Ttulo1"/>
         <w:pageBreakBefore/>
       </w:pPr>
-      <w:bookmarkStart w:id="3" w:name="_Toc241669263"/>
+      <w:bookmarkStart w:id="3" w:name="_Toc241671794"/>
       <w:r>
         <w:lastRenderedPageBreak/>
         <w:t>Tableau de bord</w:t>
@@ -2816,7 +2816,7 @@
           <w:noProof/>
         </w:rPr>
         <w:drawing>
-          <wp:inline distT="0" distB="0" distL="0" distR="0" wp14:anchorId="2CC26C61" wp14:editId="39C4A094">
+          <wp:inline distT="0" distB="0" distL="0" distR="0" wp14:anchorId="3C5E5201" wp14:editId="097CD5E5">
             <wp:extent cx="5715000" cy="3571875"/>
             <wp:effectExtent l="0" t="0" r="0" b="0"/>
             <wp:docPr id="455" name="01-dashboard.png" descr="Le tableau de bord du Viewer avec sa barre latérale réduite et les cartes de synthèse." title="Le tableau de bord du Viewer avec sa barre latérale réduite et les cartes de synthèse."/>
@@ -3239,7 +3239,7 @@
         <w:pStyle w:val="Ttulo1"/>
         <w:pageBreakBefore/>
       </w:pPr>
-      <w:bookmarkStart w:id="4" w:name="_Toc241669264"/>
+      <w:bookmarkStart w:id="4" w:name="_Toc241671795"/>
       <w:r>
         <w:lastRenderedPageBreak/>
         <w:t>Cartes</w:t>
@@ -3272,7 +3272,7 @@
           <w:noProof/>
         </w:rPr>
         <w:drawing>
-          <wp:inline distT="0" distB="0" distL="0" distR="0" wp14:anchorId="4751115A" wp14:editId="0C137D65">
+          <wp:inline distT="0" distB="0" distL="0" distR="0" wp14:anchorId="15266A64" wp14:editId="7DCC3AA4">
             <wp:extent cx="5715000" cy="3429000"/>
             <wp:effectExtent l="0" t="0" r="0" b="0"/>
             <wp:docPr id="456" name="03-maps-all.png" descr="La liste Cartes, onglet Tous, où chaque carte n'a que l'icône Ouvrir." title="La liste Cartes, onglet Tous, où chaque carte n'a que l'icône Ouvrir."/>
@@ -3994,7 +3994,7 @@
         </w:rPr>
         <w:lastRenderedPageBreak/>
         <w:drawing>
-          <wp:inline distT="0" distB="0" distL="0" distR="0" wp14:anchorId="62BE3B0B" wp14:editId="36EC0D68">
+          <wp:inline distT="0" distB="0" distL="0" distR="0" wp14:anchorId="1EF2AE40" wp14:editId="5F138CB6">
             <wp:extent cx="5715000" cy="3429000"/>
             <wp:effectExtent l="0" t="0" r="0" b="0"/>
             <wp:docPr id="457" name="02-maps-shared.png" descr="La liste Cartes, onglet Partagées avec moi, avec la carte Classeurs et seulement l'icône Ouvrir." title="La liste Cartes, onglet Partagées avec moi, avec la carte Classeurs et seulement l'icône Ouvrir."/>
@@ -4082,7 +4082,7 @@
         <w:pStyle w:val="Ttulo1"/>
         <w:pageBreakBefore/>
       </w:pPr>
-      <w:bookmarkStart w:id="5" w:name="_Toc241669265"/>
+      <w:bookmarkStart w:id="5" w:name="_Toc241671796"/>
       <w:r>
         <w:lastRenderedPageBreak/>
         <w:t>La visionneuse de cartes</w:t>
@@ -4105,7 +4105,7 @@
           <w:noProof/>
         </w:rPr>
         <w:drawing>
-          <wp:inline distT="0" distB="0" distL="0" distR="0" wp14:anchorId="18CB24A7" wp14:editId="4449D44A">
+          <wp:inline distT="0" distB="0" distL="0" distR="0" wp14:anchorId="0C0A1C8E" wp14:editId="7AF61F6A">
             <wp:extent cx="5715000" cy="3571875"/>
             <wp:effectExtent l="0" t="0" r="0" b="0"/>
             <wp:docPr id="458" name="06-viewer-results.png" descr="Une exécution terminée avec les boutons Excel, CSV et PDF au-dessus de la grille de résultats." title="Une exécution terminée avec les boutons Excel, CSV et PDF au-dessus de la grille de résultats."/>
@@ -4557,7 +4557,7 @@
       <w:pPr>
         <w:pStyle w:val="Ttulo2"/>
       </w:pPr>
-      <w:bookmarkStart w:id="6" w:name="_Toc241669266"/>
+      <w:bookmarkStart w:id="6" w:name="_Toc241671797"/>
       <w:r>
         <w:t>Paramètres d'exécution</w:t>
       </w:r>
@@ -4600,7 +4600,7 @@
         </w:rPr>
         <w:lastRenderedPageBreak/>
         <w:drawing>
-          <wp:inline distT="0" distB="0" distL="0" distR="0" wp14:anchorId="5F61E882" wp14:editId="4A21A3F5">
+          <wp:inline distT="0" distB="0" distL="0" distR="0" wp14:anchorId="4F202FAD" wp14:editId="20D1D797">
             <wp:extent cx="2905125" cy="2152650"/>
             <wp:effectExtent l="0" t="0" r="0" b="0"/>
             <wp:docPr id="459" name="05-viewer-params-filled.png" descr="La boîte de dialogue Paramètres d'exécution avec les deux valeurs obligatoires renseignées." title="La boîte de dialogue Paramètres d'exécution avec les deux valeurs obligatoires renseignées."/>
@@ -4652,7 +4652,7 @@
       <w:pPr>
         <w:pStyle w:val="Ttulo2"/>
       </w:pPr>
-      <w:bookmarkStart w:id="7" w:name="_Toc241669267"/>
+      <w:bookmarkStart w:id="7" w:name="_Toc241671798"/>
       <w:r>
         <w:t>Lire les résultats</w:t>
       </w:r>
@@ -5323,7 +5323,7 @@
       <w:pPr>
         <w:pStyle w:val="Ttulo2"/>
       </w:pPr>
-      <w:bookmarkStart w:id="8" w:name="_Toc241669268"/>
+      <w:bookmarkStart w:id="8" w:name="_Toc241671799"/>
       <w:r>
         <w:t>Quand une exécution ne fonctionne pas</w:t>
       </w:r>
@@ -5715,7 +5715,7 @@
       <w:pPr>
         <w:pStyle w:val="Ttulo2"/>
       </w:pPr>
-      <w:bookmarkStart w:id="9" w:name="_Toc241669269"/>
+      <w:bookmarkStart w:id="9" w:name="_Toc241671800"/>
       <w:r>
         <w:t>Exporter (seulement si votre accès le permet)</w:t>
       </w:r>
@@ -6122,7 +6122,7 @@
           <w:noProof/>
         </w:rPr>
         <w:drawing>
-          <wp:inline distT="0" distB="0" distL="0" distR="0" wp14:anchorId="079BDAF4" wp14:editId="012B7A2B">
+          <wp:inline distT="0" distB="0" distL="0" distR="0" wp14:anchorId="2D488A3B" wp14:editId="52EBD31F">
             <wp:extent cx="3324225" cy="3990975"/>
             <wp:effectExtent l="0" t="0" r="0" b="0"/>
             <wp:docPr id="460" name="17-builder-pdf-dialog.png" descr="La boîte de dialogue d'exportation PDF avec les options d'orientation, de format du papier, de titre et de police." title="La boîte de dialogue d'exportation PDF avec les options d'orientation, de format du papier, de titre et de police."/>
@@ -6215,7 +6215,7 @@
         <w:pStyle w:val="Ttulo1"/>
         <w:pageBreakBefore/>
       </w:pPr>
-      <w:bookmarkStart w:id="10" w:name="_Toc241669270"/>
+      <w:bookmarkStart w:id="10" w:name="_Toc241671801"/>
       <w:r>
         <w:lastRenderedPageBreak/>
         <w:t>Exécutions</w:t>
@@ -6248,7 +6248,7 @@
           <w:noProof/>
         </w:rPr>
         <w:drawing>
-          <wp:inline distT="0" distB="0" distL="0" distR="0" wp14:anchorId="7BFA6795" wp14:editId="5064C686">
+          <wp:inline distT="0" distB="0" distL="0" distR="0" wp14:anchorId="3C0F365C" wp14:editId="2EA5490E">
             <wp:extent cx="5715000" cy="3571875"/>
             <wp:effectExtent l="0" t="0" r="0" b="0"/>
             <wp:docPr id="461" name="07-runs.png" descr="La page Exécutions listant les propres exécutions du Viewer." title="La page Exécutions listant les propres exécutions du Viewer."/>
@@ -6985,7 +6985,7 @@
         <w:pStyle w:val="Ttulo1"/>
         <w:pageBreakBefore/>
       </w:pPr>
-      <w:bookmarkStart w:id="11" w:name="_Toc241669271"/>
+      <w:bookmarkStart w:id="11" w:name="_Toc241671802"/>
       <w:r>
         <w:lastRenderedPageBreak/>
         <w:t>Exportations</w:t>
@@ -7018,7 +7018,7 @@
           <w:noProof/>
         </w:rPr>
         <w:drawing>
-          <wp:inline distT="0" distB="0" distL="0" distR="0" wp14:anchorId="4520F0C0" wp14:editId="1BC0C913">
+          <wp:inline distT="0" distB="0" distL="0" distR="0" wp14:anchorId="15F06B91" wp14:editId="435B461C">
             <wp:extent cx="5715000" cy="3571875"/>
             <wp:effectExtent l="0" t="0" r="0" b="0"/>
             <wp:docPr id="462" name="44-exports.png" descr="La page Exportations listant les exportations avec un bouton Télécharger sur celles qui sont terminées." title="La page Exportations listant les exportations avec un bouton Télécharger sur celles qui sont terminées."/>
@@ -7176,7 +7176,7 @@
         <w:pStyle w:val="Ttulo1"/>
         <w:pageBreakBefore/>
       </w:pPr>
-      <w:bookmarkStart w:id="12" w:name="_Toc241669272"/>
+      <w:bookmarkStart w:id="12" w:name="_Toc241671803"/>
       <w:r>
         <w:lastRenderedPageBreak/>
         <w:t>Planifications</w:t>
@@ -7259,7 +7259,7 @@
           <w:noProof/>
         </w:rPr>
         <w:drawing>
-          <wp:inline distT="0" distB="0" distL="0" distR="0" wp14:anchorId="4DEE90C7" wp14:editId="543508F2">
+          <wp:inline distT="0" distB="0" distL="0" distR="0" wp14:anchorId="1F9D6F00" wp14:editId="75B809C5">
             <wp:extent cx="5715000" cy="3571875"/>
             <wp:effectExtent l="0" t="0" r="0" b="0"/>
             <wp:docPr id="463" name="09-schedules.png" descr="La page Planifications avec le message Aucune planification pour le moment." title="La page Planifications avec le message Aucune planification pour le moment."/>
@@ -7579,7 +7579,7 @@
         <w:pStyle w:val="Ttulo1"/>
         <w:pageBreakBefore/>
       </w:pPr>
-      <w:bookmarkStart w:id="13" w:name="_Toc241669273"/>
+      <w:bookmarkStart w:id="13" w:name="_Toc241671804"/>
       <w:r>
         <w:lastRenderedPageBreak/>
         <w:t>Paramètres</w:t>
@@ -7609,7 +7609,7 @@
           <w:noProof/>
         </w:rPr>
         <w:drawing>
-          <wp:inline distT="0" distB="0" distL="0" distR="0" wp14:anchorId="11A4FFE9" wp14:editId="01FA58E0">
+          <wp:inline distT="0" distB="0" distL="0" distR="0" wp14:anchorId="305BC24E" wp14:editId="4B39E800">
             <wp:extent cx="5715000" cy="3571875"/>
             <wp:effectExtent l="0" t="0" r="0" b="0"/>
             <wp:docPr id="464" name="04-settings.png" descr="La page Paramètres avec les cartes Langue, Thème et Palette de couleurs." title="La page Paramètres avec les cartes Langue, Thème et Palette de couleurs."/>
@@ -8164,7 +8164,7 @@
         <w:pStyle w:val="Ttulo1"/>
         <w:pageBreakBefore/>
       </w:pPr>
-      <w:bookmarkStart w:id="14" w:name="_Toc241669274"/>
+      <w:bookmarkStart w:id="14" w:name="_Toc241671805"/>
       <w:r>
         <w:lastRenderedPageBreak/>
         <w:t>Questions fréquentes</w:t>
@@ -8322,7 +8322,7 @@
         <w:pStyle w:val="Ttulo1"/>
         <w:pageBreakBefore/>
       </w:pPr>
-      <w:bookmarkStart w:id="15" w:name="_Toc241669275"/>
+      <w:bookmarkStart w:id="15" w:name="_Toc241671806"/>
       <w:r>
         <w:lastRenderedPageBreak/>
         <w:t>Glossaire</w:t>
@@ -9148,7 +9148,7 @@
         <w:sz w:val="16"/>
         <w:szCs w:val="16"/>
       </w:rPr>
-      <w:t>Discoverer Neo 2.0.0 · Guide complet · VIEWER</w:t>
+      <w:t>Discoverer Neo 2.0.1 · Guide complet · VIEWER</w:t>
     </w:r>
   </w:p>
 </w:hdr>
@@ -9157,68 +9157,10 @@
 <file path=word/numbering.xml><?xml version="1.0" encoding="utf-8"?>
 <w:numbering xmlns:wpc="http://schemas.microsoft.com/office/word/2010/wordprocessingCanvas" xmlns:cx="http://schemas.microsoft.com/office/drawing/2014/chartex" xmlns:cx1="http://schemas.microsoft.com/office/drawing/2015/9/8/chartex" xmlns:cx2="http://schemas.microsoft.com/office/drawing/2015/10/21/chartex" xmlns:cx3="http://schemas.microsoft.com/office/drawing/2016/5/9/chartex" xmlns:cx4="http://schemas.microsoft.com/office/drawing/2016/5/10/chartex" xmlns:cx5="http://schemas.microsoft.com/office/drawing/2016/5/11/chartex" xmlns:cx6="http://schemas.microsoft.com/office/drawing/2016/5/12/chartex" xmlns:cx7="http://schemas.microsoft.com/office/drawing/2016/5/13/chartex" xmlns:cx8="http://schemas.microsoft.com/office/drawing/2016/5/14/chartex" xmlns:mc="http://schemas.openxmlformats.org/markup-compatibility/2006" xmlns:aink="http://schemas.microsoft.com/office/drawing/2016/ink" xmlns:am3d="http://schemas.microsoft.com/office/drawing/2017/model3d" xmlns:o="urn:schemas-microsoft-com:office:office" xmlns:oel="http://schemas.microsoft.com/office/2019/extlst" xmlns:r="http://schemas.openxmlformats.org/officeDocument/2006/relationships" xmlns:m="http://schemas.openxmlformats.org/officeDocument/2006/math" xmlns:v="urn:schemas-microsoft-com:vml" xmlns:wp14="http://schemas.microsoft.com/office/word/2010/wordprocessingDrawing" xmlns:wp="http://schemas.openxmlformats.org/drawingml/2006/wordprocessingDrawing" xmlns:w10="urn:schemas-microsoft-com:office:word" xmlns:w="http://schemas.openxmlformats.org/wordprocessingml/2006/main" xmlns:w14="http://schemas.microsoft.com/office/word/2010/wordml" xmlns:w15="http://schemas.microsoft.com/office/word/2012/wordml" xmlns:w16cex="http://schemas.microsoft.com/office/word/2018/wordml/cex" xmlns:w16cid="http://schemas.microsoft.com/office/word/2016/wordml/cid" xmlns:w16="http://schemas.microsoft.com/office/word/2018/wordml" xmlns:w16sdtdh="http://schemas.microsoft.com/office/word/2020/wordml/sdtdatahash" xmlns:w16se="http://schemas.microsoft.com/office/word/2015/wordml/symex" xmlns:wpg="http://schemas.microsoft.com/office/word/2010/wordprocessingGroup" xmlns:wpi="http://schemas.microsoft.com/office/word/2010/wordprocessingInk" xmlns:wne="http://schemas.microsoft.com/office/word/2006/wordml" xmlns:wps="http://schemas.microsoft.com/office/word/2010/wordprocessingShape" mc:Ignorable="w14 w15 w16se w16cid w16 w16cex w16sdtdh wp14">
   <w:abstractNum w:abstractNumId="0" w15:restartNumberingAfterBreak="0">
-    <w:nsid w:val="2AAB24FC"/>
+    <w:nsid w:val="11CB437F"/>
     <w:multiLevelType w:val="hybridMultilevel"/>
-    <w:tmpl w:val="35346F8A"/>
-    <w:lvl w:ilvl="0" w:tplc="7DD27EBE">
-      <w:start w:val="1"/>
-      <w:numFmt w:val="decimal"/>
-      <w:lvlText w:val="%1."/>
-      <w:lvlJc w:val="left"/>
-      <w:pPr>
-        <w:ind w:left="360" w:hanging="300"/>
-      </w:pPr>
-    </w:lvl>
-    <w:lvl w:ilvl="1" w:tplc="BBB6DB0E" w:tentative="1">
-      <w:start w:val="1"/>
-      <w:numFmt w:val="lowerLetter"/>
-      <w:lvlText w:val="%2."/>
-      <w:lvlJc w:val="left"/>
-      <w:pPr>
-        <w:ind w:left="720" w:hanging="300"/>
-      </w:pPr>
-    </w:lvl>
-    <w:lvl w:ilvl="2" w:tplc="4FACEDDE">
-      <w:numFmt w:val="decimal"/>
-      <w:lvlText w:val=""/>
-      <w:lvlJc w:val="left"/>
-    </w:lvl>
-    <w:lvl w:ilvl="3" w:tplc="25D2547E">
-      <w:numFmt w:val="decimal"/>
-      <w:lvlText w:val=""/>
-      <w:lvlJc w:val="left"/>
-    </w:lvl>
-    <w:lvl w:ilvl="4" w:tplc="F0FA584C">
-      <w:numFmt w:val="decimal"/>
-      <w:lvlText w:val=""/>
-      <w:lvlJc w:val="left"/>
-    </w:lvl>
-    <w:lvl w:ilvl="5" w:tplc="C70E2010">
-      <w:numFmt w:val="decimal"/>
-      <w:lvlText w:val=""/>
-      <w:lvlJc w:val="left"/>
-    </w:lvl>
-    <w:lvl w:ilvl="6" w:tplc="4F7E0F48">
-      <w:numFmt w:val="decimal"/>
-      <w:lvlText w:val=""/>
-      <w:lvlJc w:val="left"/>
-    </w:lvl>
-    <w:lvl w:ilvl="7" w:tplc="84E23094">
-      <w:numFmt w:val="decimal"/>
-      <w:lvlText w:val=""/>
-      <w:lvlJc w:val="left"/>
-    </w:lvl>
-    <w:lvl w:ilvl="8" w:tplc="28F47F12">
-      <w:numFmt w:val="decimal"/>
-      <w:lvlText w:val=""/>
-      <w:lvlJc w:val="left"/>
-    </w:lvl>
-  </w:abstractNum>
-  <w:abstractNum w:abstractNumId="1" w15:restartNumberingAfterBreak="0">
-    <w:nsid w:val="34492492"/>
-    <w:multiLevelType w:val="hybridMultilevel"/>
-    <w:tmpl w:val="74C63850"/>
-    <w:lvl w:ilvl="0" w:tplc="A09899F8">
+    <w:tmpl w:val="5EF2E824"/>
+    <w:lvl w:ilvl="0" w:tplc="6E4610B8">
       <w:start w:val="1"/>
       <w:numFmt w:val="bullet"/>
       <w:lvlText w:val="•"/>
@@ -9227,7 +9169,7 @@
         <w:ind w:left="360" w:hanging="260"/>
       </w:pPr>
     </w:lvl>
-    <w:lvl w:ilvl="1" w:tplc="441C35C4" w:tentative="1">
+    <w:lvl w:ilvl="1" w:tplc="C2D2ACB2" w:tentative="1">
       <w:start w:val="1"/>
       <w:numFmt w:val="bullet"/>
       <w:lvlText w:val="–"/>
@@ -9236,105 +9178,47 @@
         <w:ind w:left="720" w:hanging="260"/>
       </w:pPr>
     </w:lvl>
-    <w:lvl w:ilvl="2" w:tplc="2D6E1CB8">
+    <w:lvl w:ilvl="2" w:tplc="A5DA218C">
       <w:numFmt w:val="decimal"/>
       <w:lvlText w:val=""/>
       <w:lvlJc w:val="left"/>
     </w:lvl>
-    <w:lvl w:ilvl="3" w:tplc="44CC9488">
+    <w:lvl w:ilvl="3" w:tplc="4AA05CC2">
       <w:numFmt w:val="decimal"/>
       <w:lvlText w:val=""/>
       <w:lvlJc w:val="left"/>
     </w:lvl>
-    <w:lvl w:ilvl="4" w:tplc="D1D8C8B6">
+    <w:lvl w:ilvl="4" w:tplc="D210424C">
       <w:numFmt w:val="decimal"/>
       <w:lvlText w:val=""/>
       <w:lvlJc w:val="left"/>
     </w:lvl>
-    <w:lvl w:ilvl="5" w:tplc="6FE4ED3E">
+    <w:lvl w:ilvl="5" w:tplc="BA525312">
       <w:numFmt w:val="decimal"/>
       <w:lvlText w:val=""/>
       <w:lvlJc w:val="left"/>
     </w:lvl>
-    <w:lvl w:ilvl="6" w:tplc="1CA656A4">
+    <w:lvl w:ilvl="6" w:tplc="54E4244E">
       <w:numFmt w:val="decimal"/>
       <w:lvlText w:val=""/>
       <w:lvlJc w:val="left"/>
     </w:lvl>
-    <w:lvl w:ilvl="7" w:tplc="36EC42E2">
+    <w:lvl w:ilvl="7" w:tplc="1480BBF8">
       <w:numFmt w:val="decimal"/>
       <w:lvlText w:val=""/>
       <w:lvlJc w:val="left"/>
     </w:lvl>
-    <w:lvl w:ilvl="8" w:tplc="488EECE8">
+    <w:lvl w:ilvl="8" w:tplc="B93221B8">
       <w:numFmt w:val="decimal"/>
       <w:lvlText w:val=""/>
       <w:lvlJc w:val="left"/>
     </w:lvl>
   </w:abstractNum>
-  <w:abstractNum w:abstractNumId="2" w15:restartNumberingAfterBreak="0">
-    <w:nsid w:val="3AD71AED"/>
+  <w:abstractNum w:abstractNumId="1" w15:restartNumberingAfterBreak="0">
+    <w:nsid w:val="3DB577B4"/>
     <w:multiLevelType w:val="hybridMultilevel"/>
-    <w:tmpl w:val="53EAD18A"/>
-    <w:lvl w:ilvl="0" w:tplc="10E695B0">
-      <w:start w:val="1"/>
-      <w:numFmt w:val="decimal"/>
-      <w:lvlText w:val="%1."/>
-      <w:lvlJc w:val="left"/>
-      <w:pPr>
-        <w:ind w:left="360" w:hanging="300"/>
-      </w:pPr>
-    </w:lvl>
-    <w:lvl w:ilvl="1" w:tplc="FEDE30C8" w:tentative="1">
-      <w:start w:val="1"/>
-      <w:numFmt w:val="lowerLetter"/>
-      <w:lvlText w:val="%2."/>
-      <w:lvlJc w:val="left"/>
-      <w:pPr>
-        <w:ind w:left="720" w:hanging="300"/>
-      </w:pPr>
-    </w:lvl>
-    <w:lvl w:ilvl="2" w:tplc="EEAA9298">
-      <w:numFmt w:val="decimal"/>
-      <w:lvlText w:val=""/>
-      <w:lvlJc w:val="left"/>
-    </w:lvl>
-    <w:lvl w:ilvl="3" w:tplc="625AAF96">
-      <w:numFmt w:val="decimal"/>
-      <w:lvlText w:val=""/>
-      <w:lvlJc w:val="left"/>
-    </w:lvl>
-    <w:lvl w:ilvl="4" w:tplc="97727E06">
-      <w:numFmt w:val="decimal"/>
-      <w:lvlText w:val=""/>
-      <w:lvlJc w:val="left"/>
-    </w:lvl>
-    <w:lvl w:ilvl="5" w:tplc="44FAA582">
-      <w:numFmt w:val="decimal"/>
-      <w:lvlText w:val=""/>
-      <w:lvlJc w:val="left"/>
-    </w:lvl>
-    <w:lvl w:ilvl="6" w:tplc="F47E257C">
-      <w:numFmt w:val="decimal"/>
-      <w:lvlText w:val=""/>
-      <w:lvlJc w:val="left"/>
-    </w:lvl>
-    <w:lvl w:ilvl="7" w:tplc="4B0EE63C">
-      <w:numFmt w:val="decimal"/>
-      <w:lvlText w:val=""/>
-      <w:lvlJc w:val="left"/>
-    </w:lvl>
-    <w:lvl w:ilvl="8" w:tplc="2FD69806">
-      <w:numFmt w:val="decimal"/>
-      <w:lvlText w:val=""/>
-      <w:lvlJc w:val="left"/>
-    </w:lvl>
-  </w:abstractNum>
-  <w:abstractNum w:abstractNumId="3" w15:restartNumberingAfterBreak="0">
-    <w:nsid w:val="3F9456FB"/>
-    <w:multiLevelType w:val="hybridMultilevel"/>
-    <w:tmpl w:val="5B10C7D0"/>
-    <w:lvl w:ilvl="0" w:tplc="F18C4C62" w:tentative="1">
+    <w:tmpl w:val="1B8C36AE"/>
+    <w:lvl w:ilvl="0" w:tplc="2E446180" w:tentative="1">
       <w:start w:val="1"/>
       <w:numFmt w:val="bullet"/>
       <w:lvlText w:val="●"/>
@@ -9343,7 +9227,7 @@
         <w:ind w:left="720" w:hanging="360"/>
       </w:pPr>
     </w:lvl>
-    <w:lvl w:ilvl="1" w:tplc="DC789E50" w:tentative="1">
+    <w:lvl w:ilvl="1" w:tplc="EAB4BAEC" w:tentative="1">
       <w:start w:val="1"/>
       <w:numFmt w:val="bullet"/>
       <w:lvlText w:val="○"/>
@@ -9352,7 +9236,7 @@
         <w:ind w:left="1440" w:hanging="360"/>
       </w:pPr>
     </w:lvl>
-    <w:lvl w:ilvl="2" w:tplc="145C890A" w:tentative="1">
+    <w:lvl w:ilvl="2" w:tplc="998641C0" w:tentative="1">
       <w:start w:val="1"/>
       <w:numFmt w:val="bullet"/>
       <w:lvlText w:val="■"/>
@@ -9361,7 +9245,7 @@
         <w:ind w:left="2160" w:hanging="360"/>
       </w:pPr>
     </w:lvl>
-    <w:lvl w:ilvl="3" w:tplc="BA525704" w:tentative="1">
+    <w:lvl w:ilvl="3" w:tplc="C870EE98" w:tentative="1">
       <w:start w:val="1"/>
       <w:numFmt w:val="bullet"/>
       <w:lvlText w:val="●"/>
@@ -9370,7 +9254,7 @@
         <w:ind w:left="2880" w:hanging="360"/>
       </w:pPr>
     </w:lvl>
-    <w:lvl w:ilvl="4" w:tplc="B20CE7C2" w:tentative="1">
+    <w:lvl w:ilvl="4" w:tplc="E3527146" w:tentative="1">
       <w:start w:val="1"/>
       <w:numFmt w:val="bullet"/>
       <w:lvlText w:val="○"/>
@@ -9379,7 +9263,7 @@
         <w:ind w:left="3600" w:hanging="360"/>
       </w:pPr>
     </w:lvl>
-    <w:lvl w:ilvl="5" w:tplc="8F4E4288" w:tentative="1">
+    <w:lvl w:ilvl="5" w:tplc="1FC0658E" w:tentative="1">
       <w:start w:val="1"/>
       <w:numFmt w:val="bullet"/>
       <w:lvlText w:val="■"/>
@@ -9388,7 +9272,7 @@
         <w:ind w:left="4320" w:hanging="360"/>
       </w:pPr>
     </w:lvl>
-    <w:lvl w:ilvl="6" w:tplc="BE9CFD5E" w:tentative="1">
+    <w:lvl w:ilvl="6" w:tplc="59BE4C1E" w:tentative="1">
       <w:start w:val="1"/>
       <w:numFmt w:val="bullet"/>
       <w:lvlText w:val="●"/>
@@ -9397,7 +9281,7 @@
         <w:ind w:left="5040" w:hanging="360"/>
       </w:pPr>
     </w:lvl>
-    <w:lvl w:ilvl="7" w:tplc="B35C5898" w:tentative="1">
+    <w:lvl w:ilvl="7" w:tplc="A0405962" w:tentative="1">
       <w:start w:val="1"/>
       <w:numFmt w:val="bullet"/>
       <w:lvlText w:val="●"/>
@@ -9406,7 +9290,7 @@
         <w:ind w:left="5760" w:hanging="360"/>
       </w:pPr>
     </w:lvl>
-    <w:lvl w:ilvl="8" w:tplc="38823144" w:tentative="1">
+    <w:lvl w:ilvl="8" w:tplc="5C28FA8A" w:tentative="1">
       <w:start w:val="1"/>
       <w:numFmt w:val="bullet"/>
       <w:lvlText w:val="●"/>
@@ -9416,26 +9300,142 @@
       </w:pPr>
     </w:lvl>
   </w:abstractNum>
-  <w:num w:numId="1" w16cid:durableId="543492365">
-    <w:abstractNumId w:val="3"/>
-    <w:lvlOverride w:ilvl="0">
-      <w:startOverride w:val="1"/>
-    </w:lvlOverride>
-  </w:num>
-  <w:num w:numId="2" w16cid:durableId="181207345">
+  <w:abstractNum w:abstractNumId="2" w15:restartNumberingAfterBreak="0">
+    <w:nsid w:val="6A754803"/>
+    <w:multiLevelType w:val="hybridMultilevel"/>
+    <w:tmpl w:val="AE00E91E"/>
+    <w:lvl w:ilvl="0" w:tplc="E8244602">
+      <w:start w:val="1"/>
+      <w:numFmt w:val="decimal"/>
+      <w:lvlText w:val="%1."/>
+      <w:lvlJc w:val="left"/>
+      <w:pPr>
+        <w:ind w:left="360" w:hanging="300"/>
+      </w:pPr>
+    </w:lvl>
+    <w:lvl w:ilvl="1" w:tplc="17A21CF4" w:tentative="1">
+      <w:start w:val="1"/>
+      <w:numFmt w:val="lowerLetter"/>
+      <w:lvlText w:val="%2."/>
+      <w:lvlJc w:val="left"/>
+      <w:pPr>
+        <w:ind w:left="720" w:hanging="300"/>
+      </w:pPr>
+    </w:lvl>
+    <w:lvl w:ilvl="2" w:tplc="1C509D74">
+      <w:numFmt w:val="decimal"/>
+      <w:lvlText w:val=""/>
+      <w:lvlJc w:val="left"/>
+    </w:lvl>
+    <w:lvl w:ilvl="3" w:tplc="0FC0A00A">
+      <w:numFmt w:val="decimal"/>
+      <w:lvlText w:val=""/>
+      <w:lvlJc w:val="left"/>
+    </w:lvl>
+    <w:lvl w:ilvl="4" w:tplc="39A86E52">
+      <w:numFmt w:val="decimal"/>
+      <w:lvlText w:val=""/>
+      <w:lvlJc w:val="left"/>
+    </w:lvl>
+    <w:lvl w:ilvl="5" w:tplc="BE4CFA20">
+      <w:numFmt w:val="decimal"/>
+      <w:lvlText w:val=""/>
+      <w:lvlJc w:val="left"/>
+    </w:lvl>
+    <w:lvl w:ilvl="6" w:tplc="4AF64AC2">
+      <w:numFmt w:val="decimal"/>
+      <w:lvlText w:val=""/>
+      <w:lvlJc w:val="left"/>
+    </w:lvl>
+    <w:lvl w:ilvl="7" w:tplc="6840F7E4">
+      <w:numFmt w:val="decimal"/>
+      <w:lvlText w:val=""/>
+      <w:lvlJc w:val="left"/>
+    </w:lvl>
+    <w:lvl w:ilvl="8" w:tplc="A342A4AA">
+      <w:numFmt w:val="decimal"/>
+      <w:lvlText w:val=""/>
+      <w:lvlJc w:val="left"/>
+    </w:lvl>
+  </w:abstractNum>
+  <w:abstractNum w:abstractNumId="3" w15:restartNumberingAfterBreak="0">
+    <w:nsid w:val="7CF211AA"/>
+    <w:multiLevelType w:val="hybridMultilevel"/>
+    <w:tmpl w:val="D3CEFEF4"/>
+    <w:lvl w:ilvl="0" w:tplc="7EFE5F38">
+      <w:start w:val="1"/>
+      <w:numFmt w:val="decimal"/>
+      <w:lvlText w:val="%1."/>
+      <w:lvlJc w:val="left"/>
+      <w:pPr>
+        <w:ind w:left="360" w:hanging="300"/>
+      </w:pPr>
+    </w:lvl>
+    <w:lvl w:ilvl="1" w:tplc="472E09D8" w:tentative="1">
+      <w:start w:val="1"/>
+      <w:numFmt w:val="lowerLetter"/>
+      <w:lvlText w:val="%2."/>
+      <w:lvlJc w:val="left"/>
+      <w:pPr>
+        <w:ind w:left="720" w:hanging="300"/>
+      </w:pPr>
+    </w:lvl>
+    <w:lvl w:ilvl="2" w:tplc="F90AA696">
+      <w:numFmt w:val="decimal"/>
+      <w:lvlText w:val=""/>
+      <w:lvlJc w:val="left"/>
+    </w:lvl>
+    <w:lvl w:ilvl="3" w:tplc="563E19BC">
+      <w:numFmt w:val="decimal"/>
+      <w:lvlText w:val=""/>
+      <w:lvlJc w:val="left"/>
+    </w:lvl>
+    <w:lvl w:ilvl="4" w:tplc="BA46B2EC">
+      <w:numFmt w:val="decimal"/>
+      <w:lvlText w:val=""/>
+      <w:lvlJc w:val="left"/>
+    </w:lvl>
+    <w:lvl w:ilvl="5" w:tplc="BB0AF41E">
+      <w:numFmt w:val="decimal"/>
+      <w:lvlText w:val=""/>
+      <w:lvlJc w:val="left"/>
+    </w:lvl>
+    <w:lvl w:ilvl="6" w:tplc="E140DD8A">
+      <w:numFmt w:val="decimal"/>
+      <w:lvlText w:val=""/>
+      <w:lvlJc w:val="left"/>
+    </w:lvl>
+    <w:lvl w:ilvl="7" w:tplc="7102C4CA">
+      <w:numFmt w:val="decimal"/>
+      <w:lvlText w:val=""/>
+      <w:lvlJc w:val="left"/>
+    </w:lvl>
+    <w:lvl w:ilvl="8" w:tplc="F578A702">
+      <w:numFmt w:val="decimal"/>
+      <w:lvlText w:val=""/>
+      <w:lvlJc w:val="left"/>
+    </w:lvl>
+  </w:abstractNum>
+  <w:num w:numId="1" w16cid:durableId="1886790049">
     <w:abstractNumId w:val="1"/>
     <w:lvlOverride w:ilvl="0">
       <w:startOverride w:val="1"/>
     </w:lvlOverride>
   </w:num>
-  <w:num w:numId="3" w16cid:durableId="1373383422">
+  <w:num w:numId="2" w16cid:durableId="204489429">
     <w:abstractNumId w:val="0"/>
     <w:lvlOverride w:ilvl="0">
       <w:startOverride w:val="1"/>
     </w:lvlOverride>
   </w:num>
-  <w:num w:numId="4" w16cid:durableId="1725449086">
+  <w:num w:numId="3" w16cid:durableId="783962689">
     <w:abstractNumId w:val="2"/>
+    <w:lvlOverride w:ilvl="0">
+      <w:startOverride w:val="1"/>
+    </w:lvlOverride>
+  </w:num>
+  <w:num w:numId="4" w16cid:durableId="384063244">
+    <w:abstractNumId w:val="3"/>
     <w:lvlOverride w:ilvl="0">
       <w:startOverride w:val="1"/>
     </w:lvlOverride>
@@ -10115,7 +10115,7 @@
     <w:autoRedefine/>
     <w:uiPriority w:val="39"/>
     <w:unhideWhenUsed/>
-    <w:rsid w:val="00095175"/>
+    <w:rsid w:val="00C5603C"/>
     <w:pPr>
       <w:spacing w:after="100"/>
     </w:pPr>
@@ -10127,7 +10127,7 @@
     <w:autoRedefine/>
     <w:uiPriority w:val="39"/>
     <w:unhideWhenUsed/>
-    <w:rsid w:val="00095175"/>
+    <w:rsid w:val="00C5603C"/>
     <w:pPr>
       <w:spacing w:after="100"/>
       <w:ind w:left="210"/>

--- a/discoverer-neo/docs/user-guide/manual/Discoverer-Neo-VIEWER-Guide-Full-fr-FR.docx
+++ b/discoverer-neo/docs/user-guide/manual/Discoverer-Neo-VIEWER-Guide-Full-fr-FR.docx
@@ -54,7 +54,7 @@
           <w:sz w:val="22"/>
           <w:szCs w:val="22"/>
         </w:rPr>
-        <w:t>Version 2.0.1</w:t>
+        <w:t>Version 2.1.0</w:t>
       </w:r>
     </w:p>
     <w:p>
@@ -74,7 +74,7 @@
     <w:sdt>
       <w:sdtPr>
         <w:alias w:val="Sommaire"/>
-        <w:id w:val="123507278"/>
+        <w:id w:val="1873426106"/>
       </w:sdtPr>
       <w:sdtEndPr/>
       <w:sdtContent>
@@ -102,7 +102,7 @@
           <w:r>
             <w:fldChar w:fldCharType="separate"/>
           </w:r>
-          <w:hyperlink w:anchor="_Toc241671791" w:history="1">
+          <w:hyperlink w:anchor="_Toc241697108" w:history="1">
             <w:r>
               <w:rPr>
                 <w:rStyle w:val="Hiperligao"/>
@@ -126,7 +126,7 @@
               <w:rPr>
                 <w:noProof/>
               </w:rPr>
-              <w:instrText xml:space="preserve"> PAGEREF _Toc241671791 \h </w:instrText>
+              <w:instrText xml:space="preserve"> PAGEREF _Toc241697108 \h </w:instrText>
             </w:r>
             <w:r>
               <w:rPr>
@@ -168,7 +168,7 @@
               <w14:ligatures w14:val="standardContextual"/>
             </w:rPr>
           </w:pPr>
-          <w:hyperlink w:anchor="_Toc241671792" w:history="1">
+          <w:hyperlink w:anchor="_Toc241697109" w:history="1">
             <w:r>
               <w:rPr>
                 <w:rStyle w:val="Hiperligao"/>
@@ -192,7 +192,7 @@
               <w:rPr>
                 <w:noProof/>
               </w:rPr>
-              <w:instrText xml:space="preserve"> PAGEREF _Toc241671792 \h </w:instrText>
+              <w:instrText xml:space="preserve"> PAGEREF _Toc241697109 \h </w:instrText>
             </w:r>
             <w:r>
               <w:rPr>
@@ -234,7 +234,7 @@
               <w14:ligatures w14:val="standardContextual"/>
             </w:rPr>
           </w:pPr>
-          <w:hyperlink w:anchor="_Toc241671793" w:history="1">
+          <w:hyperlink w:anchor="_Toc241697110" w:history="1">
             <w:r>
               <w:rPr>
                 <w:rStyle w:val="Hiperligao"/>
@@ -258,7 +258,7 @@
               <w:rPr>
                 <w:noProof/>
               </w:rPr>
-              <w:instrText xml:space="preserve"> PAGEREF _Toc241671793 \h </w:instrText>
+              <w:instrText xml:space="preserve"> PAGEREF _Toc241697110 \h </w:instrText>
             </w:r>
             <w:r>
               <w:rPr>
@@ -300,7 +300,7 @@
               <w14:ligatures w14:val="standardContextual"/>
             </w:rPr>
           </w:pPr>
-          <w:hyperlink w:anchor="_Toc241671794" w:history="1">
+          <w:hyperlink w:anchor="_Toc241697111" w:history="1">
             <w:r>
               <w:rPr>
                 <w:rStyle w:val="Hiperligao"/>
@@ -324,7 +324,7 @@
               <w:rPr>
                 <w:noProof/>
               </w:rPr>
-              <w:instrText xml:space="preserve"> PAGEREF _Toc241671794 \h </w:instrText>
+              <w:instrText xml:space="preserve"> PAGEREF _Toc241697111 \h </w:instrText>
             </w:r>
             <w:r>
               <w:rPr>
@@ -366,7 +366,7 @@
               <w14:ligatures w14:val="standardContextual"/>
             </w:rPr>
           </w:pPr>
-          <w:hyperlink w:anchor="_Toc241671795" w:history="1">
+          <w:hyperlink w:anchor="_Toc241697112" w:history="1">
             <w:r>
               <w:rPr>
                 <w:rStyle w:val="Hiperligao"/>
@@ -390,7 +390,7 @@
               <w:rPr>
                 <w:noProof/>
               </w:rPr>
-              <w:instrText xml:space="preserve"> PAGEREF _Toc241671795 \h </w:instrText>
+              <w:instrText xml:space="preserve"> PAGEREF _Toc241697112 \h </w:instrText>
             </w:r>
             <w:r>
               <w:rPr>
@@ -432,7 +432,7 @@
               <w14:ligatures w14:val="standardContextual"/>
             </w:rPr>
           </w:pPr>
-          <w:hyperlink w:anchor="_Toc241671796" w:history="1">
+          <w:hyperlink w:anchor="_Toc241697113" w:history="1">
             <w:r>
               <w:rPr>
                 <w:rStyle w:val="Hiperligao"/>
@@ -456,7 +456,7 @@
               <w:rPr>
                 <w:noProof/>
               </w:rPr>
-              <w:instrText xml:space="preserve"> PAGEREF _Toc241671796 \h </w:instrText>
+              <w:instrText xml:space="preserve"> PAGEREF _Toc241697113 \h </w:instrText>
             </w:r>
             <w:r>
               <w:rPr>
@@ -498,7 +498,7 @@
               <w14:ligatures w14:val="standardContextual"/>
             </w:rPr>
           </w:pPr>
-          <w:hyperlink w:anchor="_Toc241671797" w:history="1">
+          <w:hyperlink w:anchor="_Toc241697114" w:history="1">
             <w:r>
               <w:rPr>
                 <w:rStyle w:val="Hiperligao"/>
@@ -522,7 +522,7 @@
               <w:rPr>
                 <w:noProof/>
               </w:rPr>
-              <w:instrText xml:space="preserve"> PAGEREF _Toc241671797 \h </w:instrText>
+              <w:instrText xml:space="preserve"> PAGEREF _Toc241697114 \h </w:instrText>
             </w:r>
             <w:r>
               <w:rPr>
@@ -564,7 +564,7 @@
               <w14:ligatures w14:val="standardContextual"/>
             </w:rPr>
           </w:pPr>
-          <w:hyperlink w:anchor="_Toc241671798" w:history="1">
+          <w:hyperlink w:anchor="_Toc241697115" w:history="1">
             <w:r>
               <w:rPr>
                 <w:rStyle w:val="Hiperligao"/>
@@ -588,7 +588,7 @@
               <w:rPr>
                 <w:noProof/>
               </w:rPr>
-              <w:instrText xml:space="preserve"> PAGEREF _Toc241671798 \h </w:instrText>
+              <w:instrText xml:space="preserve"> PAGEREF _Toc241697115 \h </w:instrText>
             </w:r>
             <w:r>
               <w:rPr>
@@ -630,7 +630,7 @@
               <w14:ligatures w14:val="standardContextual"/>
             </w:rPr>
           </w:pPr>
-          <w:hyperlink w:anchor="_Toc241671799" w:history="1">
+          <w:hyperlink w:anchor="_Toc241697116" w:history="1">
             <w:r>
               <w:rPr>
                 <w:rStyle w:val="Hiperligao"/>
@@ -654,7 +654,7 @@
               <w:rPr>
                 <w:noProof/>
               </w:rPr>
-              <w:instrText xml:space="preserve"> PAGEREF _Toc241671799 \h </w:instrText>
+              <w:instrText xml:space="preserve"> PAGEREF _Toc241697116 \h </w:instrText>
             </w:r>
             <w:r>
               <w:rPr>
@@ -696,7 +696,7 @@
               <w14:ligatures w14:val="standardContextual"/>
             </w:rPr>
           </w:pPr>
-          <w:hyperlink w:anchor="_Toc241671800" w:history="1">
+          <w:hyperlink w:anchor="_Toc241697117" w:history="1">
             <w:r>
               <w:rPr>
                 <w:rStyle w:val="Hiperligao"/>
@@ -720,7 +720,7 @@
               <w:rPr>
                 <w:noProof/>
               </w:rPr>
-              <w:instrText xml:space="preserve"> PAGEREF _Toc241671800 \h </w:instrText>
+              <w:instrText xml:space="preserve"> PAGEREF _Toc241697117 \h </w:instrText>
             </w:r>
             <w:r>
               <w:rPr>
@@ -762,7 +762,7 @@
               <w14:ligatures w14:val="standardContextual"/>
             </w:rPr>
           </w:pPr>
-          <w:hyperlink w:anchor="_Toc241671801" w:history="1">
+          <w:hyperlink w:anchor="_Toc241697118" w:history="1">
             <w:r>
               <w:rPr>
                 <w:rStyle w:val="Hiperligao"/>
@@ -786,7 +786,7 @@
               <w:rPr>
                 <w:noProof/>
               </w:rPr>
-              <w:instrText xml:space="preserve"> PAGEREF _Toc241671801 \h </w:instrText>
+              <w:instrText xml:space="preserve"> PAGEREF _Toc241697118 \h </w:instrText>
             </w:r>
             <w:r>
               <w:rPr>
@@ -828,7 +828,7 @@
               <w14:ligatures w14:val="standardContextual"/>
             </w:rPr>
           </w:pPr>
-          <w:hyperlink w:anchor="_Toc241671802" w:history="1">
+          <w:hyperlink w:anchor="_Toc241697119" w:history="1">
             <w:r>
               <w:rPr>
                 <w:rStyle w:val="Hiperligao"/>
@@ -852,7 +852,7 @@
               <w:rPr>
                 <w:noProof/>
               </w:rPr>
-              <w:instrText xml:space="preserve"> PAGEREF _Toc241671802 \h </w:instrText>
+              <w:instrText xml:space="preserve"> PAGEREF _Toc241697119 \h </w:instrText>
             </w:r>
             <w:r>
               <w:rPr>
@@ -894,7 +894,7 @@
               <w14:ligatures w14:val="standardContextual"/>
             </w:rPr>
           </w:pPr>
-          <w:hyperlink w:anchor="_Toc241671803" w:history="1">
+          <w:hyperlink w:anchor="_Toc241697120" w:history="1">
             <w:r>
               <w:rPr>
                 <w:rStyle w:val="Hiperligao"/>
@@ -918,7 +918,7 @@
               <w:rPr>
                 <w:noProof/>
               </w:rPr>
-              <w:instrText xml:space="preserve"> PAGEREF _Toc241671803 \h </w:instrText>
+              <w:instrText xml:space="preserve"> PAGEREF _Toc241697120 \h </w:instrText>
             </w:r>
             <w:r>
               <w:rPr>
@@ -960,7 +960,7 @@
               <w14:ligatures w14:val="standardContextual"/>
             </w:rPr>
           </w:pPr>
-          <w:hyperlink w:anchor="_Toc241671804" w:history="1">
+          <w:hyperlink w:anchor="_Toc241697121" w:history="1">
             <w:r>
               <w:rPr>
                 <w:rStyle w:val="Hiperligao"/>
@@ -984,7 +984,7 @@
               <w:rPr>
                 <w:noProof/>
               </w:rPr>
-              <w:instrText xml:space="preserve"> PAGEREF _Toc241671804 \h </w:instrText>
+              <w:instrText xml:space="preserve"> PAGEREF _Toc241697121 \h </w:instrText>
             </w:r>
             <w:r>
               <w:rPr>
@@ -1026,7 +1026,7 @@
               <w14:ligatures w14:val="standardContextual"/>
             </w:rPr>
           </w:pPr>
-          <w:hyperlink w:anchor="_Toc241671805" w:history="1">
+          <w:hyperlink w:anchor="_Toc241697122" w:history="1">
             <w:r>
               <w:rPr>
                 <w:rStyle w:val="Hiperligao"/>
@@ -1050,7 +1050,7 @@
               <w:rPr>
                 <w:noProof/>
               </w:rPr>
-              <w:instrText xml:space="preserve"> PAGEREF _Toc241671805 \h </w:instrText>
+              <w:instrText xml:space="preserve"> PAGEREF _Toc241697122 \h </w:instrText>
             </w:r>
             <w:r>
               <w:rPr>
@@ -1092,7 +1092,7 @@
               <w14:ligatures w14:val="standardContextual"/>
             </w:rPr>
           </w:pPr>
-          <w:hyperlink w:anchor="_Toc241671806" w:history="1">
+          <w:hyperlink w:anchor="_Toc241697123" w:history="1">
             <w:r>
               <w:rPr>
                 <w:rStyle w:val="Hiperligao"/>
@@ -1116,7 +1116,7 @@
               <w:rPr>
                 <w:noProof/>
               </w:rPr>
-              <w:instrText xml:space="preserve"> PAGEREF _Toc241671806 \h </w:instrText>
+              <w:instrText xml:space="preserve"> PAGEREF _Toc241697123 \h </w:instrText>
             </w:r>
             <w:r>
               <w:rPr>
@@ -1164,7 +1164,7 @@
       <w:pPr>
         <w:pStyle w:val="Ttulo1"/>
       </w:pPr>
-      <w:bookmarkStart w:id="0" w:name="_Toc241671791"/>
+      <w:bookmarkStart w:id="0" w:name="_Toc241697108"/>
       <w:r>
         <w:lastRenderedPageBreak/>
         <w:t>Votre rôle en un coup d'œil</w:t>
@@ -1662,7 +1662,7 @@
       <w:pPr>
         <w:pStyle w:val="Ttulo2"/>
       </w:pPr>
-      <w:bookmarkStart w:id="1" w:name="_Toc241671792"/>
+      <w:bookmarkStart w:id="1" w:name="_Toc241697109"/>
       <w:r>
         <w:t>D'où viennent vos accès</w:t>
       </w:r>
@@ -2545,7 +2545,7 @@
       <w:pPr>
         <w:pStyle w:val="Ttulo2"/>
       </w:pPr>
-      <w:bookmarkStart w:id="2" w:name="_Toc241671793"/>
+      <w:bookmarkStart w:id="2" w:name="_Toc241697110"/>
       <w:r>
         <w:t>Se connecter, changer de mot de passe, se déconnecter</w:t>
       </w:r>
@@ -2659,10 +2659,10 @@
           <w:noProof/>
         </w:rPr>
         <w:drawing>
-          <wp:inline distT="0" distB="0" distL="0" distR="0" wp14:anchorId="4623733C" wp14:editId="5908A993">
+          <wp:inline distT="0" distB="0" distL="0" distR="0" wp14:anchorId="1CE417E4" wp14:editId="757540B8">
             <wp:extent cx="5715000" cy="3571875"/>
             <wp:effectExtent l="0" t="0" r="0" b="0"/>
-            <wp:docPr id="454" name="01-login.png" descr="La page de connexion avec E-mail, Mot de passe, Rester connecté et le bouton Se connecter." title="La page de connexion avec E-mail, Mot de passe, Rester connecté et le bouton Se connecter."/>
+            <wp:docPr id="418" name="01-login.png" descr="La page de connexion avec E-mail, Mot de passe, Rester connecté et le bouton Se connecter." title="La page de connexion avec E-mail, Mot de passe, Rester connecté et le bouton Se connecter."/>
             <wp:cNvGraphicFramePr>
               <a:graphicFrameLocks xmlns:a="http://schemas.openxmlformats.org/drawingml/2006/main" noChangeAspect="1"/>
             </wp:cNvGraphicFramePr>
@@ -2783,7 +2783,7 @@
         <w:pStyle w:val="Ttulo1"/>
         <w:pageBreakBefore/>
       </w:pPr>
-      <w:bookmarkStart w:id="3" w:name="_Toc241671794"/>
+      <w:bookmarkStart w:id="3" w:name="_Toc241697111"/>
       <w:r>
         <w:lastRenderedPageBreak/>
         <w:t>Tableau de bord</w:t>
@@ -2816,10 +2816,10 @@
           <w:noProof/>
         </w:rPr>
         <w:drawing>
-          <wp:inline distT="0" distB="0" distL="0" distR="0" wp14:anchorId="3C5E5201" wp14:editId="097CD5E5">
+          <wp:inline distT="0" distB="0" distL="0" distR="0" wp14:anchorId="2E40CA35" wp14:editId="069A145F">
             <wp:extent cx="5715000" cy="3571875"/>
             <wp:effectExtent l="0" t="0" r="0" b="0"/>
-            <wp:docPr id="455" name="01-dashboard.png" descr="Le tableau de bord du Viewer avec sa barre latérale réduite et les cartes de synthèse." title="Le tableau de bord du Viewer avec sa barre latérale réduite et les cartes de synthèse."/>
+            <wp:docPr id="419" name="01-dashboard.png" descr="Le tableau de bord du Viewer avec sa barre latérale réduite et les cartes de synthèse." title="Le tableau de bord du Viewer avec sa barre latérale réduite et les cartes de synthèse."/>
             <wp:cNvGraphicFramePr>
               <a:graphicFrameLocks xmlns:a="http://schemas.openxmlformats.org/drawingml/2006/main" noChangeAspect="1"/>
             </wp:cNvGraphicFramePr>
@@ -3239,7 +3239,7 @@
         <w:pStyle w:val="Ttulo1"/>
         <w:pageBreakBefore/>
       </w:pPr>
-      <w:bookmarkStart w:id="4" w:name="_Toc241671795"/>
+      <w:bookmarkStart w:id="4" w:name="_Toc241697112"/>
       <w:r>
         <w:lastRenderedPageBreak/>
         <w:t>Cartes</w:t>
@@ -3272,10 +3272,10 @@
           <w:noProof/>
         </w:rPr>
         <w:drawing>
-          <wp:inline distT="0" distB="0" distL="0" distR="0" wp14:anchorId="15266A64" wp14:editId="7DCC3AA4">
+          <wp:inline distT="0" distB="0" distL="0" distR="0" wp14:anchorId="600C2E11" wp14:editId="4E502CCC">
             <wp:extent cx="5715000" cy="3429000"/>
             <wp:effectExtent l="0" t="0" r="0" b="0"/>
-            <wp:docPr id="456" name="03-maps-all.png" descr="La liste Cartes, onglet Tous, où chaque carte n'a que l'icône Ouvrir." title="La liste Cartes, onglet Tous, où chaque carte n'a que l'icône Ouvrir."/>
+            <wp:docPr id="420" name="03-maps-all.png" descr="La liste Cartes, onglet Tous, où chaque carte n'a que l'icône Ouvrir." title="La liste Cartes, onglet Tous, où chaque carte n'a que l'icône Ouvrir."/>
             <wp:cNvGraphicFramePr>
               <a:graphicFrameLocks xmlns:a="http://schemas.openxmlformats.org/drawingml/2006/main" noChangeAspect="1"/>
             </wp:cNvGraphicFramePr>
@@ -3994,10 +3994,10 @@
         </w:rPr>
         <w:lastRenderedPageBreak/>
         <w:drawing>
-          <wp:inline distT="0" distB="0" distL="0" distR="0" wp14:anchorId="1EF2AE40" wp14:editId="5F138CB6">
+          <wp:inline distT="0" distB="0" distL="0" distR="0" wp14:anchorId="74D37A27" wp14:editId="70022785">
             <wp:extent cx="5715000" cy="3429000"/>
             <wp:effectExtent l="0" t="0" r="0" b="0"/>
-            <wp:docPr id="457" name="02-maps-shared.png" descr="La liste Cartes, onglet Partagées avec moi, avec la carte Classeurs et seulement l'icône Ouvrir." title="La liste Cartes, onglet Partagées avec moi, avec la carte Classeurs et seulement l'icône Ouvrir."/>
+            <wp:docPr id="421" name="02-maps-shared.png" descr="La liste Cartes, onglet Partagées avec moi, avec la carte Classeurs et seulement l'icône Ouvrir." title="La liste Cartes, onglet Partagées avec moi, avec la carte Classeurs et seulement l'icône Ouvrir."/>
             <wp:cNvGraphicFramePr>
               <a:graphicFrameLocks xmlns:a="http://schemas.openxmlformats.org/drawingml/2006/main" noChangeAspect="1"/>
             </wp:cNvGraphicFramePr>
@@ -4082,7 +4082,7 @@
         <w:pStyle w:val="Ttulo1"/>
         <w:pageBreakBefore/>
       </w:pPr>
-      <w:bookmarkStart w:id="5" w:name="_Toc241671796"/>
+      <w:bookmarkStart w:id="5" w:name="_Toc241697113"/>
       <w:r>
         <w:lastRenderedPageBreak/>
         <w:t>La visionneuse de cartes</w:t>
@@ -4105,10 +4105,10 @@
           <w:noProof/>
         </w:rPr>
         <w:drawing>
-          <wp:inline distT="0" distB="0" distL="0" distR="0" wp14:anchorId="0C0A1C8E" wp14:editId="7AF61F6A">
+          <wp:inline distT="0" distB="0" distL="0" distR="0" wp14:anchorId="1DB3152D" wp14:editId="7A401C90">
             <wp:extent cx="5715000" cy="3571875"/>
             <wp:effectExtent l="0" t="0" r="0" b="0"/>
-            <wp:docPr id="458" name="06-viewer-results.png" descr="Une exécution terminée avec les boutons Excel, CSV et PDF au-dessus de la grille de résultats." title="Une exécution terminée avec les boutons Excel, CSV et PDF au-dessus de la grille de résultats."/>
+            <wp:docPr id="422" name="06-viewer-results.png" descr="Une exécution terminée avec les boutons Excel, CSV et PDF au-dessus de la grille de résultats." title="Une exécution terminée avec les boutons Excel, CSV et PDF au-dessus de la grille de résultats."/>
             <wp:cNvGraphicFramePr>
               <a:graphicFrameLocks xmlns:a="http://schemas.openxmlformats.org/drawingml/2006/main" noChangeAspect="1"/>
             </wp:cNvGraphicFramePr>
@@ -4557,7 +4557,7 @@
       <w:pPr>
         <w:pStyle w:val="Ttulo2"/>
       </w:pPr>
-      <w:bookmarkStart w:id="6" w:name="_Toc241671797"/>
+      <w:bookmarkStart w:id="6" w:name="_Toc241697114"/>
       <w:r>
         <w:t>Paramètres d'exécution</w:t>
       </w:r>
@@ -4600,10 +4600,10 @@
         </w:rPr>
         <w:lastRenderedPageBreak/>
         <w:drawing>
-          <wp:inline distT="0" distB="0" distL="0" distR="0" wp14:anchorId="4F202FAD" wp14:editId="20D1D797">
+          <wp:inline distT="0" distB="0" distL="0" distR="0" wp14:anchorId="0894A984" wp14:editId="4A37E154">
             <wp:extent cx="2905125" cy="2152650"/>
             <wp:effectExtent l="0" t="0" r="0" b="0"/>
-            <wp:docPr id="459" name="05-viewer-params-filled.png" descr="La boîte de dialogue Paramètres d'exécution avec les deux valeurs obligatoires renseignées." title="La boîte de dialogue Paramètres d'exécution avec les deux valeurs obligatoires renseignées."/>
+            <wp:docPr id="423" name="05-viewer-params-filled.png" descr="La boîte de dialogue Paramètres d'exécution avec les deux valeurs obligatoires renseignées." title="La boîte de dialogue Paramètres d'exécution avec les deux valeurs obligatoires renseignées."/>
             <wp:cNvGraphicFramePr>
               <a:graphicFrameLocks xmlns:a="http://schemas.openxmlformats.org/drawingml/2006/main" noChangeAspect="1"/>
             </wp:cNvGraphicFramePr>
@@ -4652,7 +4652,7 @@
       <w:pPr>
         <w:pStyle w:val="Ttulo2"/>
       </w:pPr>
-      <w:bookmarkStart w:id="7" w:name="_Toc241671798"/>
+      <w:bookmarkStart w:id="7" w:name="_Toc241697115"/>
       <w:r>
         <w:t>Lire les résultats</w:t>
       </w:r>
@@ -5323,7 +5323,7 @@
       <w:pPr>
         <w:pStyle w:val="Ttulo2"/>
       </w:pPr>
-      <w:bookmarkStart w:id="8" w:name="_Toc241671799"/>
+      <w:bookmarkStart w:id="8" w:name="_Toc241697116"/>
       <w:r>
         <w:t>Quand une exécution ne fonctionne pas</w:t>
       </w:r>
@@ -5715,7 +5715,7 @@
       <w:pPr>
         <w:pStyle w:val="Ttulo2"/>
       </w:pPr>
-      <w:bookmarkStart w:id="9" w:name="_Toc241671800"/>
+      <w:bookmarkStart w:id="9" w:name="_Toc241697117"/>
       <w:r>
         <w:t>Exporter (seulement si votre accès le permet)</w:t>
       </w:r>
@@ -6122,10 +6122,10 @@
           <w:noProof/>
         </w:rPr>
         <w:drawing>
-          <wp:inline distT="0" distB="0" distL="0" distR="0" wp14:anchorId="2D488A3B" wp14:editId="52EBD31F">
+          <wp:inline distT="0" distB="0" distL="0" distR="0" wp14:anchorId="5CCC2C14" wp14:editId="1FC3EFEE">
             <wp:extent cx="3324225" cy="3990975"/>
             <wp:effectExtent l="0" t="0" r="0" b="0"/>
-            <wp:docPr id="460" name="17-builder-pdf-dialog.png" descr="La boîte de dialogue d'exportation PDF avec les options d'orientation, de format du papier, de titre et de police." title="La boîte de dialogue d'exportation PDF avec les options d'orientation, de format du papier, de titre et de police."/>
+            <wp:docPr id="424" name="17-builder-pdf-dialog.png" descr="La boîte de dialogue d'exportation PDF avec les options d'orientation, de format du papier, de titre et de police." title="La boîte de dialogue d'exportation PDF avec les options d'orientation, de format du papier, de titre et de police."/>
             <wp:cNvGraphicFramePr>
               <a:graphicFrameLocks xmlns:a="http://schemas.openxmlformats.org/drawingml/2006/main" noChangeAspect="1"/>
             </wp:cNvGraphicFramePr>
@@ -6215,7 +6215,7 @@
         <w:pStyle w:val="Ttulo1"/>
         <w:pageBreakBefore/>
       </w:pPr>
-      <w:bookmarkStart w:id="10" w:name="_Toc241671801"/>
+      <w:bookmarkStart w:id="10" w:name="_Toc241697118"/>
       <w:r>
         <w:lastRenderedPageBreak/>
         <w:t>Exécutions</w:t>
@@ -6248,10 +6248,10 @@
           <w:noProof/>
         </w:rPr>
         <w:drawing>
-          <wp:inline distT="0" distB="0" distL="0" distR="0" wp14:anchorId="3C0F365C" wp14:editId="2EA5490E">
+          <wp:inline distT="0" distB="0" distL="0" distR="0" wp14:anchorId="3AD8502F" wp14:editId="1788E2EF">
             <wp:extent cx="5715000" cy="3571875"/>
             <wp:effectExtent l="0" t="0" r="0" b="0"/>
-            <wp:docPr id="461" name="07-runs.png" descr="La page Exécutions listant les propres exécutions du Viewer." title="La page Exécutions listant les propres exécutions du Viewer."/>
+            <wp:docPr id="425" name="07-runs.png" descr="La page Exécutions listant les propres exécutions du Viewer." title="La page Exécutions listant les propres exécutions du Viewer."/>
             <wp:cNvGraphicFramePr>
               <a:graphicFrameLocks xmlns:a="http://schemas.openxmlformats.org/drawingml/2006/main" noChangeAspect="1"/>
             </wp:cNvGraphicFramePr>
@@ -6985,7 +6985,7 @@
         <w:pStyle w:val="Ttulo1"/>
         <w:pageBreakBefore/>
       </w:pPr>
-      <w:bookmarkStart w:id="11" w:name="_Toc241671802"/>
+      <w:bookmarkStart w:id="11" w:name="_Toc241697119"/>
       <w:r>
         <w:lastRenderedPageBreak/>
         <w:t>Exportations</w:t>
@@ -7018,10 +7018,10 @@
           <w:noProof/>
         </w:rPr>
         <w:drawing>
-          <wp:inline distT="0" distB="0" distL="0" distR="0" wp14:anchorId="15F06B91" wp14:editId="435B461C">
+          <wp:inline distT="0" distB="0" distL="0" distR="0" wp14:anchorId="7976A5B7" wp14:editId="57C054D7">
             <wp:extent cx="5715000" cy="3571875"/>
             <wp:effectExtent l="0" t="0" r="0" b="0"/>
-            <wp:docPr id="462" name="44-exports.png" descr="La page Exportations listant les exportations avec un bouton Télécharger sur celles qui sont terminées." title="La page Exportations listant les exportations avec un bouton Télécharger sur celles qui sont terminées."/>
+            <wp:docPr id="426" name="44-exports.png" descr="La page Exportations listant les exportations avec un bouton Télécharger sur celles qui sont terminées." title="La page Exportations listant les exportations avec un bouton Télécharger sur celles qui sont terminées."/>
             <wp:cNvGraphicFramePr>
               <a:graphicFrameLocks xmlns:a="http://schemas.openxmlformats.org/drawingml/2006/main" noChangeAspect="1"/>
             </wp:cNvGraphicFramePr>
@@ -7176,7 +7176,7 @@
         <w:pStyle w:val="Ttulo1"/>
         <w:pageBreakBefore/>
       </w:pPr>
-      <w:bookmarkStart w:id="12" w:name="_Toc241671803"/>
+      <w:bookmarkStart w:id="12" w:name="_Toc241697120"/>
       <w:r>
         <w:lastRenderedPageBreak/>
         <w:t>Planifications</w:t>
@@ -7259,10 +7259,10 @@
           <w:noProof/>
         </w:rPr>
         <w:drawing>
-          <wp:inline distT="0" distB="0" distL="0" distR="0" wp14:anchorId="1F9D6F00" wp14:editId="75B809C5">
+          <wp:inline distT="0" distB="0" distL="0" distR="0" wp14:anchorId="0883A396" wp14:editId="3D275F0D">
             <wp:extent cx="5715000" cy="3571875"/>
             <wp:effectExtent l="0" t="0" r="0" b="0"/>
-            <wp:docPr id="463" name="09-schedules.png" descr="La page Planifications avec le message Aucune planification pour le moment." title="La page Planifications avec le message Aucune planification pour le moment."/>
+            <wp:docPr id="427" name="09-schedules.png" descr="La page Planifications avec le message Aucune planification pour le moment." title="La page Planifications avec le message Aucune planification pour le moment."/>
             <wp:cNvGraphicFramePr>
               <a:graphicFrameLocks xmlns:a="http://schemas.openxmlformats.org/drawingml/2006/main" noChangeAspect="1"/>
             </wp:cNvGraphicFramePr>
@@ -7579,7 +7579,7 @@
         <w:pStyle w:val="Ttulo1"/>
         <w:pageBreakBefore/>
       </w:pPr>
-      <w:bookmarkStart w:id="13" w:name="_Toc241671804"/>
+      <w:bookmarkStart w:id="13" w:name="_Toc241697121"/>
       <w:r>
         <w:lastRenderedPageBreak/>
         <w:t>Paramètres</w:t>
@@ -7609,10 +7609,10 @@
           <w:noProof/>
         </w:rPr>
         <w:drawing>
-          <wp:inline distT="0" distB="0" distL="0" distR="0" wp14:anchorId="305BC24E" wp14:editId="4B39E800">
+          <wp:inline distT="0" distB="0" distL="0" distR="0" wp14:anchorId="2A7639FC" wp14:editId="149B3E3C">
             <wp:extent cx="5715000" cy="3571875"/>
             <wp:effectExtent l="0" t="0" r="0" b="0"/>
-            <wp:docPr id="464" name="04-settings.png" descr="La page Paramètres avec les cartes Langue, Thème et Palette de couleurs." title="La page Paramètres avec les cartes Langue, Thème et Palette de couleurs."/>
+            <wp:docPr id="428" name="04-settings.png" descr="La page Paramètres avec les cartes Langue, Thème et Palette de couleurs." title="La page Paramètres avec les cartes Langue, Thème et Palette de couleurs."/>
             <wp:cNvGraphicFramePr>
               <a:graphicFrameLocks xmlns:a="http://schemas.openxmlformats.org/drawingml/2006/main" noChangeAspect="1"/>
             </wp:cNvGraphicFramePr>
@@ -8164,7 +8164,7 @@
         <w:pStyle w:val="Ttulo1"/>
         <w:pageBreakBefore/>
       </w:pPr>
-      <w:bookmarkStart w:id="14" w:name="_Toc241671805"/>
+      <w:bookmarkStart w:id="14" w:name="_Toc241697122"/>
       <w:r>
         <w:lastRenderedPageBreak/>
         <w:t>Questions fréquentes</w:t>
@@ -8322,7 +8322,7 @@
         <w:pStyle w:val="Ttulo1"/>
         <w:pageBreakBefore/>
       </w:pPr>
-      <w:bookmarkStart w:id="15" w:name="_Toc241671806"/>
+      <w:bookmarkStart w:id="15" w:name="_Toc241697123"/>
       <w:r>
         <w:lastRenderedPageBreak/>
         <w:t>Glossaire</w:t>
@@ -9148,7 +9148,7 @@
         <w:sz w:val="16"/>
         <w:szCs w:val="16"/>
       </w:rPr>
-      <w:t>Discoverer Neo 2.0.1 · Guide complet · VIEWER</w:t>
+      <w:t>Discoverer Neo 2.1.0 · Guide complet · VIEWER</w:t>
     </w:r>
   </w:p>
 </w:hdr>
@@ -9157,10 +9157,10 @@
 <file path=word/numbering.xml><?xml version="1.0" encoding="utf-8"?>
 <w:numbering xmlns:wpc="http://schemas.microsoft.com/office/word/2010/wordprocessingCanvas" xmlns:cx="http://schemas.microsoft.com/office/drawing/2014/chartex" xmlns:cx1="http://schemas.microsoft.com/office/drawing/2015/9/8/chartex" xmlns:cx2="http://schemas.microsoft.com/office/drawing/2015/10/21/chartex" xmlns:cx3="http://schemas.microsoft.com/office/drawing/2016/5/9/chartex" xmlns:cx4="http://schemas.microsoft.com/office/drawing/2016/5/10/chartex" xmlns:cx5="http://schemas.microsoft.com/office/drawing/2016/5/11/chartex" xmlns:cx6="http://schemas.microsoft.com/office/drawing/2016/5/12/chartex" xmlns:cx7="http://schemas.microsoft.com/office/drawing/2016/5/13/chartex" xmlns:cx8="http://schemas.microsoft.com/office/drawing/2016/5/14/chartex" xmlns:mc="http://schemas.openxmlformats.org/markup-compatibility/2006" xmlns:aink="http://schemas.microsoft.com/office/drawing/2016/ink" xmlns:am3d="http://schemas.microsoft.com/office/drawing/2017/model3d" xmlns:o="urn:schemas-microsoft-com:office:office" xmlns:oel="http://schemas.microsoft.com/office/2019/extlst" xmlns:r="http://schemas.openxmlformats.org/officeDocument/2006/relationships" xmlns:m="http://schemas.openxmlformats.org/officeDocument/2006/math" xmlns:v="urn:schemas-microsoft-com:vml" xmlns:wp14="http://schemas.microsoft.com/office/word/2010/wordprocessingDrawing" xmlns:wp="http://schemas.openxmlformats.org/drawingml/2006/wordprocessingDrawing" xmlns:w10="urn:schemas-microsoft-com:office:word" xmlns:w="http://schemas.openxmlformats.org/wordprocessingml/2006/main" xmlns:w14="http://schemas.microsoft.com/office/word/2010/wordml" xmlns:w15="http://schemas.microsoft.com/office/word/2012/wordml" xmlns:w16cex="http://schemas.microsoft.com/office/word/2018/wordml/cex" xmlns:w16cid="http://schemas.microsoft.com/office/word/2016/wordml/cid" xmlns:w16="http://schemas.microsoft.com/office/word/2018/wordml" xmlns:w16sdtdh="http://schemas.microsoft.com/office/word/2020/wordml/sdtdatahash" xmlns:w16se="http://schemas.microsoft.com/office/word/2015/wordml/symex" xmlns:wpg="http://schemas.microsoft.com/office/word/2010/wordprocessingGroup" xmlns:wpi="http://schemas.microsoft.com/office/word/2010/wordprocessingInk" xmlns:wne="http://schemas.microsoft.com/office/word/2006/wordml" xmlns:wps="http://schemas.microsoft.com/office/word/2010/wordprocessingShape" mc:Ignorable="w14 w15 w16se w16cid w16 w16cex w16sdtdh wp14">
   <w:abstractNum w:abstractNumId="0" w15:restartNumberingAfterBreak="0">
-    <w:nsid w:val="11CB437F"/>
+    <w:nsid w:val="0F02758B"/>
     <w:multiLevelType w:val="hybridMultilevel"/>
-    <w:tmpl w:val="5EF2E824"/>
-    <w:lvl w:ilvl="0" w:tplc="6E4610B8">
+    <w:tmpl w:val="6CA21EE6"/>
+    <w:lvl w:ilvl="0" w:tplc="D25CCB1E">
       <w:start w:val="1"/>
       <w:numFmt w:val="bullet"/>
       <w:lvlText w:val="•"/>
@@ -9169,7 +9169,7 @@
         <w:ind w:left="360" w:hanging="260"/>
       </w:pPr>
     </w:lvl>
-    <w:lvl w:ilvl="1" w:tplc="C2D2ACB2" w:tentative="1">
+    <w:lvl w:ilvl="1" w:tplc="E5DA5E58" w:tentative="1">
       <w:start w:val="1"/>
       <w:numFmt w:val="bullet"/>
       <w:lvlText w:val="–"/>
@@ -9178,47 +9178,105 @@
         <w:ind w:left="720" w:hanging="260"/>
       </w:pPr>
     </w:lvl>
-    <w:lvl w:ilvl="2" w:tplc="A5DA218C">
+    <w:lvl w:ilvl="2" w:tplc="F36C41E8">
       <w:numFmt w:val="decimal"/>
       <w:lvlText w:val=""/>
       <w:lvlJc w:val="left"/>
     </w:lvl>
-    <w:lvl w:ilvl="3" w:tplc="4AA05CC2">
+    <w:lvl w:ilvl="3" w:tplc="E86625F2">
       <w:numFmt w:val="decimal"/>
       <w:lvlText w:val=""/>
       <w:lvlJc w:val="left"/>
     </w:lvl>
-    <w:lvl w:ilvl="4" w:tplc="D210424C">
+    <w:lvl w:ilvl="4" w:tplc="0A6649EA">
       <w:numFmt w:val="decimal"/>
       <w:lvlText w:val=""/>
       <w:lvlJc w:val="left"/>
     </w:lvl>
-    <w:lvl w:ilvl="5" w:tplc="BA525312">
+    <w:lvl w:ilvl="5" w:tplc="E8B4CA1C">
       <w:numFmt w:val="decimal"/>
       <w:lvlText w:val=""/>
       <w:lvlJc w:val="left"/>
     </w:lvl>
-    <w:lvl w:ilvl="6" w:tplc="54E4244E">
+    <w:lvl w:ilvl="6" w:tplc="32B80530">
       <w:numFmt w:val="decimal"/>
       <w:lvlText w:val=""/>
       <w:lvlJc w:val="left"/>
     </w:lvl>
-    <w:lvl w:ilvl="7" w:tplc="1480BBF8">
+    <w:lvl w:ilvl="7" w:tplc="7B5CFDF6">
       <w:numFmt w:val="decimal"/>
       <w:lvlText w:val=""/>
       <w:lvlJc w:val="left"/>
     </w:lvl>
-    <w:lvl w:ilvl="8" w:tplc="B93221B8">
+    <w:lvl w:ilvl="8" w:tplc="7A1E46BC">
       <w:numFmt w:val="decimal"/>
       <w:lvlText w:val=""/>
       <w:lvlJc w:val="left"/>
     </w:lvl>
   </w:abstractNum>
   <w:abstractNum w:abstractNumId="1" w15:restartNumberingAfterBreak="0">
-    <w:nsid w:val="3DB577B4"/>
+    <w:nsid w:val="32B20571"/>
     <w:multiLevelType w:val="hybridMultilevel"/>
-    <w:tmpl w:val="1B8C36AE"/>
-    <w:lvl w:ilvl="0" w:tplc="2E446180" w:tentative="1">
+    <w:tmpl w:val="D826A89E"/>
+    <w:lvl w:ilvl="0" w:tplc="3A52E856">
+      <w:start w:val="1"/>
+      <w:numFmt w:val="decimal"/>
+      <w:lvlText w:val="%1."/>
+      <w:lvlJc w:val="left"/>
+      <w:pPr>
+        <w:ind w:left="360" w:hanging="300"/>
+      </w:pPr>
+    </w:lvl>
+    <w:lvl w:ilvl="1" w:tplc="B5D664D2" w:tentative="1">
+      <w:start w:val="1"/>
+      <w:numFmt w:val="lowerLetter"/>
+      <w:lvlText w:val="%2."/>
+      <w:lvlJc w:val="left"/>
+      <w:pPr>
+        <w:ind w:left="720" w:hanging="300"/>
+      </w:pPr>
+    </w:lvl>
+    <w:lvl w:ilvl="2" w:tplc="349EF4C4">
+      <w:numFmt w:val="decimal"/>
+      <w:lvlText w:val=""/>
+      <w:lvlJc w:val="left"/>
+    </w:lvl>
+    <w:lvl w:ilvl="3" w:tplc="89842DCE">
+      <w:numFmt w:val="decimal"/>
+      <w:lvlText w:val=""/>
+      <w:lvlJc w:val="left"/>
+    </w:lvl>
+    <w:lvl w:ilvl="4" w:tplc="BDF4D472">
+      <w:numFmt w:val="decimal"/>
+      <w:lvlText w:val=""/>
+      <w:lvlJc w:val="left"/>
+    </w:lvl>
+    <w:lvl w:ilvl="5" w:tplc="DBC6EDEA">
+      <w:numFmt w:val="decimal"/>
+      <w:lvlText w:val=""/>
+      <w:lvlJc w:val="left"/>
+    </w:lvl>
+    <w:lvl w:ilvl="6" w:tplc="F0AEDF04">
+      <w:numFmt w:val="decimal"/>
+      <w:lvlText w:val=""/>
+      <w:lvlJc w:val="left"/>
+    </w:lvl>
+    <w:lvl w:ilvl="7" w:tplc="34E6AFDC">
+      <w:numFmt w:val="decimal"/>
+      <w:lvlText w:val=""/>
+      <w:lvlJc w:val="left"/>
+    </w:lvl>
+    <w:lvl w:ilvl="8" w:tplc="3C1ED8E6">
+      <w:numFmt w:val="decimal"/>
+      <w:lvlText w:val=""/>
+      <w:lvlJc w:val="left"/>
+    </w:lvl>
+  </w:abstractNum>
+  <w:abstractNum w:abstractNumId="2" w15:restartNumberingAfterBreak="0">
+    <w:nsid w:val="36940CD0"/>
+    <w:multiLevelType w:val="hybridMultilevel"/>
+    <w:tmpl w:val="6C5EACC2"/>
+    <w:lvl w:ilvl="0" w:tplc="F8BE1C86" w:tentative="1">
       <w:start w:val="1"/>
       <w:numFmt w:val="bullet"/>
       <w:lvlText w:val="●"/>
@@ -9227,7 +9285,7 @@
         <w:ind w:left="720" w:hanging="360"/>
       </w:pPr>
     </w:lvl>
-    <w:lvl w:ilvl="1" w:tplc="EAB4BAEC" w:tentative="1">
+    <w:lvl w:ilvl="1" w:tplc="CADCD286" w:tentative="1">
       <w:start w:val="1"/>
       <w:numFmt w:val="bullet"/>
       <w:lvlText w:val="○"/>
@@ -9236,7 +9294,7 @@
         <w:ind w:left="1440" w:hanging="360"/>
       </w:pPr>
     </w:lvl>
-    <w:lvl w:ilvl="2" w:tplc="998641C0" w:tentative="1">
+    <w:lvl w:ilvl="2" w:tplc="046C03DC" w:tentative="1">
       <w:start w:val="1"/>
       <w:numFmt w:val="bullet"/>
       <w:lvlText w:val="■"/>
@@ -9245,7 +9303,7 @@
         <w:ind w:left="2160" w:hanging="360"/>
       </w:pPr>
     </w:lvl>
-    <w:lvl w:ilvl="3" w:tplc="C870EE98" w:tentative="1">
+    <w:lvl w:ilvl="3" w:tplc="66403368" w:tentative="1">
       <w:start w:val="1"/>
       <w:numFmt w:val="bullet"/>
       <w:lvlText w:val="●"/>
@@ -9254,7 +9312,7 @@
         <w:ind w:left="2880" w:hanging="360"/>
       </w:pPr>
     </w:lvl>
-    <w:lvl w:ilvl="4" w:tplc="E3527146" w:tentative="1">
+    <w:lvl w:ilvl="4" w:tplc="A47CB7B0" w:tentative="1">
       <w:start w:val="1"/>
       <w:numFmt w:val="bullet"/>
       <w:lvlText w:val="○"/>
@@ -9263,7 +9321,7 @@
         <w:ind w:left="3600" w:hanging="360"/>
       </w:pPr>
     </w:lvl>
-    <w:lvl w:ilvl="5" w:tplc="1FC0658E" w:tentative="1">
+    <w:lvl w:ilvl="5" w:tplc="6F044C46" w:tentative="1">
       <w:start w:val="1"/>
       <w:numFmt w:val="bullet"/>
       <w:lvlText w:val="■"/>
@@ -9272,7 +9330,7 @@
         <w:ind w:left="4320" w:hanging="360"/>
       </w:pPr>
     </w:lvl>
-    <w:lvl w:ilvl="6" w:tplc="59BE4C1E" w:tentative="1">
+    <w:lvl w:ilvl="6" w:tplc="A03492C2" w:tentative="1">
       <w:start w:val="1"/>
       <w:numFmt w:val="bullet"/>
       <w:lvlText w:val="●"/>
@@ -9281,7 +9339,7 @@
         <w:ind w:left="5040" w:hanging="360"/>
       </w:pPr>
     </w:lvl>
-    <w:lvl w:ilvl="7" w:tplc="A0405962" w:tentative="1">
+    <w:lvl w:ilvl="7" w:tplc="C98EE202" w:tentative="1">
       <w:start w:val="1"/>
       <w:numFmt w:val="bullet"/>
       <w:lvlText w:val="●"/>
@@ -9290,7 +9348,7 @@
         <w:ind w:left="5760" w:hanging="360"/>
       </w:pPr>
     </w:lvl>
-    <w:lvl w:ilvl="8" w:tplc="5C28FA8A" w:tentative="1">
+    <w:lvl w:ilvl="8" w:tplc="F5E04E06" w:tentative="1">
       <w:start w:val="1"/>
       <w:numFmt w:val="bullet"/>
       <w:lvlText w:val="●"/>
@@ -9300,11 +9358,11 @@
       </w:pPr>
     </w:lvl>
   </w:abstractNum>
-  <w:abstractNum w:abstractNumId="2" w15:restartNumberingAfterBreak="0">
-    <w:nsid w:val="6A754803"/>
+  <w:abstractNum w:abstractNumId="3" w15:restartNumberingAfterBreak="0">
+    <w:nsid w:val="6B8A4DDC"/>
     <w:multiLevelType w:val="hybridMultilevel"/>
-    <w:tmpl w:val="AE00E91E"/>
-    <w:lvl w:ilvl="0" w:tplc="E8244602">
+    <w:tmpl w:val="4DE47A84"/>
+    <w:lvl w:ilvl="0" w:tplc="808CEC10">
       <w:start w:val="1"/>
       <w:numFmt w:val="decimal"/>
       <w:lvlText w:val="%1."/>
@@ -9313,7 +9371,7 @@
         <w:ind w:left="360" w:hanging="300"/>
       </w:pPr>
     </w:lvl>
-    <w:lvl w:ilvl="1" w:tplc="17A21CF4" w:tentative="1">
+    <w:lvl w:ilvl="1" w:tplc="CD50F472" w:tentative="1">
       <w:start w:val="1"/>
       <w:numFmt w:val="lowerLetter"/>
       <w:lvlText w:val="%2."/>
@@ -9322,120 +9380,62 @@
         <w:ind w:left="720" w:hanging="300"/>
       </w:pPr>
     </w:lvl>
-    <w:lvl w:ilvl="2" w:tplc="1C509D74">
+    <w:lvl w:ilvl="2" w:tplc="725A43FE">
       <w:numFmt w:val="decimal"/>
       <w:lvlText w:val=""/>
       <w:lvlJc w:val="left"/>
     </w:lvl>
-    <w:lvl w:ilvl="3" w:tplc="0FC0A00A">
+    <w:lvl w:ilvl="3" w:tplc="DF8A4B6A">
       <w:numFmt w:val="decimal"/>
       <w:lvlText w:val=""/>
       <w:lvlJc w:val="left"/>
     </w:lvl>
-    <w:lvl w:ilvl="4" w:tplc="39A86E52">
+    <w:lvl w:ilvl="4" w:tplc="A69C6332">
       <w:numFmt w:val="decimal"/>
       <w:lvlText w:val=""/>
       <w:lvlJc w:val="left"/>
     </w:lvl>
-    <w:lvl w:ilvl="5" w:tplc="BE4CFA20">
+    <w:lvl w:ilvl="5" w:tplc="0B7C0500">
       <w:numFmt w:val="decimal"/>
       <w:lvlText w:val=""/>
       <w:lvlJc w:val="left"/>
     </w:lvl>
-    <w:lvl w:ilvl="6" w:tplc="4AF64AC2">
+    <w:lvl w:ilvl="6" w:tplc="282228B2">
       <w:numFmt w:val="decimal"/>
       <w:lvlText w:val=""/>
       <w:lvlJc w:val="left"/>
     </w:lvl>
-    <w:lvl w:ilvl="7" w:tplc="6840F7E4">
+    <w:lvl w:ilvl="7" w:tplc="91783740">
       <w:numFmt w:val="decimal"/>
       <w:lvlText w:val=""/>
       <w:lvlJc w:val="left"/>
     </w:lvl>
-    <w:lvl w:ilvl="8" w:tplc="A342A4AA">
+    <w:lvl w:ilvl="8" w:tplc="FB5C7FB8">
       <w:numFmt w:val="decimal"/>
       <w:lvlText w:val=""/>
       <w:lvlJc w:val="left"/>
     </w:lvl>
   </w:abstractNum>
-  <w:abstractNum w:abstractNumId="3" w15:restartNumberingAfterBreak="0">
-    <w:nsid w:val="7CF211AA"/>
-    <w:multiLevelType w:val="hybridMultilevel"/>
-    <w:tmpl w:val="D3CEFEF4"/>
-    <w:lvl w:ilvl="0" w:tplc="7EFE5F38">
-      <w:start w:val="1"/>
-      <w:numFmt w:val="decimal"/>
-      <w:lvlText w:val="%1."/>
-      <w:lvlJc w:val="left"/>
-      <w:pPr>
-        <w:ind w:left="360" w:hanging="300"/>
-      </w:pPr>
-    </w:lvl>
-    <w:lvl w:ilvl="1" w:tplc="472E09D8" w:tentative="1">
-      <w:start w:val="1"/>
-      <w:numFmt w:val="lowerLetter"/>
-      <w:lvlText w:val="%2."/>
-      <w:lvlJc w:val="left"/>
-      <w:pPr>
-        <w:ind w:left="720" w:hanging="300"/>
-      </w:pPr>
-    </w:lvl>
-    <w:lvl w:ilvl="2" w:tplc="F90AA696">
-      <w:numFmt w:val="decimal"/>
-      <w:lvlText w:val=""/>
-      <w:lvlJc w:val="left"/>
-    </w:lvl>
-    <w:lvl w:ilvl="3" w:tplc="563E19BC">
-      <w:numFmt w:val="decimal"/>
-      <w:lvlText w:val=""/>
-      <w:lvlJc w:val="left"/>
-    </w:lvl>
-    <w:lvl w:ilvl="4" w:tplc="BA46B2EC">
-      <w:numFmt w:val="decimal"/>
-      <w:lvlText w:val=""/>
-      <w:lvlJc w:val="left"/>
-    </w:lvl>
-    <w:lvl w:ilvl="5" w:tplc="BB0AF41E">
-      <w:numFmt w:val="decimal"/>
-      <w:lvlText w:val=""/>
-      <w:lvlJc w:val="left"/>
-    </w:lvl>
-    <w:lvl w:ilvl="6" w:tplc="E140DD8A">
-      <w:numFmt w:val="decimal"/>
-      <w:lvlText w:val=""/>
-      <w:lvlJc w:val="left"/>
-    </w:lvl>
-    <w:lvl w:ilvl="7" w:tplc="7102C4CA">
-      <w:numFmt w:val="decimal"/>
-      <w:lvlText w:val=""/>
-      <w:lvlJc w:val="left"/>
-    </w:lvl>
-    <w:lvl w:ilvl="8" w:tplc="F578A702">
-      <w:numFmt w:val="decimal"/>
-      <w:lvlText w:val=""/>
-      <w:lvlJc w:val="left"/>
-    </w:lvl>
-  </w:abstractNum>
-  <w:num w:numId="1" w16cid:durableId="1886790049">
-    <w:abstractNumId w:val="1"/>
+  <w:num w:numId="1" w16cid:durableId="317652999">
+    <w:abstractNumId w:val="2"/>
     <w:lvlOverride w:ilvl="0">
       <w:startOverride w:val="1"/>
     </w:lvlOverride>
   </w:num>
-  <w:num w:numId="2" w16cid:durableId="204489429">
+  <w:num w:numId="2" w16cid:durableId="862936773">
     <w:abstractNumId w:val="0"/>
     <w:lvlOverride w:ilvl="0">
       <w:startOverride w:val="1"/>
     </w:lvlOverride>
   </w:num>
-  <w:num w:numId="3" w16cid:durableId="783962689">
-    <w:abstractNumId w:val="2"/>
+  <w:num w:numId="3" w16cid:durableId="1198540539">
+    <w:abstractNumId w:val="3"/>
     <w:lvlOverride w:ilvl="0">
       <w:startOverride w:val="1"/>
     </w:lvlOverride>
   </w:num>
-  <w:num w:numId="4" w16cid:durableId="384063244">
-    <w:abstractNumId w:val="3"/>
+  <w:num w:numId="4" w16cid:durableId="1768192815">
+    <w:abstractNumId w:val="1"/>
     <w:lvlOverride w:ilvl="0">
       <w:startOverride w:val="1"/>
     </w:lvlOverride>
@@ -10115,7 +10115,7 @@
     <w:autoRedefine/>
     <w:uiPriority w:val="39"/>
     <w:unhideWhenUsed/>
-    <w:rsid w:val="00C5603C"/>
+    <w:rsid w:val="00754E5B"/>
     <w:pPr>
       <w:spacing w:after="100"/>
     </w:pPr>
@@ -10127,7 +10127,7 @@
     <w:autoRedefine/>
     <w:uiPriority w:val="39"/>
     <w:unhideWhenUsed/>
-    <w:rsid w:val="00C5603C"/>
+    <w:rsid w:val="00754E5B"/>
     <w:pPr>
       <w:spacing w:after="100"/>
       <w:ind w:left="210"/>

--- a/discoverer-neo/docs/user-guide/manual/Discoverer-Neo-VIEWER-Guide-Full-fr-FR.docx
+++ b/discoverer-neo/docs/user-guide/manual/Discoverer-Neo-VIEWER-Guide-Full-fr-FR.docx
@@ -74,7 +74,7 @@
     <w:sdt>
       <w:sdtPr>
         <w:alias w:val="Sommaire"/>
-        <w:id w:val="1873426106"/>
+        <w:id w:val="1153170492"/>
       </w:sdtPr>
       <w:sdtEndPr/>
       <w:sdtContent>
@@ -102,7 +102,7 @@
           <w:r>
             <w:fldChar w:fldCharType="separate"/>
           </w:r>
-          <w:hyperlink w:anchor="_Toc241697108" w:history="1">
+          <w:hyperlink w:anchor="_Toc241745980" w:history="1">
             <w:r>
               <w:rPr>
                 <w:rStyle w:val="Hiperligao"/>
@@ -126,7 +126,7 @@
               <w:rPr>
                 <w:noProof/>
               </w:rPr>
-              <w:instrText xml:space="preserve"> PAGEREF _Toc241697108 \h </w:instrText>
+              <w:instrText xml:space="preserve"> PAGEREF _Toc241745980 \h </w:instrText>
             </w:r>
             <w:r>
               <w:rPr>
@@ -168,7 +168,7 @@
               <w14:ligatures w14:val="standardContextual"/>
             </w:rPr>
           </w:pPr>
-          <w:hyperlink w:anchor="_Toc241697109" w:history="1">
+          <w:hyperlink w:anchor="_Toc241745981" w:history="1">
             <w:r>
               <w:rPr>
                 <w:rStyle w:val="Hiperligao"/>
@@ -192,7 +192,7 @@
               <w:rPr>
                 <w:noProof/>
               </w:rPr>
-              <w:instrText xml:space="preserve"> PAGEREF _Toc241697109 \h </w:instrText>
+              <w:instrText xml:space="preserve"> PAGEREF _Toc241745981 \h </w:instrText>
             </w:r>
             <w:r>
               <w:rPr>
@@ -234,7 +234,7 @@
               <w14:ligatures w14:val="standardContextual"/>
             </w:rPr>
           </w:pPr>
-          <w:hyperlink w:anchor="_Toc241697110" w:history="1">
+          <w:hyperlink w:anchor="_Toc241745982" w:history="1">
             <w:r>
               <w:rPr>
                 <w:rStyle w:val="Hiperligao"/>
@@ -258,7 +258,7 @@
               <w:rPr>
                 <w:noProof/>
               </w:rPr>
-              <w:instrText xml:space="preserve"> PAGEREF _Toc241697110 \h </w:instrText>
+              <w:instrText xml:space="preserve"> PAGEREF _Toc241745982 \h </w:instrText>
             </w:r>
             <w:r>
               <w:rPr>
@@ -300,7 +300,7 @@
               <w14:ligatures w14:val="standardContextual"/>
             </w:rPr>
           </w:pPr>
-          <w:hyperlink w:anchor="_Toc241697111" w:history="1">
+          <w:hyperlink w:anchor="_Toc241745983" w:history="1">
             <w:r>
               <w:rPr>
                 <w:rStyle w:val="Hiperligao"/>
@@ -324,7 +324,7 @@
               <w:rPr>
                 <w:noProof/>
               </w:rPr>
-              <w:instrText xml:space="preserve"> PAGEREF _Toc241697111 \h </w:instrText>
+              <w:instrText xml:space="preserve"> PAGEREF _Toc241745983 \h </w:instrText>
             </w:r>
             <w:r>
               <w:rPr>
@@ -366,7 +366,7 @@
               <w14:ligatures w14:val="standardContextual"/>
             </w:rPr>
           </w:pPr>
-          <w:hyperlink w:anchor="_Toc241697112" w:history="1">
+          <w:hyperlink w:anchor="_Toc241745984" w:history="1">
             <w:r>
               <w:rPr>
                 <w:rStyle w:val="Hiperligao"/>
@@ -390,7 +390,7 @@
               <w:rPr>
                 <w:noProof/>
               </w:rPr>
-              <w:instrText xml:space="preserve"> PAGEREF _Toc241697112 \h </w:instrText>
+              <w:instrText xml:space="preserve"> PAGEREF _Toc241745984 \h </w:instrText>
             </w:r>
             <w:r>
               <w:rPr>
@@ -432,7 +432,7 @@
               <w14:ligatures w14:val="standardContextual"/>
             </w:rPr>
           </w:pPr>
-          <w:hyperlink w:anchor="_Toc241697113" w:history="1">
+          <w:hyperlink w:anchor="_Toc241745985" w:history="1">
             <w:r>
               <w:rPr>
                 <w:rStyle w:val="Hiperligao"/>
@@ -456,7 +456,7 @@
               <w:rPr>
                 <w:noProof/>
               </w:rPr>
-              <w:instrText xml:space="preserve"> PAGEREF _Toc241697113 \h </w:instrText>
+              <w:instrText xml:space="preserve"> PAGEREF _Toc241745985 \h </w:instrText>
             </w:r>
             <w:r>
               <w:rPr>
@@ -498,7 +498,7 @@
               <w14:ligatures w14:val="standardContextual"/>
             </w:rPr>
           </w:pPr>
-          <w:hyperlink w:anchor="_Toc241697114" w:history="1">
+          <w:hyperlink w:anchor="_Toc241745986" w:history="1">
             <w:r>
               <w:rPr>
                 <w:rStyle w:val="Hiperligao"/>
@@ -522,7 +522,7 @@
               <w:rPr>
                 <w:noProof/>
               </w:rPr>
-              <w:instrText xml:space="preserve"> PAGEREF _Toc241697114 \h </w:instrText>
+              <w:instrText xml:space="preserve"> PAGEREF _Toc241745986 \h </w:instrText>
             </w:r>
             <w:r>
               <w:rPr>
@@ -564,7 +564,7 @@
               <w14:ligatures w14:val="standardContextual"/>
             </w:rPr>
           </w:pPr>
-          <w:hyperlink w:anchor="_Toc241697115" w:history="1">
+          <w:hyperlink w:anchor="_Toc241745987" w:history="1">
             <w:r>
               <w:rPr>
                 <w:rStyle w:val="Hiperligao"/>
@@ -588,7 +588,7 @@
               <w:rPr>
                 <w:noProof/>
               </w:rPr>
-              <w:instrText xml:space="preserve"> PAGEREF _Toc241697115 \h </w:instrText>
+              <w:instrText xml:space="preserve"> PAGEREF _Toc241745987 \h </w:instrText>
             </w:r>
             <w:r>
               <w:rPr>
@@ -630,7 +630,7 @@
               <w14:ligatures w14:val="standardContextual"/>
             </w:rPr>
           </w:pPr>
-          <w:hyperlink w:anchor="_Toc241697116" w:history="1">
+          <w:hyperlink w:anchor="_Toc241745988" w:history="1">
             <w:r>
               <w:rPr>
                 <w:rStyle w:val="Hiperligao"/>
@@ -654,7 +654,7 @@
               <w:rPr>
                 <w:noProof/>
               </w:rPr>
-              <w:instrText xml:space="preserve"> PAGEREF _Toc241697116 \h </w:instrText>
+              <w:instrText xml:space="preserve"> PAGEREF _Toc241745988 \h </w:instrText>
             </w:r>
             <w:r>
               <w:rPr>
@@ -696,7 +696,7 @@
               <w14:ligatures w14:val="standardContextual"/>
             </w:rPr>
           </w:pPr>
-          <w:hyperlink w:anchor="_Toc241697117" w:history="1">
+          <w:hyperlink w:anchor="_Toc241745989" w:history="1">
             <w:r>
               <w:rPr>
                 <w:rStyle w:val="Hiperligao"/>
@@ -720,7 +720,7 @@
               <w:rPr>
                 <w:noProof/>
               </w:rPr>
-              <w:instrText xml:space="preserve"> PAGEREF _Toc241697117 \h </w:instrText>
+              <w:instrText xml:space="preserve"> PAGEREF _Toc241745989 \h </w:instrText>
             </w:r>
             <w:r>
               <w:rPr>
@@ -762,7 +762,7 @@
               <w14:ligatures w14:val="standardContextual"/>
             </w:rPr>
           </w:pPr>
-          <w:hyperlink w:anchor="_Toc241697118" w:history="1">
+          <w:hyperlink w:anchor="_Toc241745990" w:history="1">
             <w:r>
               <w:rPr>
                 <w:rStyle w:val="Hiperligao"/>
@@ -786,7 +786,7 @@
               <w:rPr>
                 <w:noProof/>
               </w:rPr>
-              <w:instrText xml:space="preserve"> PAGEREF _Toc241697118 \h </w:instrText>
+              <w:instrText xml:space="preserve"> PAGEREF _Toc241745990 \h </w:instrText>
             </w:r>
             <w:r>
               <w:rPr>
@@ -828,7 +828,7 @@
               <w14:ligatures w14:val="standardContextual"/>
             </w:rPr>
           </w:pPr>
-          <w:hyperlink w:anchor="_Toc241697119" w:history="1">
+          <w:hyperlink w:anchor="_Toc241745991" w:history="1">
             <w:r>
               <w:rPr>
                 <w:rStyle w:val="Hiperligao"/>
@@ -852,7 +852,7 @@
               <w:rPr>
                 <w:noProof/>
               </w:rPr>
-              <w:instrText xml:space="preserve"> PAGEREF _Toc241697119 \h </w:instrText>
+              <w:instrText xml:space="preserve"> PAGEREF _Toc241745991 \h </w:instrText>
             </w:r>
             <w:r>
               <w:rPr>
@@ -894,7 +894,7 @@
               <w14:ligatures w14:val="standardContextual"/>
             </w:rPr>
           </w:pPr>
-          <w:hyperlink w:anchor="_Toc241697120" w:history="1">
+          <w:hyperlink w:anchor="_Toc241745992" w:history="1">
             <w:r>
               <w:rPr>
                 <w:rStyle w:val="Hiperligao"/>
@@ -918,7 +918,7 @@
               <w:rPr>
                 <w:noProof/>
               </w:rPr>
-              <w:instrText xml:space="preserve"> PAGEREF _Toc241697120 \h </w:instrText>
+              <w:instrText xml:space="preserve"> PAGEREF _Toc241745992 \h </w:instrText>
             </w:r>
             <w:r>
               <w:rPr>
@@ -960,7 +960,7 @@
               <w14:ligatures w14:val="standardContextual"/>
             </w:rPr>
           </w:pPr>
-          <w:hyperlink w:anchor="_Toc241697121" w:history="1">
+          <w:hyperlink w:anchor="_Toc241745993" w:history="1">
             <w:r>
               <w:rPr>
                 <w:rStyle w:val="Hiperligao"/>
@@ -984,7 +984,7 @@
               <w:rPr>
                 <w:noProof/>
               </w:rPr>
-              <w:instrText xml:space="preserve"> PAGEREF _Toc241697121 \h </w:instrText>
+              <w:instrText xml:space="preserve"> PAGEREF _Toc241745993 \h </w:instrText>
             </w:r>
             <w:r>
               <w:rPr>
@@ -1026,7 +1026,7 @@
               <w14:ligatures w14:val="standardContextual"/>
             </w:rPr>
           </w:pPr>
-          <w:hyperlink w:anchor="_Toc241697122" w:history="1">
+          <w:hyperlink w:anchor="_Toc241745994" w:history="1">
             <w:r>
               <w:rPr>
                 <w:rStyle w:val="Hiperligao"/>
@@ -1050,7 +1050,7 @@
               <w:rPr>
                 <w:noProof/>
               </w:rPr>
-              <w:instrText xml:space="preserve"> PAGEREF _Toc241697122 \h </w:instrText>
+              <w:instrText xml:space="preserve"> PAGEREF _Toc241745994 \h </w:instrText>
             </w:r>
             <w:r>
               <w:rPr>
@@ -1092,7 +1092,7 @@
               <w14:ligatures w14:val="standardContextual"/>
             </w:rPr>
           </w:pPr>
-          <w:hyperlink w:anchor="_Toc241697123" w:history="1">
+          <w:hyperlink w:anchor="_Toc241745995" w:history="1">
             <w:r>
               <w:rPr>
                 <w:rStyle w:val="Hiperligao"/>
@@ -1116,7 +1116,7 @@
               <w:rPr>
                 <w:noProof/>
               </w:rPr>
-              <w:instrText xml:space="preserve"> PAGEREF _Toc241697123 \h </w:instrText>
+              <w:instrText xml:space="preserve"> PAGEREF _Toc241745995 \h </w:instrText>
             </w:r>
             <w:r>
               <w:rPr>
@@ -1164,7 +1164,7 @@
       <w:pPr>
         <w:pStyle w:val="Ttulo1"/>
       </w:pPr>
-      <w:bookmarkStart w:id="0" w:name="_Toc241697108"/>
+      <w:bookmarkStart w:id="0" w:name="_Toc241745980"/>
       <w:r>
         <w:lastRenderedPageBreak/>
         <w:t>Votre rôle en un coup d'œil</w:t>
@@ -1662,7 +1662,7 @@
       <w:pPr>
         <w:pStyle w:val="Ttulo2"/>
       </w:pPr>
-      <w:bookmarkStart w:id="1" w:name="_Toc241697109"/>
+      <w:bookmarkStart w:id="1" w:name="_Toc241745981"/>
       <w:r>
         <w:t>D'où viennent vos accès</w:t>
       </w:r>
@@ -2545,7 +2545,7 @@
       <w:pPr>
         <w:pStyle w:val="Ttulo2"/>
       </w:pPr>
-      <w:bookmarkStart w:id="2" w:name="_Toc241697110"/>
+      <w:bookmarkStart w:id="2" w:name="_Toc241745982"/>
       <w:r>
         <w:t>Se connecter, changer de mot de passe, se déconnecter</w:t>
       </w:r>
@@ -2659,7 +2659,7 @@
           <w:noProof/>
         </w:rPr>
         <w:drawing>
-          <wp:inline distT="0" distB="0" distL="0" distR="0" wp14:anchorId="1CE417E4" wp14:editId="757540B8">
+          <wp:inline distT="0" distB="0" distL="0" distR="0" wp14:anchorId="1DCAD8F9" wp14:editId="09F284DA">
             <wp:extent cx="5715000" cy="3571875"/>
             <wp:effectExtent l="0" t="0" r="0" b="0"/>
             <wp:docPr id="418" name="01-login.png" descr="La page de connexion avec E-mail, Mot de passe, Rester connecté et le bouton Se connecter." title="La page de connexion avec E-mail, Mot de passe, Rester connecté et le bouton Se connecter."/>
@@ -2783,7 +2783,7 @@
         <w:pStyle w:val="Ttulo1"/>
         <w:pageBreakBefore/>
       </w:pPr>
-      <w:bookmarkStart w:id="3" w:name="_Toc241697111"/>
+      <w:bookmarkStart w:id="3" w:name="_Toc241745983"/>
       <w:r>
         <w:lastRenderedPageBreak/>
         <w:t>Tableau de bord</w:t>
@@ -2816,7 +2816,7 @@
           <w:noProof/>
         </w:rPr>
         <w:drawing>
-          <wp:inline distT="0" distB="0" distL="0" distR="0" wp14:anchorId="2E40CA35" wp14:editId="069A145F">
+          <wp:inline distT="0" distB="0" distL="0" distR="0" wp14:anchorId="37DF621B" wp14:editId="0FC38785">
             <wp:extent cx="5715000" cy="3571875"/>
             <wp:effectExtent l="0" t="0" r="0" b="0"/>
             <wp:docPr id="419" name="01-dashboard.png" descr="Le tableau de bord du Viewer avec sa barre latérale réduite et les cartes de synthèse." title="Le tableau de bord du Viewer avec sa barre latérale réduite et les cartes de synthèse."/>
@@ -3239,7 +3239,7 @@
         <w:pStyle w:val="Ttulo1"/>
         <w:pageBreakBefore/>
       </w:pPr>
-      <w:bookmarkStart w:id="4" w:name="_Toc241697112"/>
+      <w:bookmarkStart w:id="4" w:name="_Toc241745984"/>
       <w:r>
         <w:lastRenderedPageBreak/>
         <w:t>Cartes</w:t>
@@ -3272,7 +3272,7 @@
           <w:noProof/>
         </w:rPr>
         <w:drawing>
-          <wp:inline distT="0" distB="0" distL="0" distR="0" wp14:anchorId="600C2E11" wp14:editId="4E502CCC">
+          <wp:inline distT="0" distB="0" distL="0" distR="0" wp14:anchorId="5B32A765" wp14:editId="414CC2BB">
             <wp:extent cx="5715000" cy="3429000"/>
             <wp:effectExtent l="0" t="0" r="0" b="0"/>
             <wp:docPr id="420" name="03-maps-all.png" descr="La liste Cartes, onglet Tous, où chaque carte n'a que l'icône Ouvrir." title="La liste Cartes, onglet Tous, où chaque carte n'a que l'icône Ouvrir."/>
@@ -3994,7 +3994,7 @@
         </w:rPr>
         <w:lastRenderedPageBreak/>
         <w:drawing>
-          <wp:inline distT="0" distB="0" distL="0" distR="0" wp14:anchorId="74D37A27" wp14:editId="70022785">
+          <wp:inline distT="0" distB="0" distL="0" distR="0" wp14:anchorId="38D74F22" wp14:editId="3703A4F7">
             <wp:extent cx="5715000" cy="3429000"/>
             <wp:effectExtent l="0" t="0" r="0" b="0"/>
             <wp:docPr id="421" name="02-maps-shared.png" descr="La liste Cartes, onglet Partagées avec moi, avec la carte Classeurs et seulement l'icône Ouvrir." title="La liste Cartes, onglet Partagées avec moi, avec la carte Classeurs et seulement l'icône Ouvrir."/>
@@ -4082,7 +4082,7 @@
         <w:pStyle w:val="Ttulo1"/>
         <w:pageBreakBefore/>
       </w:pPr>
-      <w:bookmarkStart w:id="5" w:name="_Toc241697113"/>
+      <w:bookmarkStart w:id="5" w:name="_Toc241745985"/>
       <w:r>
         <w:lastRenderedPageBreak/>
         <w:t>La visionneuse de cartes</w:t>
@@ -4105,7 +4105,7 @@
           <w:noProof/>
         </w:rPr>
         <w:drawing>
-          <wp:inline distT="0" distB="0" distL="0" distR="0" wp14:anchorId="1DB3152D" wp14:editId="7A401C90">
+          <wp:inline distT="0" distB="0" distL="0" distR="0" wp14:anchorId="21DC7ADD" wp14:editId="22622FAD">
             <wp:extent cx="5715000" cy="3571875"/>
             <wp:effectExtent l="0" t="0" r="0" b="0"/>
             <wp:docPr id="422" name="06-viewer-results.png" descr="Une exécution terminée avec les boutons Excel, CSV et PDF au-dessus de la grille de résultats." title="Une exécution terminée avec les boutons Excel, CSV et PDF au-dessus de la grille de résultats."/>
@@ -4557,7 +4557,7 @@
       <w:pPr>
         <w:pStyle w:val="Ttulo2"/>
       </w:pPr>
-      <w:bookmarkStart w:id="6" w:name="_Toc241697114"/>
+      <w:bookmarkStart w:id="6" w:name="_Toc241745986"/>
       <w:r>
         <w:t>Paramètres d'exécution</w:t>
       </w:r>
@@ -4600,7 +4600,7 @@
         </w:rPr>
         <w:lastRenderedPageBreak/>
         <w:drawing>
-          <wp:inline distT="0" distB="0" distL="0" distR="0" wp14:anchorId="0894A984" wp14:editId="4A37E154">
+          <wp:inline distT="0" distB="0" distL="0" distR="0" wp14:anchorId="2BCBCCF3" wp14:editId="44825C98">
             <wp:extent cx="2905125" cy="2152650"/>
             <wp:effectExtent l="0" t="0" r="0" b="0"/>
             <wp:docPr id="423" name="05-viewer-params-filled.png" descr="La boîte de dialogue Paramètres d'exécution avec les deux valeurs obligatoires renseignées." title="La boîte de dialogue Paramètres d'exécution avec les deux valeurs obligatoires renseignées."/>
@@ -4652,7 +4652,7 @@
       <w:pPr>
         <w:pStyle w:val="Ttulo2"/>
       </w:pPr>
-      <w:bookmarkStart w:id="7" w:name="_Toc241697115"/>
+      <w:bookmarkStart w:id="7" w:name="_Toc241745987"/>
       <w:r>
         <w:t>Lire les résultats</w:t>
       </w:r>
@@ -5323,7 +5323,7 @@
       <w:pPr>
         <w:pStyle w:val="Ttulo2"/>
       </w:pPr>
-      <w:bookmarkStart w:id="8" w:name="_Toc241697116"/>
+      <w:bookmarkStart w:id="8" w:name="_Toc241745988"/>
       <w:r>
         <w:t>Quand une exécution ne fonctionne pas</w:t>
       </w:r>
@@ -5715,7 +5715,7 @@
       <w:pPr>
         <w:pStyle w:val="Ttulo2"/>
       </w:pPr>
-      <w:bookmarkStart w:id="9" w:name="_Toc241697117"/>
+      <w:bookmarkStart w:id="9" w:name="_Toc241745989"/>
       <w:r>
         <w:t>Exporter (seulement si votre accès le permet)</w:t>
       </w:r>
@@ -6122,7 +6122,7 @@
           <w:noProof/>
         </w:rPr>
         <w:drawing>
-          <wp:inline distT="0" distB="0" distL="0" distR="0" wp14:anchorId="5CCC2C14" wp14:editId="1FC3EFEE">
+          <wp:inline distT="0" distB="0" distL="0" distR="0" wp14:anchorId="582716A6" wp14:editId="6E9CB991">
             <wp:extent cx="3324225" cy="3990975"/>
             <wp:effectExtent l="0" t="0" r="0" b="0"/>
             <wp:docPr id="424" name="17-builder-pdf-dialog.png" descr="La boîte de dialogue d'exportation PDF avec les options d'orientation, de format du papier, de titre et de police." title="La boîte de dialogue d'exportation PDF avec les options d'orientation, de format du papier, de titre et de police."/>
@@ -6215,7 +6215,7 @@
         <w:pStyle w:val="Ttulo1"/>
         <w:pageBreakBefore/>
       </w:pPr>
-      <w:bookmarkStart w:id="10" w:name="_Toc241697118"/>
+      <w:bookmarkStart w:id="10" w:name="_Toc241745990"/>
       <w:r>
         <w:lastRenderedPageBreak/>
         <w:t>Exécutions</w:t>
@@ -6248,7 +6248,7 @@
           <w:noProof/>
         </w:rPr>
         <w:drawing>
-          <wp:inline distT="0" distB="0" distL="0" distR="0" wp14:anchorId="3AD8502F" wp14:editId="1788E2EF">
+          <wp:inline distT="0" distB="0" distL="0" distR="0" wp14:anchorId="0D87D2A9" wp14:editId="2EA94EEC">
             <wp:extent cx="5715000" cy="3571875"/>
             <wp:effectExtent l="0" t="0" r="0" b="0"/>
             <wp:docPr id="425" name="07-runs.png" descr="La page Exécutions listant les propres exécutions du Viewer." title="La page Exécutions listant les propres exécutions du Viewer."/>
@@ -6985,7 +6985,7 @@
         <w:pStyle w:val="Ttulo1"/>
         <w:pageBreakBefore/>
       </w:pPr>
-      <w:bookmarkStart w:id="11" w:name="_Toc241697119"/>
+      <w:bookmarkStart w:id="11" w:name="_Toc241745991"/>
       <w:r>
         <w:lastRenderedPageBreak/>
         <w:t>Exportations</w:t>
@@ -7018,7 +7018,7 @@
           <w:noProof/>
         </w:rPr>
         <w:drawing>
-          <wp:inline distT="0" distB="0" distL="0" distR="0" wp14:anchorId="7976A5B7" wp14:editId="57C054D7">
+          <wp:inline distT="0" distB="0" distL="0" distR="0" wp14:anchorId="3045900C" wp14:editId="77B3EDCE">
             <wp:extent cx="5715000" cy="3571875"/>
             <wp:effectExtent l="0" t="0" r="0" b="0"/>
             <wp:docPr id="426" name="44-exports.png" descr="La page Exportations listant les exportations avec un bouton Télécharger sur celles qui sont terminées." title="La page Exportations listant les exportations avec un bouton Télécharger sur celles qui sont terminées."/>
@@ -7176,7 +7176,7 @@
         <w:pStyle w:val="Ttulo1"/>
         <w:pageBreakBefore/>
       </w:pPr>
-      <w:bookmarkStart w:id="12" w:name="_Toc241697120"/>
+      <w:bookmarkStart w:id="12" w:name="_Toc241745992"/>
       <w:r>
         <w:lastRenderedPageBreak/>
         <w:t>Planifications</w:t>
@@ -7259,7 +7259,7 @@
           <w:noProof/>
         </w:rPr>
         <w:drawing>
-          <wp:inline distT="0" distB="0" distL="0" distR="0" wp14:anchorId="0883A396" wp14:editId="3D275F0D">
+          <wp:inline distT="0" distB="0" distL="0" distR="0" wp14:anchorId="4CB6E2AF" wp14:editId="1F232E51">
             <wp:extent cx="5715000" cy="3571875"/>
             <wp:effectExtent l="0" t="0" r="0" b="0"/>
             <wp:docPr id="427" name="09-schedules.png" descr="La page Planifications avec le message Aucune planification pour le moment." title="La page Planifications avec le message Aucune planification pour le moment."/>
@@ -7579,7 +7579,7 @@
         <w:pStyle w:val="Ttulo1"/>
         <w:pageBreakBefore/>
       </w:pPr>
-      <w:bookmarkStart w:id="13" w:name="_Toc241697121"/>
+      <w:bookmarkStart w:id="13" w:name="_Toc241745993"/>
       <w:r>
         <w:lastRenderedPageBreak/>
         <w:t>Paramètres</w:t>
@@ -7609,7 +7609,7 @@
           <w:noProof/>
         </w:rPr>
         <w:drawing>
-          <wp:inline distT="0" distB="0" distL="0" distR="0" wp14:anchorId="2A7639FC" wp14:editId="149B3E3C">
+          <wp:inline distT="0" distB="0" distL="0" distR="0" wp14:anchorId="23B48BA1" wp14:editId="605D6DC9">
             <wp:extent cx="5715000" cy="3571875"/>
             <wp:effectExtent l="0" t="0" r="0" b="0"/>
             <wp:docPr id="428" name="04-settings.png" descr="La page Paramètres avec les cartes Langue, Thème et Palette de couleurs." title="La page Paramètres avec les cartes Langue, Thème et Palette de couleurs."/>
@@ -8164,7 +8164,7 @@
         <w:pStyle w:val="Ttulo1"/>
         <w:pageBreakBefore/>
       </w:pPr>
-      <w:bookmarkStart w:id="14" w:name="_Toc241697122"/>
+      <w:bookmarkStart w:id="14" w:name="_Toc241745994"/>
       <w:r>
         <w:lastRenderedPageBreak/>
         <w:t>Questions fréquentes</w:t>
@@ -8322,7 +8322,7 @@
         <w:pStyle w:val="Ttulo1"/>
         <w:pageBreakBefore/>
       </w:pPr>
-      <w:bookmarkStart w:id="15" w:name="_Toc241697123"/>
+      <w:bookmarkStart w:id="15" w:name="_Toc241745995"/>
       <w:r>
         <w:lastRenderedPageBreak/>
         <w:t>Glossaire</w:t>
@@ -9157,68 +9157,10 @@
 <file path=word/numbering.xml><?xml version="1.0" encoding="utf-8"?>
 <w:numbering xmlns:wpc="http://schemas.microsoft.com/office/word/2010/wordprocessingCanvas" xmlns:cx="http://schemas.microsoft.com/office/drawing/2014/chartex" xmlns:cx1="http://schemas.microsoft.com/office/drawing/2015/9/8/chartex" xmlns:cx2="http://schemas.microsoft.com/office/drawing/2015/10/21/chartex" xmlns:cx3="http://schemas.microsoft.com/office/drawing/2016/5/9/chartex" xmlns:cx4="http://schemas.microsoft.com/office/drawing/2016/5/10/chartex" xmlns:cx5="http://schemas.microsoft.com/office/drawing/2016/5/11/chartex" xmlns:cx6="http://schemas.microsoft.com/office/drawing/2016/5/12/chartex" xmlns:cx7="http://schemas.microsoft.com/office/drawing/2016/5/13/chartex" xmlns:cx8="http://schemas.microsoft.com/office/drawing/2016/5/14/chartex" xmlns:mc="http://schemas.openxmlformats.org/markup-compatibility/2006" xmlns:aink="http://schemas.microsoft.com/office/drawing/2016/ink" xmlns:am3d="http://schemas.microsoft.com/office/drawing/2017/model3d" xmlns:o="urn:schemas-microsoft-com:office:office" xmlns:oel="http://schemas.microsoft.com/office/2019/extlst" xmlns:r="http://schemas.openxmlformats.org/officeDocument/2006/relationships" xmlns:m="http://schemas.openxmlformats.org/officeDocument/2006/math" xmlns:v="urn:schemas-microsoft-com:vml" xmlns:wp14="http://schemas.microsoft.com/office/word/2010/wordprocessingDrawing" xmlns:wp="http://schemas.openxmlformats.org/drawingml/2006/wordprocessingDrawing" xmlns:w10="urn:schemas-microsoft-com:office:word" xmlns:w="http://schemas.openxmlformats.org/wordprocessingml/2006/main" xmlns:w14="http://schemas.microsoft.com/office/word/2010/wordml" xmlns:w15="http://schemas.microsoft.com/office/word/2012/wordml" xmlns:w16cex="http://schemas.microsoft.com/office/word/2018/wordml/cex" xmlns:w16cid="http://schemas.microsoft.com/office/word/2016/wordml/cid" xmlns:w16="http://schemas.microsoft.com/office/word/2018/wordml" xmlns:w16sdtdh="http://schemas.microsoft.com/office/word/2020/wordml/sdtdatahash" xmlns:w16se="http://schemas.microsoft.com/office/word/2015/wordml/symex" xmlns:wpg="http://schemas.microsoft.com/office/word/2010/wordprocessingGroup" xmlns:wpi="http://schemas.microsoft.com/office/word/2010/wordprocessingInk" xmlns:wne="http://schemas.microsoft.com/office/word/2006/wordml" xmlns:wps="http://schemas.microsoft.com/office/word/2010/wordprocessingShape" mc:Ignorable="w14 w15 w16se w16cid w16 w16cex w16sdtdh wp14">
   <w:abstractNum w:abstractNumId="0" w15:restartNumberingAfterBreak="0">
-    <w:nsid w:val="0F02758B"/>
+    <w:nsid w:val="08EC0262"/>
     <w:multiLevelType w:val="hybridMultilevel"/>
-    <w:tmpl w:val="6CA21EE6"/>
-    <w:lvl w:ilvl="0" w:tplc="D25CCB1E">
-      <w:start w:val="1"/>
-      <w:numFmt w:val="bullet"/>
-      <w:lvlText w:val="•"/>
-      <w:lvlJc w:val="left"/>
-      <w:pPr>
-        <w:ind w:left="360" w:hanging="260"/>
-      </w:pPr>
-    </w:lvl>
-    <w:lvl w:ilvl="1" w:tplc="E5DA5E58" w:tentative="1">
-      <w:start w:val="1"/>
-      <w:numFmt w:val="bullet"/>
-      <w:lvlText w:val="–"/>
-      <w:lvlJc w:val="left"/>
-      <w:pPr>
-        <w:ind w:left="720" w:hanging="260"/>
-      </w:pPr>
-    </w:lvl>
-    <w:lvl w:ilvl="2" w:tplc="F36C41E8">
-      <w:numFmt w:val="decimal"/>
-      <w:lvlText w:val=""/>
-      <w:lvlJc w:val="left"/>
-    </w:lvl>
-    <w:lvl w:ilvl="3" w:tplc="E86625F2">
-      <w:numFmt w:val="decimal"/>
-      <w:lvlText w:val=""/>
-      <w:lvlJc w:val="left"/>
-    </w:lvl>
-    <w:lvl w:ilvl="4" w:tplc="0A6649EA">
-      <w:numFmt w:val="decimal"/>
-      <w:lvlText w:val=""/>
-      <w:lvlJc w:val="left"/>
-    </w:lvl>
-    <w:lvl w:ilvl="5" w:tplc="E8B4CA1C">
-      <w:numFmt w:val="decimal"/>
-      <w:lvlText w:val=""/>
-      <w:lvlJc w:val="left"/>
-    </w:lvl>
-    <w:lvl w:ilvl="6" w:tplc="32B80530">
-      <w:numFmt w:val="decimal"/>
-      <w:lvlText w:val=""/>
-      <w:lvlJc w:val="left"/>
-    </w:lvl>
-    <w:lvl w:ilvl="7" w:tplc="7B5CFDF6">
-      <w:numFmt w:val="decimal"/>
-      <w:lvlText w:val=""/>
-      <w:lvlJc w:val="left"/>
-    </w:lvl>
-    <w:lvl w:ilvl="8" w:tplc="7A1E46BC">
-      <w:numFmt w:val="decimal"/>
-      <w:lvlText w:val=""/>
-      <w:lvlJc w:val="left"/>
-    </w:lvl>
-  </w:abstractNum>
-  <w:abstractNum w:abstractNumId="1" w15:restartNumberingAfterBreak="0">
-    <w:nsid w:val="32B20571"/>
-    <w:multiLevelType w:val="hybridMultilevel"/>
-    <w:tmpl w:val="D826A89E"/>
-    <w:lvl w:ilvl="0" w:tplc="3A52E856">
+    <w:tmpl w:val="509A9186"/>
+    <w:lvl w:ilvl="0" w:tplc="6F322B9A">
       <w:start w:val="1"/>
       <w:numFmt w:val="decimal"/>
       <w:lvlText w:val="%1."/>
@@ -9227,7 +9169,7 @@
         <w:ind w:left="360" w:hanging="300"/>
       </w:pPr>
     </w:lvl>
-    <w:lvl w:ilvl="1" w:tplc="B5D664D2" w:tentative="1">
+    <w:lvl w:ilvl="1" w:tplc="32765A50" w:tentative="1">
       <w:start w:val="1"/>
       <w:numFmt w:val="lowerLetter"/>
       <w:lvlText w:val="%2."/>
@@ -9236,47 +9178,47 @@
         <w:ind w:left="720" w:hanging="300"/>
       </w:pPr>
     </w:lvl>
-    <w:lvl w:ilvl="2" w:tplc="349EF4C4">
+    <w:lvl w:ilvl="2" w:tplc="0AC0CF36">
       <w:numFmt w:val="decimal"/>
       <w:lvlText w:val=""/>
       <w:lvlJc w:val="left"/>
     </w:lvl>
-    <w:lvl w:ilvl="3" w:tplc="89842DCE">
+    <w:lvl w:ilvl="3" w:tplc="DFC2D2B4">
       <w:numFmt w:val="decimal"/>
       <w:lvlText w:val=""/>
       <w:lvlJc w:val="left"/>
     </w:lvl>
-    <w:lvl w:ilvl="4" w:tplc="BDF4D472">
+    <w:lvl w:ilvl="4" w:tplc="CD1C6ABA">
       <w:numFmt w:val="decimal"/>
       <w:lvlText w:val=""/>
       <w:lvlJc w:val="left"/>
     </w:lvl>
-    <w:lvl w:ilvl="5" w:tplc="DBC6EDEA">
+    <w:lvl w:ilvl="5" w:tplc="F32EAFE2">
       <w:numFmt w:val="decimal"/>
       <w:lvlText w:val=""/>
       <w:lvlJc w:val="left"/>
     </w:lvl>
-    <w:lvl w:ilvl="6" w:tplc="F0AEDF04">
+    <w:lvl w:ilvl="6" w:tplc="F5B6E4D2">
       <w:numFmt w:val="decimal"/>
       <w:lvlText w:val=""/>
       <w:lvlJc w:val="left"/>
     </w:lvl>
-    <w:lvl w:ilvl="7" w:tplc="34E6AFDC">
+    <w:lvl w:ilvl="7" w:tplc="E2B00820">
       <w:numFmt w:val="decimal"/>
       <w:lvlText w:val=""/>
       <w:lvlJc w:val="left"/>
     </w:lvl>
-    <w:lvl w:ilvl="8" w:tplc="3C1ED8E6">
+    <w:lvl w:ilvl="8" w:tplc="37761AD4">
       <w:numFmt w:val="decimal"/>
       <w:lvlText w:val=""/>
       <w:lvlJc w:val="left"/>
     </w:lvl>
   </w:abstractNum>
-  <w:abstractNum w:abstractNumId="2" w15:restartNumberingAfterBreak="0">
-    <w:nsid w:val="36940CD0"/>
+  <w:abstractNum w:abstractNumId="1" w15:restartNumberingAfterBreak="0">
+    <w:nsid w:val="412C7154"/>
     <w:multiLevelType w:val="hybridMultilevel"/>
-    <w:tmpl w:val="6C5EACC2"/>
-    <w:lvl w:ilvl="0" w:tplc="F8BE1C86" w:tentative="1">
+    <w:tmpl w:val="D7BCE07A"/>
+    <w:lvl w:ilvl="0" w:tplc="52C4A622" w:tentative="1">
       <w:start w:val="1"/>
       <w:numFmt w:val="bullet"/>
       <w:lvlText w:val="●"/>
@@ -9285,7 +9227,7 @@
         <w:ind w:left="720" w:hanging="360"/>
       </w:pPr>
     </w:lvl>
-    <w:lvl w:ilvl="1" w:tplc="CADCD286" w:tentative="1">
+    <w:lvl w:ilvl="1" w:tplc="E8FA4302" w:tentative="1">
       <w:start w:val="1"/>
       <w:numFmt w:val="bullet"/>
       <w:lvlText w:val="○"/>
@@ -9294,7 +9236,7 @@
         <w:ind w:left="1440" w:hanging="360"/>
       </w:pPr>
     </w:lvl>
-    <w:lvl w:ilvl="2" w:tplc="046C03DC" w:tentative="1">
+    <w:lvl w:ilvl="2" w:tplc="F53808AC" w:tentative="1">
       <w:start w:val="1"/>
       <w:numFmt w:val="bullet"/>
       <w:lvlText w:val="■"/>
@@ -9303,7 +9245,7 @@
         <w:ind w:left="2160" w:hanging="360"/>
       </w:pPr>
     </w:lvl>
-    <w:lvl w:ilvl="3" w:tplc="66403368" w:tentative="1">
+    <w:lvl w:ilvl="3" w:tplc="E9A866BC" w:tentative="1">
       <w:start w:val="1"/>
       <w:numFmt w:val="bullet"/>
       <w:lvlText w:val="●"/>
@@ -9312,7 +9254,7 @@
         <w:ind w:left="2880" w:hanging="360"/>
       </w:pPr>
     </w:lvl>
-    <w:lvl w:ilvl="4" w:tplc="A47CB7B0" w:tentative="1">
+    <w:lvl w:ilvl="4" w:tplc="D52EC064" w:tentative="1">
       <w:start w:val="1"/>
       <w:numFmt w:val="bullet"/>
       <w:lvlText w:val="○"/>
@@ -9321,7 +9263,7 @@
         <w:ind w:left="3600" w:hanging="360"/>
       </w:pPr>
     </w:lvl>
-    <w:lvl w:ilvl="5" w:tplc="6F044C46" w:tentative="1">
+    <w:lvl w:ilvl="5" w:tplc="50D44A96" w:tentative="1">
       <w:start w:val="1"/>
       <w:numFmt w:val="bullet"/>
       <w:lvlText w:val="■"/>
@@ -9330,7 +9272,7 @@
         <w:ind w:left="4320" w:hanging="360"/>
       </w:pPr>
     </w:lvl>
-    <w:lvl w:ilvl="6" w:tplc="A03492C2" w:tentative="1">
+    <w:lvl w:ilvl="6" w:tplc="F13ADD80" w:tentative="1">
       <w:start w:val="1"/>
       <w:numFmt w:val="bullet"/>
       <w:lvlText w:val="●"/>
@@ -9339,7 +9281,7 @@
         <w:ind w:left="5040" w:hanging="360"/>
       </w:pPr>
     </w:lvl>
-    <w:lvl w:ilvl="7" w:tplc="C98EE202" w:tentative="1">
+    <w:lvl w:ilvl="7" w:tplc="0E6ED6BC" w:tentative="1">
       <w:start w:val="1"/>
       <w:numFmt w:val="bullet"/>
       <w:lvlText w:val="●"/>
@@ -9348,7 +9290,7 @@
         <w:ind w:left="5760" w:hanging="360"/>
       </w:pPr>
     </w:lvl>
-    <w:lvl w:ilvl="8" w:tplc="F5E04E06" w:tentative="1">
+    <w:lvl w:ilvl="8" w:tplc="AA422FE2" w:tentative="1">
       <w:start w:val="1"/>
       <w:numFmt w:val="bullet"/>
       <w:lvlText w:val="●"/>
@@ -9358,11 +9300,69 @@
       </w:pPr>
     </w:lvl>
   </w:abstractNum>
+  <w:abstractNum w:abstractNumId="2" w15:restartNumberingAfterBreak="0">
+    <w:nsid w:val="4D4A66E1"/>
+    <w:multiLevelType w:val="hybridMultilevel"/>
+    <w:tmpl w:val="0DE0BBBA"/>
+    <w:lvl w:ilvl="0" w:tplc="44B42E34">
+      <w:start w:val="1"/>
+      <w:numFmt w:val="bullet"/>
+      <w:lvlText w:val="•"/>
+      <w:lvlJc w:val="left"/>
+      <w:pPr>
+        <w:ind w:left="360" w:hanging="260"/>
+      </w:pPr>
+    </w:lvl>
+    <w:lvl w:ilvl="1" w:tplc="07826B00" w:tentative="1">
+      <w:start w:val="1"/>
+      <w:numFmt w:val="bullet"/>
+      <w:lvlText w:val="–"/>
+      <w:lvlJc w:val="left"/>
+      <w:pPr>
+        <w:ind w:left="720" w:hanging="260"/>
+      </w:pPr>
+    </w:lvl>
+    <w:lvl w:ilvl="2" w:tplc="419C6E80">
+      <w:numFmt w:val="decimal"/>
+      <w:lvlText w:val=""/>
+      <w:lvlJc w:val="left"/>
+    </w:lvl>
+    <w:lvl w:ilvl="3" w:tplc="B476AB82">
+      <w:numFmt w:val="decimal"/>
+      <w:lvlText w:val=""/>
+      <w:lvlJc w:val="left"/>
+    </w:lvl>
+    <w:lvl w:ilvl="4" w:tplc="4CD61092">
+      <w:numFmt w:val="decimal"/>
+      <w:lvlText w:val=""/>
+      <w:lvlJc w:val="left"/>
+    </w:lvl>
+    <w:lvl w:ilvl="5" w:tplc="2414697E">
+      <w:numFmt w:val="decimal"/>
+      <w:lvlText w:val=""/>
+      <w:lvlJc w:val="left"/>
+    </w:lvl>
+    <w:lvl w:ilvl="6" w:tplc="9CE4791C">
+      <w:numFmt w:val="decimal"/>
+      <w:lvlText w:val=""/>
+      <w:lvlJc w:val="left"/>
+    </w:lvl>
+    <w:lvl w:ilvl="7" w:tplc="89249B28">
+      <w:numFmt w:val="decimal"/>
+      <w:lvlText w:val=""/>
+      <w:lvlJc w:val="left"/>
+    </w:lvl>
+    <w:lvl w:ilvl="8" w:tplc="F2AAFF9C">
+      <w:numFmt w:val="decimal"/>
+      <w:lvlText w:val=""/>
+      <w:lvlJc w:val="left"/>
+    </w:lvl>
+  </w:abstractNum>
   <w:abstractNum w:abstractNumId="3" w15:restartNumberingAfterBreak="0">
-    <w:nsid w:val="6B8A4DDC"/>
+    <w:nsid w:val="605731E2"/>
     <w:multiLevelType w:val="hybridMultilevel"/>
-    <w:tmpl w:val="4DE47A84"/>
-    <w:lvl w:ilvl="0" w:tplc="808CEC10">
+    <w:tmpl w:val="D9F2C558"/>
+    <w:lvl w:ilvl="0" w:tplc="3AECFEF2">
       <w:start w:val="1"/>
       <w:numFmt w:val="decimal"/>
       <w:lvlText w:val="%1."/>
@@ -9371,7 +9371,7 @@
         <w:ind w:left="360" w:hanging="300"/>
       </w:pPr>
     </w:lvl>
-    <w:lvl w:ilvl="1" w:tplc="CD50F472" w:tentative="1">
+    <w:lvl w:ilvl="1" w:tplc="4D16BD34" w:tentative="1">
       <w:start w:val="1"/>
       <w:numFmt w:val="lowerLetter"/>
       <w:lvlText w:val="%2."/>
@@ -9380,62 +9380,62 @@
         <w:ind w:left="720" w:hanging="300"/>
       </w:pPr>
     </w:lvl>
-    <w:lvl w:ilvl="2" w:tplc="725A43FE">
+    <w:lvl w:ilvl="2" w:tplc="FCBAF84C">
       <w:numFmt w:val="decimal"/>
       <w:lvlText w:val=""/>
       <w:lvlJc w:val="left"/>
     </w:lvl>
-    <w:lvl w:ilvl="3" w:tplc="DF8A4B6A">
+    <w:lvl w:ilvl="3" w:tplc="37DE89A0">
       <w:numFmt w:val="decimal"/>
       <w:lvlText w:val=""/>
       <w:lvlJc w:val="left"/>
     </w:lvl>
-    <w:lvl w:ilvl="4" w:tplc="A69C6332">
+    <w:lvl w:ilvl="4" w:tplc="5EAA13EA">
       <w:numFmt w:val="decimal"/>
       <w:lvlText w:val=""/>
       <w:lvlJc w:val="left"/>
     </w:lvl>
-    <w:lvl w:ilvl="5" w:tplc="0B7C0500">
+    <w:lvl w:ilvl="5" w:tplc="45D2F8D0">
       <w:numFmt w:val="decimal"/>
       <w:lvlText w:val=""/>
       <w:lvlJc w:val="left"/>
     </w:lvl>
-    <w:lvl w:ilvl="6" w:tplc="282228B2">
+    <w:lvl w:ilvl="6" w:tplc="03C61AD2">
       <w:numFmt w:val="decimal"/>
       <w:lvlText w:val=""/>
       <w:lvlJc w:val="left"/>
     </w:lvl>
-    <w:lvl w:ilvl="7" w:tplc="91783740">
+    <w:lvl w:ilvl="7" w:tplc="39F25DAC">
       <w:numFmt w:val="decimal"/>
       <w:lvlText w:val=""/>
       <w:lvlJc w:val="left"/>
     </w:lvl>
-    <w:lvl w:ilvl="8" w:tplc="FB5C7FB8">
+    <w:lvl w:ilvl="8" w:tplc="15F01DC8">
       <w:numFmt w:val="decimal"/>
       <w:lvlText w:val=""/>
       <w:lvlJc w:val="left"/>
     </w:lvl>
   </w:abstractNum>
-  <w:num w:numId="1" w16cid:durableId="317652999">
+  <w:num w:numId="1" w16cid:durableId="239292781">
+    <w:abstractNumId w:val="1"/>
+    <w:lvlOverride w:ilvl="0">
+      <w:startOverride w:val="1"/>
+    </w:lvlOverride>
+  </w:num>
+  <w:num w:numId="2" w16cid:durableId="1390493368">
     <w:abstractNumId w:val="2"/>
     <w:lvlOverride w:ilvl="0">
       <w:startOverride w:val="1"/>
     </w:lvlOverride>
   </w:num>
-  <w:num w:numId="2" w16cid:durableId="862936773">
-    <w:abstractNumId w:val="0"/>
-    <w:lvlOverride w:ilvl="0">
-      <w:startOverride w:val="1"/>
-    </w:lvlOverride>
-  </w:num>
-  <w:num w:numId="3" w16cid:durableId="1198540539">
+  <w:num w:numId="3" w16cid:durableId="440075458">
     <w:abstractNumId w:val="3"/>
     <w:lvlOverride w:ilvl="0">
       <w:startOverride w:val="1"/>
     </w:lvlOverride>
   </w:num>
-  <w:num w:numId="4" w16cid:durableId="1768192815">
-    <w:abstractNumId w:val="1"/>
+  <w:num w:numId="4" w16cid:durableId="687827489">
+    <w:abstractNumId w:val="0"/>
     <w:lvlOverride w:ilvl="0">
       <w:startOverride w:val="1"/>
     </w:lvlOverride>
@@ -10115,7 +10115,7 @@
     <w:autoRedefine/>
     <w:uiPriority w:val="39"/>
     <w:unhideWhenUsed/>
-    <w:rsid w:val="00754E5B"/>
+    <w:rsid w:val="00DB3C11"/>
     <w:pPr>
       <w:spacing w:after="100"/>
     </w:pPr>
@@ -10127,7 +10127,7 @@
     <w:autoRedefine/>
     <w:uiPriority w:val="39"/>
     <w:unhideWhenUsed/>
-    <w:rsid w:val="00754E5B"/>
+    <w:rsid w:val="00DB3C11"/>
     <w:pPr>
       <w:spacing w:after="100"/>
       <w:ind w:left="210"/>

--- a/discoverer-neo/docs/user-guide/manual/Discoverer-Neo-VIEWER-Guide-Full-fr-FR.docx
+++ b/discoverer-neo/docs/user-guide/manual/Discoverer-Neo-VIEWER-Guide-Full-fr-FR.docx
@@ -54,7 +54,7 @@
           <w:sz w:val="22"/>
           <w:szCs w:val="22"/>
         </w:rPr>
-        <w:t>Version 2.1.0</w:t>
+        <w:t>Version 2.1.1</w:t>
       </w:r>
     </w:p>
     <w:p>
@@ -74,7 +74,7 @@
     <w:sdt>
       <w:sdtPr>
         <w:alias w:val="Sommaire"/>
-        <w:id w:val="1153170492"/>
+        <w:id w:val="1600530988"/>
       </w:sdtPr>
       <w:sdtEndPr/>
       <w:sdtContent>
@@ -102,7 +102,7 @@
           <w:r>
             <w:fldChar w:fldCharType="separate"/>
           </w:r>
-          <w:hyperlink w:anchor="_Toc241745980" w:history="1">
+          <w:hyperlink w:anchor="_Toc241748820" w:history="1">
             <w:r>
               <w:rPr>
                 <w:rStyle w:val="Hiperligao"/>
@@ -126,7 +126,7 @@
               <w:rPr>
                 <w:noProof/>
               </w:rPr>
-              <w:instrText xml:space="preserve"> PAGEREF _Toc241745980 \h </w:instrText>
+              <w:instrText xml:space="preserve"> PAGEREF _Toc241748820 \h </w:instrText>
             </w:r>
             <w:r>
               <w:rPr>
@@ -168,7 +168,7 @@
               <w14:ligatures w14:val="standardContextual"/>
             </w:rPr>
           </w:pPr>
-          <w:hyperlink w:anchor="_Toc241745981" w:history="1">
+          <w:hyperlink w:anchor="_Toc241748821" w:history="1">
             <w:r>
               <w:rPr>
                 <w:rStyle w:val="Hiperligao"/>
@@ -192,7 +192,7 @@
               <w:rPr>
                 <w:noProof/>
               </w:rPr>
-              <w:instrText xml:space="preserve"> PAGEREF _Toc241745981 \h </w:instrText>
+              <w:instrText xml:space="preserve"> PAGEREF _Toc241748821 \h </w:instrText>
             </w:r>
             <w:r>
               <w:rPr>
@@ -234,7 +234,7 @@
               <w14:ligatures w14:val="standardContextual"/>
             </w:rPr>
           </w:pPr>
-          <w:hyperlink w:anchor="_Toc241745982" w:history="1">
+          <w:hyperlink w:anchor="_Toc241748822" w:history="1">
             <w:r>
               <w:rPr>
                 <w:rStyle w:val="Hiperligao"/>
@@ -258,7 +258,7 @@
               <w:rPr>
                 <w:noProof/>
               </w:rPr>
-              <w:instrText xml:space="preserve"> PAGEREF _Toc241745982 \h </w:instrText>
+              <w:instrText xml:space="preserve"> PAGEREF _Toc241748822 \h </w:instrText>
             </w:r>
             <w:r>
               <w:rPr>
@@ -300,7 +300,7 @@
               <w14:ligatures w14:val="standardContextual"/>
             </w:rPr>
           </w:pPr>
-          <w:hyperlink w:anchor="_Toc241745983" w:history="1">
+          <w:hyperlink w:anchor="_Toc241748823" w:history="1">
             <w:r>
               <w:rPr>
                 <w:rStyle w:val="Hiperligao"/>
@@ -324,7 +324,7 @@
               <w:rPr>
                 <w:noProof/>
               </w:rPr>
-              <w:instrText xml:space="preserve"> PAGEREF _Toc241745983 \h </w:instrText>
+              <w:instrText xml:space="preserve"> PAGEREF _Toc241748823 \h </w:instrText>
             </w:r>
             <w:r>
               <w:rPr>
@@ -366,7 +366,7 @@
               <w14:ligatures w14:val="standardContextual"/>
             </w:rPr>
           </w:pPr>
-          <w:hyperlink w:anchor="_Toc241745984" w:history="1">
+          <w:hyperlink w:anchor="_Toc241748824" w:history="1">
             <w:r>
               <w:rPr>
                 <w:rStyle w:val="Hiperligao"/>
@@ -390,7 +390,7 @@
               <w:rPr>
                 <w:noProof/>
               </w:rPr>
-              <w:instrText xml:space="preserve"> PAGEREF _Toc241745984 \h </w:instrText>
+              <w:instrText xml:space="preserve"> PAGEREF _Toc241748824 \h </w:instrText>
             </w:r>
             <w:r>
               <w:rPr>
@@ -432,7 +432,7 @@
               <w14:ligatures w14:val="standardContextual"/>
             </w:rPr>
           </w:pPr>
-          <w:hyperlink w:anchor="_Toc241745985" w:history="1">
+          <w:hyperlink w:anchor="_Toc241748825" w:history="1">
             <w:r>
               <w:rPr>
                 <w:rStyle w:val="Hiperligao"/>
@@ -456,7 +456,7 @@
               <w:rPr>
                 <w:noProof/>
               </w:rPr>
-              <w:instrText xml:space="preserve"> PAGEREF _Toc241745985 \h </w:instrText>
+              <w:instrText xml:space="preserve"> PAGEREF _Toc241748825 \h </w:instrText>
             </w:r>
             <w:r>
               <w:rPr>
@@ -498,7 +498,7 @@
               <w14:ligatures w14:val="standardContextual"/>
             </w:rPr>
           </w:pPr>
-          <w:hyperlink w:anchor="_Toc241745986" w:history="1">
+          <w:hyperlink w:anchor="_Toc241748826" w:history="1">
             <w:r>
               <w:rPr>
                 <w:rStyle w:val="Hiperligao"/>
@@ -522,7 +522,7 @@
               <w:rPr>
                 <w:noProof/>
               </w:rPr>
-              <w:instrText xml:space="preserve"> PAGEREF _Toc241745986 \h </w:instrText>
+              <w:instrText xml:space="preserve"> PAGEREF _Toc241748826 \h </w:instrText>
             </w:r>
             <w:r>
               <w:rPr>
@@ -564,7 +564,7 @@
               <w14:ligatures w14:val="standardContextual"/>
             </w:rPr>
           </w:pPr>
-          <w:hyperlink w:anchor="_Toc241745987" w:history="1">
+          <w:hyperlink w:anchor="_Toc241748827" w:history="1">
             <w:r>
               <w:rPr>
                 <w:rStyle w:val="Hiperligao"/>
@@ -588,7 +588,7 @@
               <w:rPr>
                 <w:noProof/>
               </w:rPr>
-              <w:instrText xml:space="preserve"> PAGEREF _Toc241745987 \h </w:instrText>
+              <w:instrText xml:space="preserve"> PAGEREF _Toc241748827 \h </w:instrText>
             </w:r>
             <w:r>
               <w:rPr>
@@ -630,7 +630,7 @@
               <w14:ligatures w14:val="standardContextual"/>
             </w:rPr>
           </w:pPr>
-          <w:hyperlink w:anchor="_Toc241745988" w:history="1">
+          <w:hyperlink w:anchor="_Toc241748828" w:history="1">
             <w:r>
               <w:rPr>
                 <w:rStyle w:val="Hiperligao"/>
@@ -654,7 +654,7 @@
               <w:rPr>
                 <w:noProof/>
               </w:rPr>
-              <w:instrText xml:space="preserve"> PAGEREF _Toc241745988 \h </w:instrText>
+              <w:instrText xml:space="preserve"> PAGEREF _Toc241748828 \h </w:instrText>
             </w:r>
             <w:r>
               <w:rPr>
@@ -696,7 +696,7 @@
               <w14:ligatures w14:val="standardContextual"/>
             </w:rPr>
           </w:pPr>
-          <w:hyperlink w:anchor="_Toc241745989" w:history="1">
+          <w:hyperlink w:anchor="_Toc241748829" w:history="1">
             <w:r>
               <w:rPr>
                 <w:rStyle w:val="Hiperligao"/>
@@ -720,7 +720,7 @@
               <w:rPr>
                 <w:noProof/>
               </w:rPr>
-              <w:instrText xml:space="preserve"> PAGEREF _Toc241745989 \h </w:instrText>
+              <w:instrText xml:space="preserve"> PAGEREF _Toc241748829 \h </w:instrText>
             </w:r>
             <w:r>
               <w:rPr>
@@ -762,7 +762,7 @@
               <w14:ligatures w14:val="standardContextual"/>
             </w:rPr>
           </w:pPr>
-          <w:hyperlink w:anchor="_Toc241745990" w:history="1">
+          <w:hyperlink w:anchor="_Toc241748830" w:history="1">
             <w:r>
               <w:rPr>
                 <w:rStyle w:val="Hiperligao"/>
@@ -786,7 +786,7 @@
               <w:rPr>
                 <w:noProof/>
               </w:rPr>
-              <w:instrText xml:space="preserve"> PAGEREF _Toc241745990 \h </w:instrText>
+              <w:instrText xml:space="preserve"> PAGEREF _Toc241748830 \h </w:instrText>
             </w:r>
             <w:r>
               <w:rPr>
@@ -828,7 +828,7 @@
               <w14:ligatures w14:val="standardContextual"/>
             </w:rPr>
           </w:pPr>
-          <w:hyperlink w:anchor="_Toc241745991" w:history="1">
+          <w:hyperlink w:anchor="_Toc241748831" w:history="1">
             <w:r>
               <w:rPr>
                 <w:rStyle w:val="Hiperligao"/>
@@ -852,7 +852,7 @@
               <w:rPr>
                 <w:noProof/>
               </w:rPr>
-              <w:instrText xml:space="preserve"> PAGEREF _Toc241745991 \h </w:instrText>
+              <w:instrText xml:space="preserve"> PAGEREF _Toc241748831 \h </w:instrText>
             </w:r>
             <w:r>
               <w:rPr>
@@ -894,7 +894,7 @@
               <w14:ligatures w14:val="standardContextual"/>
             </w:rPr>
           </w:pPr>
-          <w:hyperlink w:anchor="_Toc241745992" w:history="1">
+          <w:hyperlink w:anchor="_Toc241748832" w:history="1">
             <w:r>
               <w:rPr>
                 <w:rStyle w:val="Hiperligao"/>
@@ -918,7 +918,7 @@
               <w:rPr>
                 <w:noProof/>
               </w:rPr>
-              <w:instrText xml:space="preserve"> PAGEREF _Toc241745992 \h </w:instrText>
+              <w:instrText xml:space="preserve"> PAGEREF _Toc241748832 \h </w:instrText>
             </w:r>
             <w:r>
               <w:rPr>
@@ -960,7 +960,7 @@
               <w14:ligatures w14:val="standardContextual"/>
             </w:rPr>
           </w:pPr>
-          <w:hyperlink w:anchor="_Toc241745993" w:history="1">
+          <w:hyperlink w:anchor="_Toc241748833" w:history="1">
             <w:r>
               <w:rPr>
                 <w:rStyle w:val="Hiperligao"/>
@@ -984,7 +984,7 @@
               <w:rPr>
                 <w:noProof/>
               </w:rPr>
-              <w:instrText xml:space="preserve"> PAGEREF _Toc241745993 \h </w:instrText>
+              <w:instrText xml:space="preserve"> PAGEREF _Toc241748833 \h </w:instrText>
             </w:r>
             <w:r>
               <w:rPr>
@@ -1026,7 +1026,7 @@
               <w14:ligatures w14:val="standardContextual"/>
             </w:rPr>
           </w:pPr>
-          <w:hyperlink w:anchor="_Toc241745994" w:history="1">
+          <w:hyperlink w:anchor="_Toc241748834" w:history="1">
             <w:r>
               <w:rPr>
                 <w:rStyle w:val="Hiperligao"/>
@@ -1050,7 +1050,7 @@
               <w:rPr>
                 <w:noProof/>
               </w:rPr>
-              <w:instrText xml:space="preserve"> PAGEREF _Toc241745994 \h </w:instrText>
+              <w:instrText xml:space="preserve"> PAGEREF _Toc241748834 \h </w:instrText>
             </w:r>
             <w:r>
               <w:rPr>
@@ -1092,7 +1092,7 @@
               <w14:ligatures w14:val="standardContextual"/>
             </w:rPr>
           </w:pPr>
-          <w:hyperlink w:anchor="_Toc241745995" w:history="1">
+          <w:hyperlink w:anchor="_Toc241748835" w:history="1">
             <w:r>
               <w:rPr>
                 <w:rStyle w:val="Hiperligao"/>
@@ -1116,7 +1116,7 @@
               <w:rPr>
                 <w:noProof/>
               </w:rPr>
-              <w:instrText xml:space="preserve"> PAGEREF _Toc241745995 \h </w:instrText>
+              <w:instrText xml:space="preserve"> PAGEREF _Toc241748835 \h </w:instrText>
             </w:r>
             <w:r>
               <w:rPr>
@@ -1164,7 +1164,7 @@
       <w:pPr>
         <w:pStyle w:val="Ttulo1"/>
       </w:pPr>
-      <w:bookmarkStart w:id="0" w:name="_Toc241745980"/>
+      <w:bookmarkStart w:id="0" w:name="_Toc241748820"/>
       <w:r>
         <w:lastRenderedPageBreak/>
         <w:t>Votre rôle en un coup d'œil</w:t>
@@ -1662,7 +1662,7 @@
       <w:pPr>
         <w:pStyle w:val="Ttulo2"/>
       </w:pPr>
-      <w:bookmarkStart w:id="1" w:name="_Toc241745981"/>
+      <w:bookmarkStart w:id="1" w:name="_Toc241748821"/>
       <w:r>
         <w:t>D'où viennent vos accès</w:t>
       </w:r>
@@ -2545,7 +2545,7 @@
       <w:pPr>
         <w:pStyle w:val="Ttulo2"/>
       </w:pPr>
-      <w:bookmarkStart w:id="2" w:name="_Toc241745982"/>
+      <w:bookmarkStart w:id="2" w:name="_Toc241748822"/>
       <w:r>
         <w:t>Se connecter, changer de mot de passe, se déconnecter</w:t>
       </w:r>
@@ -2659,7 +2659,7 @@
           <w:noProof/>
         </w:rPr>
         <w:drawing>
-          <wp:inline distT="0" distB="0" distL="0" distR="0" wp14:anchorId="1DCAD8F9" wp14:editId="09F284DA">
+          <wp:inline distT="0" distB="0" distL="0" distR="0" wp14:anchorId="752BB8C4" wp14:editId="295C1B9C">
             <wp:extent cx="5715000" cy="3571875"/>
             <wp:effectExtent l="0" t="0" r="0" b="0"/>
             <wp:docPr id="418" name="01-login.png" descr="La page de connexion avec E-mail, Mot de passe, Rester connecté et le bouton Se connecter." title="La page de connexion avec E-mail, Mot de passe, Rester connecté et le bouton Se connecter."/>
@@ -2783,7 +2783,7 @@
         <w:pStyle w:val="Ttulo1"/>
         <w:pageBreakBefore/>
       </w:pPr>
-      <w:bookmarkStart w:id="3" w:name="_Toc241745983"/>
+      <w:bookmarkStart w:id="3" w:name="_Toc241748823"/>
       <w:r>
         <w:lastRenderedPageBreak/>
         <w:t>Tableau de bord</w:t>
@@ -2816,7 +2816,7 @@
           <w:noProof/>
         </w:rPr>
         <w:drawing>
-          <wp:inline distT="0" distB="0" distL="0" distR="0" wp14:anchorId="37DF621B" wp14:editId="0FC38785">
+          <wp:inline distT="0" distB="0" distL="0" distR="0" wp14:anchorId="4D9C0983" wp14:editId="7625B842">
             <wp:extent cx="5715000" cy="3571875"/>
             <wp:effectExtent l="0" t="0" r="0" b="0"/>
             <wp:docPr id="419" name="01-dashboard.png" descr="Le tableau de bord du Viewer avec sa barre latérale réduite et les cartes de synthèse." title="Le tableau de bord du Viewer avec sa barre latérale réduite et les cartes de synthèse."/>
@@ -3239,7 +3239,7 @@
         <w:pStyle w:val="Ttulo1"/>
         <w:pageBreakBefore/>
       </w:pPr>
-      <w:bookmarkStart w:id="4" w:name="_Toc241745984"/>
+      <w:bookmarkStart w:id="4" w:name="_Toc241748824"/>
       <w:r>
         <w:lastRenderedPageBreak/>
         <w:t>Cartes</w:t>
@@ -3272,7 +3272,7 @@
           <w:noProof/>
         </w:rPr>
         <w:drawing>
-          <wp:inline distT="0" distB="0" distL="0" distR="0" wp14:anchorId="5B32A765" wp14:editId="414CC2BB">
+          <wp:inline distT="0" distB="0" distL="0" distR="0" wp14:anchorId="201ABBBB" wp14:editId="3CA0C33C">
             <wp:extent cx="5715000" cy="3429000"/>
             <wp:effectExtent l="0" t="0" r="0" b="0"/>
             <wp:docPr id="420" name="03-maps-all.png" descr="La liste Cartes, onglet Tous, où chaque carte n'a que l'icône Ouvrir." title="La liste Cartes, onglet Tous, où chaque carte n'a que l'icône Ouvrir."/>
@@ -3994,7 +3994,7 @@
         </w:rPr>
         <w:lastRenderedPageBreak/>
         <w:drawing>
-          <wp:inline distT="0" distB="0" distL="0" distR="0" wp14:anchorId="38D74F22" wp14:editId="3703A4F7">
+          <wp:inline distT="0" distB="0" distL="0" distR="0" wp14:anchorId="7E6EA784" wp14:editId="761D612B">
             <wp:extent cx="5715000" cy="3429000"/>
             <wp:effectExtent l="0" t="0" r="0" b="0"/>
             <wp:docPr id="421" name="02-maps-shared.png" descr="La liste Cartes, onglet Partagées avec moi, avec la carte Classeurs et seulement l'icône Ouvrir." title="La liste Cartes, onglet Partagées avec moi, avec la carte Classeurs et seulement l'icône Ouvrir."/>
@@ -4082,7 +4082,7 @@
         <w:pStyle w:val="Ttulo1"/>
         <w:pageBreakBefore/>
       </w:pPr>
-      <w:bookmarkStart w:id="5" w:name="_Toc241745985"/>
+      <w:bookmarkStart w:id="5" w:name="_Toc241748825"/>
       <w:r>
         <w:lastRenderedPageBreak/>
         <w:t>La visionneuse de cartes</w:t>
@@ -4105,7 +4105,7 @@
           <w:noProof/>
         </w:rPr>
         <w:drawing>
-          <wp:inline distT="0" distB="0" distL="0" distR="0" wp14:anchorId="21DC7ADD" wp14:editId="22622FAD">
+          <wp:inline distT="0" distB="0" distL="0" distR="0" wp14:anchorId="6025B651" wp14:editId="21D01978">
             <wp:extent cx="5715000" cy="3571875"/>
             <wp:effectExtent l="0" t="0" r="0" b="0"/>
             <wp:docPr id="422" name="06-viewer-results.png" descr="Une exécution terminée avec les boutons Excel, CSV et PDF au-dessus de la grille de résultats." title="Une exécution terminée avec les boutons Excel, CSV et PDF au-dessus de la grille de résultats."/>
@@ -4557,7 +4557,7 @@
       <w:pPr>
         <w:pStyle w:val="Ttulo2"/>
       </w:pPr>
-      <w:bookmarkStart w:id="6" w:name="_Toc241745986"/>
+      <w:bookmarkStart w:id="6" w:name="_Toc241748826"/>
       <w:r>
         <w:t>Paramètres d'exécution</w:t>
       </w:r>
@@ -4600,7 +4600,7 @@
         </w:rPr>
         <w:lastRenderedPageBreak/>
         <w:drawing>
-          <wp:inline distT="0" distB="0" distL="0" distR="0" wp14:anchorId="2BCBCCF3" wp14:editId="44825C98">
+          <wp:inline distT="0" distB="0" distL="0" distR="0" wp14:anchorId="476DD47B" wp14:editId="5B7D3BE3">
             <wp:extent cx="2905125" cy="2152650"/>
             <wp:effectExtent l="0" t="0" r="0" b="0"/>
             <wp:docPr id="423" name="05-viewer-params-filled.png" descr="La boîte de dialogue Paramètres d'exécution avec les deux valeurs obligatoires renseignées." title="La boîte de dialogue Paramètres d'exécution avec les deux valeurs obligatoires renseignées."/>
@@ -4652,7 +4652,7 @@
       <w:pPr>
         <w:pStyle w:val="Ttulo2"/>
       </w:pPr>
-      <w:bookmarkStart w:id="7" w:name="_Toc241745987"/>
+      <w:bookmarkStart w:id="7" w:name="_Toc241748827"/>
       <w:r>
         <w:t>Lire les résultats</w:t>
       </w:r>
@@ -5323,7 +5323,7 @@
       <w:pPr>
         <w:pStyle w:val="Ttulo2"/>
       </w:pPr>
-      <w:bookmarkStart w:id="8" w:name="_Toc241745988"/>
+      <w:bookmarkStart w:id="8" w:name="_Toc241748828"/>
       <w:r>
         <w:t>Quand une exécution ne fonctionne pas</w:t>
       </w:r>
@@ -5715,7 +5715,7 @@
       <w:pPr>
         <w:pStyle w:val="Ttulo2"/>
       </w:pPr>
-      <w:bookmarkStart w:id="9" w:name="_Toc241745989"/>
+      <w:bookmarkStart w:id="9" w:name="_Toc241748829"/>
       <w:r>
         <w:t>Exporter (seulement si votre accès le permet)</w:t>
       </w:r>
@@ -6122,7 +6122,7 @@
           <w:noProof/>
         </w:rPr>
         <w:drawing>
-          <wp:inline distT="0" distB="0" distL="0" distR="0" wp14:anchorId="582716A6" wp14:editId="6E9CB991">
+          <wp:inline distT="0" distB="0" distL="0" distR="0" wp14:anchorId="6E6F5F0F" wp14:editId="419EBC5C">
             <wp:extent cx="3324225" cy="3990975"/>
             <wp:effectExtent l="0" t="0" r="0" b="0"/>
             <wp:docPr id="424" name="17-builder-pdf-dialog.png" descr="La boîte de dialogue d'exportation PDF avec les options d'orientation, de format du papier, de titre et de police." title="La boîte de dialogue d'exportation PDF avec les options d'orientation, de format du papier, de titre et de police."/>
@@ -6215,7 +6215,7 @@
         <w:pStyle w:val="Ttulo1"/>
         <w:pageBreakBefore/>
       </w:pPr>
-      <w:bookmarkStart w:id="10" w:name="_Toc241745990"/>
+      <w:bookmarkStart w:id="10" w:name="_Toc241748830"/>
       <w:r>
         <w:lastRenderedPageBreak/>
         <w:t>Exécutions</w:t>
@@ -6248,7 +6248,7 @@
           <w:noProof/>
         </w:rPr>
         <w:drawing>
-          <wp:inline distT="0" distB="0" distL="0" distR="0" wp14:anchorId="0D87D2A9" wp14:editId="2EA94EEC">
+          <wp:inline distT="0" distB="0" distL="0" distR="0" wp14:anchorId="01ACDD48" wp14:editId="5FB1CE0C">
             <wp:extent cx="5715000" cy="3571875"/>
             <wp:effectExtent l="0" t="0" r="0" b="0"/>
             <wp:docPr id="425" name="07-runs.png" descr="La page Exécutions listant les propres exécutions du Viewer." title="La page Exécutions listant les propres exécutions du Viewer."/>
@@ -6985,7 +6985,7 @@
         <w:pStyle w:val="Ttulo1"/>
         <w:pageBreakBefore/>
       </w:pPr>
-      <w:bookmarkStart w:id="11" w:name="_Toc241745991"/>
+      <w:bookmarkStart w:id="11" w:name="_Toc241748831"/>
       <w:r>
         <w:lastRenderedPageBreak/>
         <w:t>Exportations</w:t>
@@ -7018,7 +7018,7 @@
           <w:noProof/>
         </w:rPr>
         <w:drawing>
-          <wp:inline distT="0" distB="0" distL="0" distR="0" wp14:anchorId="3045900C" wp14:editId="77B3EDCE">
+          <wp:inline distT="0" distB="0" distL="0" distR="0" wp14:anchorId="433A99B9" wp14:editId="3A282640">
             <wp:extent cx="5715000" cy="3571875"/>
             <wp:effectExtent l="0" t="0" r="0" b="0"/>
             <wp:docPr id="426" name="44-exports.png" descr="La page Exportations listant les exportations avec un bouton Télécharger sur celles qui sont terminées." title="La page Exportations listant les exportations avec un bouton Télécharger sur celles qui sont terminées."/>
@@ -7176,7 +7176,7 @@
         <w:pStyle w:val="Ttulo1"/>
         <w:pageBreakBefore/>
       </w:pPr>
-      <w:bookmarkStart w:id="12" w:name="_Toc241745992"/>
+      <w:bookmarkStart w:id="12" w:name="_Toc241748832"/>
       <w:r>
         <w:lastRenderedPageBreak/>
         <w:t>Planifications</w:t>
@@ -7259,7 +7259,7 @@
           <w:noProof/>
         </w:rPr>
         <w:drawing>
-          <wp:inline distT="0" distB="0" distL="0" distR="0" wp14:anchorId="4CB6E2AF" wp14:editId="1F232E51">
+          <wp:inline distT="0" distB="0" distL="0" distR="0" wp14:anchorId="31502923" wp14:editId="6B46ECEB">
             <wp:extent cx="5715000" cy="3571875"/>
             <wp:effectExtent l="0" t="0" r="0" b="0"/>
             <wp:docPr id="427" name="09-schedules.png" descr="La page Planifications avec le message Aucune planification pour le moment." title="La page Planifications avec le message Aucune planification pour le moment."/>
@@ -7579,7 +7579,7 @@
         <w:pStyle w:val="Ttulo1"/>
         <w:pageBreakBefore/>
       </w:pPr>
-      <w:bookmarkStart w:id="13" w:name="_Toc241745993"/>
+      <w:bookmarkStart w:id="13" w:name="_Toc241748833"/>
       <w:r>
         <w:lastRenderedPageBreak/>
         <w:t>Paramètres</w:t>
@@ -7609,7 +7609,7 @@
           <w:noProof/>
         </w:rPr>
         <w:drawing>
-          <wp:inline distT="0" distB="0" distL="0" distR="0" wp14:anchorId="23B48BA1" wp14:editId="605D6DC9">
+          <wp:inline distT="0" distB="0" distL="0" distR="0" wp14:anchorId="1AFBDEF9" wp14:editId="4BA5A3A3">
             <wp:extent cx="5715000" cy="3571875"/>
             <wp:effectExtent l="0" t="0" r="0" b="0"/>
             <wp:docPr id="428" name="04-settings.png" descr="La page Paramètres avec les cartes Langue, Thème et Palette de couleurs." title="La page Paramètres avec les cartes Langue, Thème et Palette de couleurs."/>
@@ -8164,7 +8164,7 @@
         <w:pStyle w:val="Ttulo1"/>
         <w:pageBreakBefore/>
       </w:pPr>
-      <w:bookmarkStart w:id="14" w:name="_Toc241745994"/>
+      <w:bookmarkStart w:id="14" w:name="_Toc241748834"/>
       <w:r>
         <w:lastRenderedPageBreak/>
         <w:t>Questions fréquentes</w:t>
@@ -8322,7 +8322,7 @@
         <w:pStyle w:val="Ttulo1"/>
         <w:pageBreakBefore/>
       </w:pPr>
-      <w:bookmarkStart w:id="15" w:name="_Toc241745995"/>
+      <w:bookmarkStart w:id="15" w:name="_Toc241748835"/>
       <w:r>
         <w:lastRenderedPageBreak/>
         <w:t>Glossaire</w:t>
@@ -9148,7 +9148,7 @@
         <w:sz w:val="16"/>
         <w:szCs w:val="16"/>
       </w:rPr>
-      <w:t>Discoverer Neo 2.1.0 · Guide complet · VIEWER</w:t>
+      <w:t>Discoverer Neo 2.1.1 · Guide complet · VIEWER</w:t>
     </w:r>
   </w:p>
 </w:hdr>
@@ -9157,10 +9157,10 @@
 <file path=word/numbering.xml><?xml version="1.0" encoding="utf-8"?>
 <w:numbering xmlns:wpc="http://schemas.microsoft.com/office/word/2010/wordprocessingCanvas" xmlns:cx="http://schemas.microsoft.com/office/drawing/2014/chartex" xmlns:cx1="http://schemas.microsoft.com/office/drawing/2015/9/8/chartex" xmlns:cx2="http://schemas.microsoft.com/office/drawing/2015/10/21/chartex" xmlns:cx3="http://schemas.microsoft.com/office/drawing/2016/5/9/chartex" xmlns:cx4="http://schemas.microsoft.com/office/drawing/2016/5/10/chartex" xmlns:cx5="http://schemas.microsoft.com/office/drawing/2016/5/11/chartex" xmlns:cx6="http://schemas.microsoft.com/office/drawing/2016/5/12/chartex" xmlns:cx7="http://schemas.microsoft.com/office/drawing/2016/5/13/chartex" xmlns:cx8="http://schemas.microsoft.com/office/drawing/2016/5/14/chartex" xmlns:mc="http://schemas.openxmlformats.org/markup-compatibility/2006" xmlns:aink="http://schemas.microsoft.com/office/drawing/2016/ink" xmlns:am3d="http://schemas.microsoft.com/office/drawing/2017/model3d" xmlns:o="urn:schemas-microsoft-com:office:office" xmlns:oel="http://schemas.microsoft.com/office/2019/extlst" xmlns:r="http://schemas.openxmlformats.org/officeDocument/2006/relationships" xmlns:m="http://schemas.openxmlformats.org/officeDocument/2006/math" xmlns:v="urn:schemas-microsoft-com:vml" xmlns:wp14="http://schemas.microsoft.com/office/word/2010/wordprocessingDrawing" xmlns:wp="http://schemas.openxmlformats.org/drawingml/2006/wordprocessingDrawing" xmlns:w10="urn:schemas-microsoft-com:office:word" xmlns:w="http://schemas.openxmlformats.org/wordprocessingml/2006/main" xmlns:w14="http://schemas.microsoft.com/office/word/2010/wordml" xmlns:w15="http://schemas.microsoft.com/office/word/2012/wordml" xmlns:w16cex="http://schemas.microsoft.com/office/word/2018/wordml/cex" xmlns:w16cid="http://schemas.microsoft.com/office/word/2016/wordml/cid" xmlns:w16="http://schemas.microsoft.com/office/word/2018/wordml" xmlns:w16sdtdh="http://schemas.microsoft.com/office/word/2020/wordml/sdtdatahash" xmlns:w16se="http://schemas.microsoft.com/office/word/2015/wordml/symex" xmlns:wpg="http://schemas.microsoft.com/office/word/2010/wordprocessingGroup" xmlns:wpi="http://schemas.microsoft.com/office/word/2010/wordprocessingInk" xmlns:wne="http://schemas.microsoft.com/office/word/2006/wordml" xmlns:wps="http://schemas.microsoft.com/office/word/2010/wordprocessingShape" mc:Ignorable="w14 w15 w16se w16cid w16 w16cex w16sdtdh wp14">
   <w:abstractNum w:abstractNumId="0" w15:restartNumberingAfterBreak="0">
-    <w:nsid w:val="08EC0262"/>
+    <w:nsid w:val="3FC3678B"/>
     <w:multiLevelType w:val="hybridMultilevel"/>
-    <w:tmpl w:val="509A9186"/>
-    <w:lvl w:ilvl="0" w:tplc="6F322B9A">
+    <w:tmpl w:val="321EF460"/>
+    <w:lvl w:ilvl="0" w:tplc="A8AC6D74">
       <w:start w:val="1"/>
       <w:numFmt w:val="decimal"/>
       <w:lvlText w:val="%1."/>
@@ -9169,7 +9169,7 @@
         <w:ind w:left="360" w:hanging="300"/>
       </w:pPr>
     </w:lvl>
-    <w:lvl w:ilvl="1" w:tplc="32765A50" w:tentative="1">
+    <w:lvl w:ilvl="1" w:tplc="5A34E554" w:tentative="1">
       <w:start w:val="1"/>
       <w:numFmt w:val="lowerLetter"/>
       <w:lvlText w:val="%2."/>
@@ -9178,47 +9178,105 @@
         <w:ind w:left="720" w:hanging="300"/>
       </w:pPr>
     </w:lvl>
-    <w:lvl w:ilvl="2" w:tplc="0AC0CF36">
+    <w:lvl w:ilvl="2" w:tplc="80F485B0">
       <w:numFmt w:val="decimal"/>
       <w:lvlText w:val=""/>
       <w:lvlJc w:val="left"/>
     </w:lvl>
-    <w:lvl w:ilvl="3" w:tplc="DFC2D2B4">
+    <w:lvl w:ilvl="3" w:tplc="295E4676">
       <w:numFmt w:val="decimal"/>
       <w:lvlText w:val=""/>
       <w:lvlJc w:val="left"/>
     </w:lvl>
-    <w:lvl w:ilvl="4" w:tplc="CD1C6ABA">
+    <w:lvl w:ilvl="4" w:tplc="7DF6BB40">
       <w:numFmt w:val="decimal"/>
       <w:lvlText w:val=""/>
       <w:lvlJc w:val="left"/>
     </w:lvl>
-    <w:lvl w:ilvl="5" w:tplc="F32EAFE2">
+    <w:lvl w:ilvl="5" w:tplc="032E787A">
       <w:numFmt w:val="decimal"/>
       <w:lvlText w:val=""/>
       <w:lvlJc w:val="left"/>
     </w:lvl>
-    <w:lvl w:ilvl="6" w:tplc="F5B6E4D2">
+    <w:lvl w:ilvl="6" w:tplc="51DA6CDA">
       <w:numFmt w:val="decimal"/>
       <w:lvlText w:val=""/>
       <w:lvlJc w:val="left"/>
     </w:lvl>
-    <w:lvl w:ilvl="7" w:tplc="E2B00820">
+    <w:lvl w:ilvl="7" w:tplc="52EA30DE">
       <w:numFmt w:val="decimal"/>
       <w:lvlText w:val=""/>
       <w:lvlJc w:val="left"/>
     </w:lvl>
-    <w:lvl w:ilvl="8" w:tplc="37761AD4">
+    <w:lvl w:ilvl="8" w:tplc="2F38FC32">
       <w:numFmt w:val="decimal"/>
       <w:lvlText w:val=""/>
       <w:lvlJc w:val="left"/>
     </w:lvl>
   </w:abstractNum>
   <w:abstractNum w:abstractNumId="1" w15:restartNumberingAfterBreak="0">
-    <w:nsid w:val="412C7154"/>
+    <w:nsid w:val="49865078"/>
     <w:multiLevelType w:val="hybridMultilevel"/>
-    <w:tmpl w:val="D7BCE07A"/>
-    <w:lvl w:ilvl="0" w:tplc="52C4A622" w:tentative="1">
+    <w:tmpl w:val="9454C800"/>
+    <w:lvl w:ilvl="0" w:tplc="5270222A">
+      <w:start w:val="1"/>
+      <w:numFmt w:val="bullet"/>
+      <w:lvlText w:val="•"/>
+      <w:lvlJc w:val="left"/>
+      <w:pPr>
+        <w:ind w:left="360" w:hanging="260"/>
+      </w:pPr>
+    </w:lvl>
+    <w:lvl w:ilvl="1" w:tplc="E93E921A" w:tentative="1">
+      <w:start w:val="1"/>
+      <w:numFmt w:val="bullet"/>
+      <w:lvlText w:val="–"/>
+      <w:lvlJc w:val="left"/>
+      <w:pPr>
+        <w:ind w:left="720" w:hanging="260"/>
+      </w:pPr>
+    </w:lvl>
+    <w:lvl w:ilvl="2" w:tplc="81E6F180">
+      <w:numFmt w:val="decimal"/>
+      <w:lvlText w:val=""/>
+      <w:lvlJc w:val="left"/>
+    </w:lvl>
+    <w:lvl w:ilvl="3" w:tplc="42D0B48A">
+      <w:numFmt w:val="decimal"/>
+      <w:lvlText w:val=""/>
+      <w:lvlJc w:val="left"/>
+    </w:lvl>
+    <w:lvl w:ilvl="4" w:tplc="B30EB8EC">
+      <w:numFmt w:val="decimal"/>
+      <w:lvlText w:val=""/>
+      <w:lvlJc w:val="left"/>
+    </w:lvl>
+    <w:lvl w:ilvl="5" w:tplc="DD942D64">
+      <w:numFmt w:val="decimal"/>
+      <w:lvlText w:val=""/>
+      <w:lvlJc w:val="left"/>
+    </w:lvl>
+    <w:lvl w:ilvl="6" w:tplc="A4CE047C">
+      <w:numFmt w:val="decimal"/>
+      <w:lvlText w:val=""/>
+      <w:lvlJc w:val="left"/>
+    </w:lvl>
+    <w:lvl w:ilvl="7" w:tplc="6716437E">
+      <w:numFmt w:val="decimal"/>
+      <w:lvlText w:val=""/>
+      <w:lvlJc w:val="left"/>
+    </w:lvl>
+    <w:lvl w:ilvl="8" w:tplc="C5A60E78">
+      <w:numFmt w:val="decimal"/>
+      <w:lvlText w:val=""/>
+      <w:lvlJc w:val="left"/>
+    </w:lvl>
+  </w:abstractNum>
+  <w:abstractNum w:abstractNumId="2" w15:restartNumberingAfterBreak="0">
+    <w:nsid w:val="56AE2012"/>
+    <w:multiLevelType w:val="hybridMultilevel"/>
+    <w:tmpl w:val="1EC6122A"/>
+    <w:lvl w:ilvl="0" w:tplc="58BEC600" w:tentative="1">
       <w:start w:val="1"/>
       <w:numFmt w:val="bullet"/>
       <w:lvlText w:val="●"/>
@@ -9227,7 +9285,7 @@
         <w:ind w:left="720" w:hanging="360"/>
       </w:pPr>
     </w:lvl>
-    <w:lvl w:ilvl="1" w:tplc="E8FA4302" w:tentative="1">
+    <w:lvl w:ilvl="1" w:tplc="7564F884" w:tentative="1">
       <w:start w:val="1"/>
       <w:numFmt w:val="bullet"/>
       <w:lvlText w:val="○"/>
@@ -9236,7 +9294,7 @@
         <w:ind w:left="1440" w:hanging="360"/>
       </w:pPr>
     </w:lvl>
-    <w:lvl w:ilvl="2" w:tplc="F53808AC" w:tentative="1">
+    <w:lvl w:ilvl="2" w:tplc="ABD47B50" w:tentative="1">
       <w:start w:val="1"/>
       <w:numFmt w:val="bullet"/>
       <w:lvlText w:val="■"/>
@@ -9245,7 +9303,7 @@
         <w:ind w:left="2160" w:hanging="360"/>
       </w:pPr>
     </w:lvl>
-    <w:lvl w:ilvl="3" w:tplc="E9A866BC" w:tentative="1">
+    <w:lvl w:ilvl="3" w:tplc="2E8E49AE" w:tentative="1">
       <w:start w:val="1"/>
       <w:numFmt w:val="bullet"/>
       <w:lvlText w:val="●"/>
@@ -9254,7 +9312,7 @@
         <w:ind w:left="2880" w:hanging="360"/>
       </w:pPr>
     </w:lvl>
-    <w:lvl w:ilvl="4" w:tplc="D52EC064" w:tentative="1">
+    <w:lvl w:ilvl="4" w:tplc="F1AAA78C" w:tentative="1">
       <w:start w:val="1"/>
       <w:numFmt w:val="bullet"/>
       <w:lvlText w:val="○"/>
@@ -9263,7 +9321,7 @@
         <w:ind w:left="3600" w:hanging="360"/>
       </w:pPr>
     </w:lvl>
-    <w:lvl w:ilvl="5" w:tplc="50D44A96" w:tentative="1">
+    <w:lvl w:ilvl="5" w:tplc="25884346" w:tentative="1">
       <w:start w:val="1"/>
       <w:numFmt w:val="bullet"/>
       <w:lvlText w:val="■"/>
@@ -9272,7 +9330,7 @@
         <w:ind w:left="4320" w:hanging="360"/>
       </w:pPr>
     </w:lvl>
-    <w:lvl w:ilvl="6" w:tplc="F13ADD80" w:tentative="1">
+    <w:lvl w:ilvl="6" w:tplc="5E60052A" w:tentative="1">
       <w:start w:val="1"/>
       <w:numFmt w:val="bullet"/>
       <w:lvlText w:val="●"/>
@@ -9281,7 +9339,7 @@
         <w:ind w:left="5040" w:hanging="360"/>
       </w:pPr>
     </w:lvl>
-    <w:lvl w:ilvl="7" w:tplc="0E6ED6BC" w:tentative="1">
+    <w:lvl w:ilvl="7" w:tplc="97901F52" w:tentative="1">
       <w:start w:val="1"/>
       <w:numFmt w:val="bullet"/>
       <w:lvlText w:val="●"/>
@@ -9290,7 +9348,7 @@
         <w:ind w:left="5760" w:hanging="360"/>
       </w:pPr>
     </w:lvl>
-    <w:lvl w:ilvl="8" w:tplc="AA422FE2" w:tentative="1">
+    <w:lvl w:ilvl="8" w:tplc="0FEAC6B2" w:tentative="1">
       <w:start w:val="1"/>
       <w:numFmt w:val="bullet"/>
       <w:lvlText w:val="●"/>
@@ -9300,69 +9358,11 @@
       </w:pPr>
     </w:lvl>
   </w:abstractNum>
-  <w:abstractNum w:abstractNumId="2" w15:restartNumberingAfterBreak="0">
-    <w:nsid w:val="4D4A66E1"/>
+  <w:abstractNum w:abstractNumId="3" w15:restartNumberingAfterBreak="0">
+    <w:nsid w:val="7FA06E43"/>
     <w:multiLevelType w:val="hybridMultilevel"/>
-    <w:tmpl w:val="0DE0BBBA"/>
-    <w:lvl w:ilvl="0" w:tplc="44B42E34">
-      <w:start w:val="1"/>
-      <w:numFmt w:val="bullet"/>
-      <w:lvlText w:val="•"/>
-      <w:lvlJc w:val="left"/>
-      <w:pPr>
-        <w:ind w:left="360" w:hanging="260"/>
-      </w:pPr>
-    </w:lvl>
-    <w:lvl w:ilvl="1" w:tplc="07826B00" w:tentative="1">
-      <w:start w:val="1"/>
-      <w:numFmt w:val="bullet"/>
-      <w:lvlText w:val="–"/>
-      <w:lvlJc w:val="left"/>
-      <w:pPr>
-        <w:ind w:left="720" w:hanging="260"/>
-      </w:pPr>
-    </w:lvl>
-    <w:lvl w:ilvl="2" w:tplc="419C6E80">
-      <w:numFmt w:val="decimal"/>
-      <w:lvlText w:val=""/>
-      <w:lvlJc w:val="left"/>
-    </w:lvl>
-    <w:lvl w:ilvl="3" w:tplc="B476AB82">
-      <w:numFmt w:val="decimal"/>
-      <w:lvlText w:val=""/>
-      <w:lvlJc w:val="left"/>
-    </w:lvl>
-    <w:lvl w:ilvl="4" w:tplc="4CD61092">
-      <w:numFmt w:val="decimal"/>
-      <w:lvlText w:val=""/>
-      <w:lvlJc w:val="left"/>
-    </w:lvl>
-    <w:lvl w:ilvl="5" w:tplc="2414697E">
-      <w:numFmt w:val="decimal"/>
-      <w:lvlText w:val=""/>
-      <w:lvlJc w:val="left"/>
-    </w:lvl>
-    <w:lvl w:ilvl="6" w:tplc="9CE4791C">
-      <w:numFmt w:val="decimal"/>
-      <w:lvlText w:val=""/>
-      <w:lvlJc w:val="left"/>
-    </w:lvl>
-    <w:lvl w:ilvl="7" w:tplc="89249B28">
-      <w:numFmt w:val="decimal"/>
-      <w:lvlText w:val=""/>
-      <w:lvlJc w:val="left"/>
-    </w:lvl>
-    <w:lvl w:ilvl="8" w:tplc="F2AAFF9C">
-      <w:numFmt w:val="decimal"/>
-      <w:lvlText w:val=""/>
-      <w:lvlJc w:val="left"/>
-    </w:lvl>
-  </w:abstractNum>
-  <w:abstractNum w:abstractNumId="3" w15:restartNumberingAfterBreak="0">
-    <w:nsid w:val="605731E2"/>
-    <w:multiLevelType w:val="hybridMultilevel"/>
-    <w:tmpl w:val="D9F2C558"/>
-    <w:lvl w:ilvl="0" w:tplc="3AECFEF2">
+    <w:tmpl w:val="A17EFB02"/>
+    <w:lvl w:ilvl="0" w:tplc="33E68160">
       <w:start w:val="1"/>
       <w:numFmt w:val="decimal"/>
       <w:lvlText w:val="%1."/>
@@ -9371,7 +9371,7 @@
         <w:ind w:left="360" w:hanging="300"/>
       </w:pPr>
     </w:lvl>
-    <w:lvl w:ilvl="1" w:tplc="4D16BD34" w:tentative="1">
+    <w:lvl w:ilvl="1" w:tplc="A9105C2C" w:tentative="1">
       <w:start w:val="1"/>
       <w:numFmt w:val="lowerLetter"/>
       <w:lvlText w:val="%2."/>
@@ -9380,62 +9380,62 @@
         <w:ind w:left="720" w:hanging="300"/>
       </w:pPr>
     </w:lvl>
-    <w:lvl w:ilvl="2" w:tplc="FCBAF84C">
+    <w:lvl w:ilvl="2" w:tplc="7F3E134E">
       <w:numFmt w:val="decimal"/>
       <w:lvlText w:val=""/>
       <w:lvlJc w:val="left"/>
     </w:lvl>
-    <w:lvl w:ilvl="3" w:tplc="37DE89A0">
+    <w:lvl w:ilvl="3" w:tplc="1778A71C">
       <w:numFmt w:val="decimal"/>
       <w:lvlText w:val=""/>
       <w:lvlJc w:val="left"/>
     </w:lvl>
-    <w:lvl w:ilvl="4" w:tplc="5EAA13EA">
+    <w:lvl w:ilvl="4" w:tplc="8EEEE8EE">
       <w:numFmt w:val="decimal"/>
       <w:lvlText w:val=""/>
       <w:lvlJc w:val="left"/>
     </w:lvl>
-    <w:lvl w:ilvl="5" w:tplc="45D2F8D0">
+    <w:lvl w:ilvl="5" w:tplc="B7560BAE">
       <w:numFmt w:val="decimal"/>
       <w:lvlText w:val=""/>
       <w:lvlJc w:val="left"/>
     </w:lvl>
-    <w:lvl w:ilvl="6" w:tplc="03C61AD2">
+    <w:lvl w:ilvl="6" w:tplc="94389DDE">
       <w:numFmt w:val="decimal"/>
       <w:lvlText w:val=""/>
       <w:lvlJc w:val="left"/>
     </w:lvl>
-    <w:lvl w:ilvl="7" w:tplc="39F25DAC">
+    <w:lvl w:ilvl="7" w:tplc="F9EECE54">
       <w:numFmt w:val="decimal"/>
       <w:lvlText w:val=""/>
       <w:lvlJc w:val="left"/>
     </w:lvl>
-    <w:lvl w:ilvl="8" w:tplc="15F01DC8">
+    <w:lvl w:ilvl="8" w:tplc="206E6CB4">
       <w:numFmt w:val="decimal"/>
       <w:lvlText w:val=""/>
       <w:lvlJc w:val="left"/>
     </w:lvl>
   </w:abstractNum>
-  <w:num w:numId="1" w16cid:durableId="239292781">
+  <w:num w:numId="1" w16cid:durableId="1265649159">
+    <w:abstractNumId w:val="2"/>
+    <w:lvlOverride w:ilvl="0">
+      <w:startOverride w:val="1"/>
+    </w:lvlOverride>
+  </w:num>
+  <w:num w:numId="2" w16cid:durableId="528027504">
     <w:abstractNumId w:val="1"/>
     <w:lvlOverride w:ilvl="0">
       <w:startOverride w:val="1"/>
     </w:lvlOverride>
   </w:num>
-  <w:num w:numId="2" w16cid:durableId="1390493368">
-    <w:abstractNumId w:val="2"/>
+  <w:num w:numId="3" w16cid:durableId="1809012112">
+    <w:abstractNumId w:val="0"/>
     <w:lvlOverride w:ilvl="0">
       <w:startOverride w:val="1"/>
     </w:lvlOverride>
   </w:num>
-  <w:num w:numId="3" w16cid:durableId="440075458">
+  <w:num w:numId="4" w16cid:durableId="1014920249">
     <w:abstractNumId w:val="3"/>
-    <w:lvlOverride w:ilvl="0">
-      <w:startOverride w:val="1"/>
-    </w:lvlOverride>
-  </w:num>
-  <w:num w:numId="4" w16cid:durableId="687827489">
-    <w:abstractNumId w:val="0"/>
     <w:lvlOverride w:ilvl="0">
       <w:startOverride w:val="1"/>
     </w:lvlOverride>
@@ -10115,7 +10115,7 @@
     <w:autoRedefine/>
     <w:uiPriority w:val="39"/>
     <w:unhideWhenUsed/>
-    <w:rsid w:val="00DB3C11"/>
+    <w:rsid w:val="00050C87"/>
     <w:pPr>
       <w:spacing w:after="100"/>
     </w:pPr>
@@ -10127,7 +10127,7 @@
     <w:autoRedefine/>
     <w:uiPriority w:val="39"/>
     <w:unhideWhenUsed/>
-    <w:rsid w:val="00DB3C11"/>
+    <w:rsid w:val="00050C87"/>
     <w:pPr>
       <w:spacing w:after="100"/>
       <w:ind w:left="210"/>

--- a/discoverer-neo/docs/user-guide/manual/Discoverer-Neo-VIEWER-Guide-Full-fr-FR.docx
+++ b/discoverer-neo/docs/user-guide/manual/Discoverer-Neo-VIEWER-Guide-Full-fr-FR.docx
@@ -54,7 +54,7 @@
           <w:sz w:val="22"/>
           <w:szCs w:val="22"/>
         </w:rPr>
-        <w:t>Version 2.1.1</w:t>
+        <w:t>Version 2.2.0</w:t>
       </w:r>
     </w:p>
     <w:p>
@@ -74,7 +74,7 @@
     <w:sdt>
       <w:sdtPr>
         <w:alias w:val="Sommaire"/>
-        <w:id w:val="1600530988"/>
+        <w:id w:val="-1406762040"/>
       </w:sdtPr>
       <w:sdtEndPr/>
       <w:sdtContent>
@@ -102,7 +102,7 @@
           <w:r>
             <w:fldChar w:fldCharType="separate"/>
           </w:r>
-          <w:hyperlink w:anchor="_Toc241748820" w:history="1">
+          <w:hyperlink w:anchor="_Toc241849068" w:history="1">
             <w:r>
               <w:rPr>
                 <w:rStyle w:val="Hiperligao"/>
@@ -126,7 +126,7 @@
               <w:rPr>
                 <w:noProof/>
               </w:rPr>
-              <w:instrText xml:space="preserve"> PAGEREF _Toc241748820 \h </w:instrText>
+              <w:instrText xml:space="preserve"> PAGEREF _Toc241849068 \h </w:instrText>
             </w:r>
             <w:r>
               <w:rPr>
@@ -168,7 +168,7 @@
               <w14:ligatures w14:val="standardContextual"/>
             </w:rPr>
           </w:pPr>
-          <w:hyperlink w:anchor="_Toc241748821" w:history="1">
+          <w:hyperlink w:anchor="_Toc241849069" w:history="1">
             <w:r>
               <w:rPr>
                 <w:rStyle w:val="Hiperligao"/>
@@ -192,7 +192,7 @@
               <w:rPr>
                 <w:noProof/>
               </w:rPr>
-              <w:instrText xml:space="preserve"> PAGEREF _Toc241748821 \h </w:instrText>
+              <w:instrText xml:space="preserve"> PAGEREF _Toc241849069 \h </w:instrText>
             </w:r>
             <w:r>
               <w:rPr>
@@ -234,7 +234,7 @@
               <w14:ligatures w14:val="standardContextual"/>
             </w:rPr>
           </w:pPr>
-          <w:hyperlink w:anchor="_Toc241748822" w:history="1">
+          <w:hyperlink w:anchor="_Toc241849070" w:history="1">
             <w:r>
               <w:rPr>
                 <w:rStyle w:val="Hiperligao"/>
@@ -258,7 +258,7 @@
               <w:rPr>
                 <w:noProof/>
               </w:rPr>
-              <w:instrText xml:space="preserve"> PAGEREF _Toc241748822 \h </w:instrText>
+              <w:instrText xml:space="preserve"> PAGEREF _Toc241849070 \h </w:instrText>
             </w:r>
             <w:r>
               <w:rPr>
@@ -300,7 +300,7 @@
               <w14:ligatures w14:val="standardContextual"/>
             </w:rPr>
           </w:pPr>
-          <w:hyperlink w:anchor="_Toc241748823" w:history="1">
+          <w:hyperlink w:anchor="_Toc241849071" w:history="1">
             <w:r>
               <w:rPr>
                 <w:rStyle w:val="Hiperligao"/>
@@ -324,7 +324,7 @@
               <w:rPr>
                 <w:noProof/>
               </w:rPr>
-              <w:instrText xml:space="preserve"> PAGEREF _Toc241748823 \h </w:instrText>
+              <w:instrText xml:space="preserve"> PAGEREF _Toc241849071 \h </w:instrText>
             </w:r>
             <w:r>
               <w:rPr>
@@ -366,7 +366,7 @@
               <w14:ligatures w14:val="standardContextual"/>
             </w:rPr>
           </w:pPr>
-          <w:hyperlink w:anchor="_Toc241748824" w:history="1">
+          <w:hyperlink w:anchor="_Toc241849072" w:history="1">
             <w:r>
               <w:rPr>
                 <w:rStyle w:val="Hiperligao"/>
@@ -390,7 +390,7 @@
               <w:rPr>
                 <w:noProof/>
               </w:rPr>
-              <w:instrText xml:space="preserve"> PAGEREF _Toc241748824 \h </w:instrText>
+              <w:instrText xml:space="preserve"> PAGEREF _Toc241849072 \h </w:instrText>
             </w:r>
             <w:r>
               <w:rPr>
@@ -432,7 +432,7 @@
               <w14:ligatures w14:val="standardContextual"/>
             </w:rPr>
           </w:pPr>
-          <w:hyperlink w:anchor="_Toc241748825" w:history="1">
+          <w:hyperlink w:anchor="_Toc241849073" w:history="1">
             <w:r>
               <w:rPr>
                 <w:rStyle w:val="Hiperligao"/>
@@ -456,7 +456,7 @@
               <w:rPr>
                 <w:noProof/>
               </w:rPr>
-              <w:instrText xml:space="preserve"> PAGEREF _Toc241748825 \h </w:instrText>
+              <w:instrText xml:space="preserve"> PAGEREF _Toc241849073 \h </w:instrText>
             </w:r>
             <w:r>
               <w:rPr>
@@ -498,7 +498,7 @@
               <w14:ligatures w14:val="standardContextual"/>
             </w:rPr>
           </w:pPr>
-          <w:hyperlink w:anchor="_Toc241748826" w:history="1">
+          <w:hyperlink w:anchor="_Toc241849074" w:history="1">
             <w:r>
               <w:rPr>
                 <w:rStyle w:val="Hiperligao"/>
@@ -522,7 +522,7 @@
               <w:rPr>
                 <w:noProof/>
               </w:rPr>
-              <w:instrText xml:space="preserve"> PAGEREF _Toc241748826 \h </w:instrText>
+              <w:instrText xml:space="preserve"> PAGEREF _Toc241849074 \h </w:instrText>
             </w:r>
             <w:r>
               <w:rPr>
@@ -564,7 +564,7 @@
               <w14:ligatures w14:val="standardContextual"/>
             </w:rPr>
           </w:pPr>
-          <w:hyperlink w:anchor="_Toc241748827" w:history="1">
+          <w:hyperlink w:anchor="_Toc241849075" w:history="1">
             <w:r>
               <w:rPr>
                 <w:rStyle w:val="Hiperligao"/>
@@ -588,7 +588,7 @@
               <w:rPr>
                 <w:noProof/>
               </w:rPr>
-              <w:instrText xml:space="preserve"> PAGEREF _Toc241748827 \h </w:instrText>
+              <w:instrText xml:space="preserve"> PAGEREF _Toc241849075 \h </w:instrText>
             </w:r>
             <w:r>
               <w:rPr>
@@ -630,7 +630,7 @@
               <w14:ligatures w14:val="standardContextual"/>
             </w:rPr>
           </w:pPr>
-          <w:hyperlink w:anchor="_Toc241748828" w:history="1">
+          <w:hyperlink w:anchor="_Toc241849076" w:history="1">
             <w:r>
               <w:rPr>
                 <w:rStyle w:val="Hiperligao"/>
@@ -654,7 +654,7 @@
               <w:rPr>
                 <w:noProof/>
               </w:rPr>
-              <w:instrText xml:space="preserve"> PAGEREF _Toc241748828 \h </w:instrText>
+              <w:instrText xml:space="preserve"> PAGEREF _Toc241849076 \h </w:instrText>
             </w:r>
             <w:r>
               <w:rPr>
@@ -696,7 +696,7 @@
               <w14:ligatures w14:val="standardContextual"/>
             </w:rPr>
           </w:pPr>
-          <w:hyperlink w:anchor="_Toc241748829" w:history="1">
+          <w:hyperlink w:anchor="_Toc241849077" w:history="1">
             <w:r>
               <w:rPr>
                 <w:rStyle w:val="Hiperligao"/>
@@ -720,7 +720,7 @@
               <w:rPr>
                 <w:noProof/>
               </w:rPr>
-              <w:instrText xml:space="preserve"> PAGEREF _Toc241748829 \h </w:instrText>
+              <w:instrText xml:space="preserve"> PAGEREF _Toc241849077 \h </w:instrText>
             </w:r>
             <w:r>
               <w:rPr>
@@ -762,7 +762,7 @@
               <w14:ligatures w14:val="standardContextual"/>
             </w:rPr>
           </w:pPr>
-          <w:hyperlink w:anchor="_Toc241748830" w:history="1">
+          <w:hyperlink w:anchor="_Toc241849078" w:history="1">
             <w:r>
               <w:rPr>
                 <w:rStyle w:val="Hiperligao"/>
@@ -786,7 +786,7 @@
               <w:rPr>
                 <w:noProof/>
               </w:rPr>
-              <w:instrText xml:space="preserve"> PAGEREF _Toc241748830 \h </w:instrText>
+              <w:instrText xml:space="preserve"> PAGEREF _Toc241849078 \h </w:instrText>
             </w:r>
             <w:r>
               <w:rPr>
@@ -828,7 +828,7 @@
               <w14:ligatures w14:val="standardContextual"/>
             </w:rPr>
           </w:pPr>
-          <w:hyperlink w:anchor="_Toc241748831" w:history="1">
+          <w:hyperlink w:anchor="_Toc241849079" w:history="1">
             <w:r>
               <w:rPr>
                 <w:rStyle w:val="Hiperligao"/>
@@ -852,7 +852,7 @@
               <w:rPr>
                 <w:noProof/>
               </w:rPr>
-              <w:instrText xml:space="preserve"> PAGEREF _Toc241748831 \h </w:instrText>
+              <w:instrText xml:space="preserve"> PAGEREF _Toc241849079 \h </w:instrText>
             </w:r>
             <w:r>
               <w:rPr>
@@ -894,7 +894,7 @@
               <w14:ligatures w14:val="standardContextual"/>
             </w:rPr>
           </w:pPr>
-          <w:hyperlink w:anchor="_Toc241748832" w:history="1">
+          <w:hyperlink w:anchor="_Toc241849080" w:history="1">
             <w:r>
               <w:rPr>
                 <w:rStyle w:val="Hiperligao"/>
@@ -918,7 +918,7 @@
               <w:rPr>
                 <w:noProof/>
               </w:rPr>
-              <w:instrText xml:space="preserve"> PAGEREF _Toc241748832 \h </w:instrText>
+              <w:instrText xml:space="preserve"> PAGEREF _Toc241849080 \h </w:instrText>
             </w:r>
             <w:r>
               <w:rPr>
@@ -960,7 +960,7 @@
               <w14:ligatures w14:val="standardContextual"/>
             </w:rPr>
           </w:pPr>
-          <w:hyperlink w:anchor="_Toc241748833" w:history="1">
+          <w:hyperlink w:anchor="_Toc241849081" w:history="1">
             <w:r>
               <w:rPr>
                 <w:rStyle w:val="Hiperligao"/>
@@ -984,7 +984,7 @@
               <w:rPr>
                 <w:noProof/>
               </w:rPr>
-              <w:instrText xml:space="preserve"> PAGEREF _Toc241748833 \h </w:instrText>
+              <w:instrText xml:space="preserve"> PAGEREF _Toc241849081 \h </w:instrText>
             </w:r>
             <w:r>
               <w:rPr>
@@ -1026,7 +1026,7 @@
               <w14:ligatures w14:val="standardContextual"/>
             </w:rPr>
           </w:pPr>
-          <w:hyperlink w:anchor="_Toc241748834" w:history="1">
+          <w:hyperlink w:anchor="_Toc241849082" w:history="1">
             <w:r>
               <w:rPr>
                 <w:rStyle w:val="Hiperligao"/>
@@ -1050,7 +1050,7 @@
               <w:rPr>
                 <w:noProof/>
               </w:rPr>
-              <w:instrText xml:space="preserve"> PAGEREF _Toc241748834 \h </w:instrText>
+              <w:instrText xml:space="preserve"> PAGEREF _Toc241849082 \h </w:instrText>
             </w:r>
             <w:r>
               <w:rPr>
@@ -1092,7 +1092,7 @@
               <w14:ligatures w14:val="standardContextual"/>
             </w:rPr>
           </w:pPr>
-          <w:hyperlink w:anchor="_Toc241748835" w:history="1">
+          <w:hyperlink w:anchor="_Toc241849083" w:history="1">
             <w:r>
               <w:rPr>
                 <w:rStyle w:val="Hiperligao"/>
@@ -1116,7 +1116,7 @@
               <w:rPr>
                 <w:noProof/>
               </w:rPr>
-              <w:instrText xml:space="preserve"> PAGEREF _Toc241748835 \h </w:instrText>
+              <w:instrText xml:space="preserve"> PAGEREF _Toc241849083 \h </w:instrText>
             </w:r>
             <w:r>
               <w:rPr>
@@ -1164,7 +1164,7 @@
       <w:pPr>
         <w:pStyle w:val="Ttulo1"/>
       </w:pPr>
-      <w:bookmarkStart w:id="0" w:name="_Toc241748820"/>
+      <w:bookmarkStart w:id="0" w:name="_Toc241849068"/>
       <w:r>
         <w:lastRenderedPageBreak/>
         <w:t>Votre rôle en un coup d'œil</w:t>
@@ -1662,7 +1662,7 @@
       <w:pPr>
         <w:pStyle w:val="Ttulo2"/>
       </w:pPr>
-      <w:bookmarkStart w:id="1" w:name="_Toc241748821"/>
+      <w:bookmarkStart w:id="1" w:name="_Toc241849069"/>
       <w:r>
         <w:t>D'où viennent vos accès</w:t>
       </w:r>
@@ -2545,7 +2545,7 @@
       <w:pPr>
         <w:pStyle w:val="Ttulo2"/>
       </w:pPr>
-      <w:bookmarkStart w:id="2" w:name="_Toc241748822"/>
+      <w:bookmarkStart w:id="2" w:name="_Toc241849070"/>
       <w:r>
         <w:t>Se connecter, changer de mot de passe, se déconnecter</w:t>
       </w:r>
@@ -2659,10 +2659,10 @@
           <w:noProof/>
         </w:rPr>
         <w:drawing>
-          <wp:inline distT="0" distB="0" distL="0" distR="0" wp14:anchorId="752BB8C4" wp14:editId="295C1B9C">
+          <wp:inline distT="0" distB="0" distL="0" distR="0" wp14:anchorId="73D7E0E6" wp14:editId="3BDBD489">
             <wp:extent cx="5715000" cy="3571875"/>
             <wp:effectExtent l="0" t="0" r="0" b="0"/>
-            <wp:docPr id="418" name="01-login.png" descr="La page de connexion avec E-mail, Mot de passe, Rester connecté et le bouton Se connecter." title="La page de connexion avec E-mail, Mot de passe, Rester connecté et le bouton Se connecter."/>
+            <wp:docPr id="430" name="01-login.png" descr="La page de connexion avec E-mail, Mot de passe, Rester connecté et le bouton Se connecter." title="La page de connexion avec E-mail, Mot de passe, Rester connecté et le bouton Se connecter."/>
             <wp:cNvGraphicFramePr>
               <a:graphicFrameLocks xmlns:a="http://schemas.openxmlformats.org/drawingml/2006/main" noChangeAspect="1"/>
             </wp:cNvGraphicFramePr>
@@ -2783,7 +2783,7 @@
         <w:pStyle w:val="Ttulo1"/>
         <w:pageBreakBefore/>
       </w:pPr>
-      <w:bookmarkStart w:id="3" w:name="_Toc241748823"/>
+      <w:bookmarkStart w:id="3" w:name="_Toc241849071"/>
       <w:r>
         <w:lastRenderedPageBreak/>
         <w:t>Tableau de bord</w:t>
@@ -2816,10 +2816,10 @@
           <w:noProof/>
         </w:rPr>
         <w:drawing>
-          <wp:inline distT="0" distB="0" distL="0" distR="0" wp14:anchorId="4D9C0983" wp14:editId="7625B842">
+          <wp:inline distT="0" distB="0" distL="0" distR="0" wp14:anchorId="7B7564B5" wp14:editId="61A564E5">
             <wp:extent cx="5715000" cy="3571875"/>
             <wp:effectExtent l="0" t="0" r="0" b="0"/>
-            <wp:docPr id="419" name="01-dashboard.png" descr="Le tableau de bord du Viewer avec sa barre latérale réduite et les cartes de synthèse." title="Le tableau de bord du Viewer avec sa barre latérale réduite et les cartes de synthèse."/>
+            <wp:docPr id="431" name="01-dashboard.png" descr="Le tableau de bord du Viewer avec sa barre latérale réduite et les cartes de synthèse." title="Le tableau de bord du Viewer avec sa barre latérale réduite et les cartes de synthèse."/>
             <wp:cNvGraphicFramePr>
               <a:graphicFrameLocks xmlns:a="http://schemas.openxmlformats.org/drawingml/2006/main" noChangeAspect="1"/>
             </wp:cNvGraphicFramePr>
@@ -3239,7 +3239,7 @@
         <w:pStyle w:val="Ttulo1"/>
         <w:pageBreakBefore/>
       </w:pPr>
-      <w:bookmarkStart w:id="4" w:name="_Toc241748824"/>
+      <w:bookmarkStart w:id="4" w:name="_Toc241849072"/>
       <w:r>
         <w:lastRenderedPageBreak/>
         <w:t>Cartes</w:t>
@@ -3272,10 +3272,10 @@
           <w:noProof/>
         </w:rPr>
         <w:drawing>
-          <wp:inline distT="0" distB="0" distL="0" distR="0" wp14:anchorId="201ABBBB" wp14:editId="3CA0C33C">
+          <wp:inline distT="0" distB="0" distL="0" distR="0" wp14:anchorId="211C89D3" wp14:editId="5EE014F4">
             <wp:extent cx="5715000" cy="3429000"/>
             <wp:effectExtent l="0" t="0" r="0" b="0"/>
-            <wp:docPr id="420" name="03-maps-all.png" descr="La liste Cartes, onglet Tous, où chaque carte n'a que l'icône Ouvrir." title="La liste Cartes, onglet Tous, où chaque carte n'a que l'icône Ouvrir."/>
+            <wp:docPr id="432" name="03-maps-all.png" descr="La liste Cartes, onglet Tous, où chaque carte n'a que l'icône Ouvrir." title="La liste Cartes, onglet Tous, où chaque carte n'a que l'icône Ouvrir."/>
             <wp:cNvGraphicFramePr>
               <a:graphicFrameLocks xmlns:a="http://schemas.openxmlformats.org/drawingml/2006/main" noChangeAspect="1"/>
             </wp:cNvGraphicFramePr>
@@ -3994,10 +3994,10 @@
         </w:rPr>
         <w:lastRenderedPageBreak/>
         <w:drawing>
-          <wp:inline distT="0" distB="0" distL="0" distR="0" wp14:anchorId="7E6EA784" wp14:editId="761D612B">
+          <wp:inline distT="0" distB="0" distL="0" distR="0" wp14:anchorId="5590C269" wp14:editId="2D7F13F5">
             <wp:extent cx="5715000" cy="3429000"/>
             <wp:effectExtent l="0" t="0" r="0" b="0"/>
-            <wp:docPr id="421" name="02-maps-shared.png" descr="La liste Cartes, onglet Partagées avec moi, avec la carte Classeurs et seulement l'icône Ouvrir." title="La liste Cartes, onglet Partagées avec moi, avec la carte Classeurs et seulement l'icône Ouvrir."/>
+            <wp:docPr id="433" name="02-maps-shared.png" descr="La liste Cartes, onglet Partagées avec moi, avec la carte Classeurs et seulement l'icône Ouvrir." title="La liste Cartes, onglet Partagées avec moi, avec la carte Classeurs et seulement l'icône Ouvrir."/>
             <wp:cNvGraphicFramePr>
               <a:graphicFrameLocks xmlns:a="http://schemas.openxmlformats.org/drawingml/2006/main" noChangeAspect="1"/>
             </wp:cNvGraphicFramePr>
@@ -4082,7 +4082,7 @@
         <w:pStyle w:val="Ttulo1"/>
         <w:pageBreakBefore/>
       </w:pPr>
-      <w:bookmarkStart w:id="5" w:name="_Toc241748825"/>
+      <w:bookmarkStart w:id="5" w:name="_Toc241849073"/>
       <w:r>
         <w:lastRenderedPageBreak/>
         <w:t>La visionneuse de cartes</w:t>
@@ -4105,10 +4105,10 @@
           <w:noProof/>
         </w:rPr>
         <w:drawing>
-          <wp:inline distT="0" distB="0" distL="0" distR="0" wp14:anchorId="6025B651" wp14:editId="21D01978">
+          <wp:inline distT="0" distB="0" distL="0" distR="0" wp14:anchorId="7F2D615C" wp14:editId="0AFD11F1">
             <wp:extent cx="5715000" cy="3571875"/>
             <wp:effectExtent l="0" t="0" r="0" b="0"/>
-            <wp:docPr id="422" name="06-viewer-results.png" descr="Une exécution terminée avec les boutons Excel, CSV et PDF au-dessus de la grille de résultats." title="Une exécution terminée avec les boutons Excel, CSV et PDF au-dessus de la grille de résultats."/>
+            <wp:docPr id="434" name="06-viewer-results.png" descr="Une exécution terminée avec les boutons Excel, CSV et PDF au-dessus de la grille de résultats." title="Une exécution terminée avec les boutons Excel, CSV et PDF au-dessus de la grille de résultats."/>
             <wp:cNvGraphicFramePr>
               <a:graphicFrameLocks xmlns:a="http://schemas.openxmlformats.org/drawingml/2006/main" noChangeAspect="1"/>
             </wp:cNvGraphicFramePr>
@@ -4557,7 +4557,7 @@
       <w:pPr>
         <w:pStyle w:val="Ttulo2"/>
       </w:pPr>
-      <w:bookmarkStart w:id="6" w:name="_Toc241748826"/>
+      <w:bookmarkStart w:id="6" w:name="_Toc241849074"/>
       <w:r>
         <w:t>Paramètres d'exécution</w:t>
       </w:r>
@@ -4600,10 +4600,10 @@
         </w:rPr>
         <w:lastRenderedPageBreak/>
         <w:drawing>
-          <wp:inline distT="0" distB="0" distL="0" distR="0" wp14:anchorId="476DD47B" wp14:editId="5B7D3BE3">
+          <wp:inline distT="0" distB="0" distL="0" distR="0" wp14:anchorId="29A6066C" wp14:editId="615115BB">
             <wp:extent cx="2905125" cy="2152650"/>
             <wp:effectExtent l="0" t="0" r="0" b="0"/>
-            <wp:docPr id="423" name="05-viewer-params-filled.png" descr="La boîte de dialogue Paramètres d'exécution avec les deux valeurs obligatoires renseignées." title="La boîte de dialogue Paramètres d'exécution avec les deux valeurs obligatoires renseignées."/>
+            <wp:docPr id="435" name="05-viewer-params-filled.png" descr="La boîte de dialogue Paramètres d'exécution avec les deux valeurs obligatoires renseignées." title="La boîte de dialogue Paramètres d'exécution avec les deux valeurs obligatoires renseignées."/>
             <wp:cNvGraphicFramePr>
               <a:graphicFrameLocks xmlns:a="http://schemas.openxmlformats.org/drawingml/2006/main" noChangeAspect="1"/>
             </wp:cNvGraphicFramePr>
@@ -4652,7 +4652,7 @@
       <w:pPr>
         <w:pStyle w:val="Ttulo2"/>
       </w:pPr>
-      <w:bookmarkStart w:id="7" w:name="_Toc241748827"/>
+      <w:bookmarkStart w:id="7" w:name="_Toc241849075"/>
       <w:r>
         <w:t>Lire les résultats</w:t>
       </w:r>
@@ -5323,7 +5323,7 @@
       <w:pPr>
         <w:pStyle w:val="Ttulo2"/>
       </w:pPr>
-      <w:bookmarkStart w:id="8" w:name="_Toc241748828"/>
+      <w:bookmarkStart w:id="8" w:name="_Toc241849076"/>
       <w:r>
         <w:t>Quand une exécution ne fonctionne pas</w:t>
       </w:r>
@@ -5715,7 +5715,7 @@
       <w:pPr>
         <w:pStyle w:val="Ttulo2"/>
       </w:pPr>
-      <w:bookmarkStart w:id="9" w:name="_Toc241748829"/>
+      <w:bookmarkStart w:id="9" w:name="_Toc241849077"/>
       <w:r>
         <w:t>Exporter (seulement si votre accès le permet)</w:t>
       </w:r>
@@ -6122,10 +6122,10 @@
           <w:noProof/>
         </w:rPr>
         <w:drawing>
-          <wp:inline distT="0" distB="0" distL="0" distR="0" wp14:anchorId="6E6F5F0F" wp14:editId="419EBC5C">
+          <wp:inline distT="0" distB="0" distL="0" distR="0" wp14:anchorId="7EBB7F1F" wp14:editId="7A08C072">
             <wp:extent cx="3324225" cy="3990975"/>
             <wp:effectExtent l="0" t="0" r="0" b="0"/>
-            <wp:docPr id="424" name="17-builder-pdf-dialog.png" descr="La boîte de dialogue d'exportation PDF avec les options d'orientation, de format du papier, de titre et de police." title="La boîte de dialogue d'exportation PDF avec les options d'orientation, de format du papier, de titre et de police."/>
+            <wp:docPr id="436" name="17-builder-pdf-dialog.png" descr="La boîte de dialogue d'exportation PDF avec les options d'orientation, de format du papier, de titre et de police." title="La boîte de dialogue d'exportation PDF avec les options d'orientation, de format du papier, de titre et de police."/>
             <wp:cNvGraphicFramePr>
               <a:graphicFrameLocks xmlns:a="http://schemas.openxmlformats.org/drawingml/2006/main" noChangeAspect="1"/>
             </wp:cNvGraphicFramePr>
@@ -6215,7 +6215,7 @@
         <w:pStyle w:val="Ttulo1"/>
         <w:pageBreakBefore/>
       </w:pPr>
-      <w:bookmarkStart w:id="10" w:name="_Toc241748830"/>
+      <w:bookmarkStart w:id="10" w:name="_Toc241849078"/>
       <w:r>
         <w:lastRenderedPageBreak/>
         <w:t>Exécutions</w:t>
@@ -6248,10 +6248,10 @@
           <w:noProof/>
         </w:rPr>
         <w:drawing>
-          <wp:inline distT="0" distB="0" distL="0" distR="0" wp14:anchorId="01ACDD48" wp14:editId="5FB1CE0C">
+          <wp:inline distT="0" distB="0" distL="0" distR="0" wp14:anchorId="3CCBBCBE" wp14:editId="6F148B14">
             <wp:extent cx="5715000" cy="3571875"/>
             <wp:effectExtent l="0" t="0" r="0" b="0"/>
-            <wp:docPr id="425" name="07-runs.png" descr="La page Exécutions listant les propres exécutions du Viewer." title="La page Exécutions listant les propres exécutions du Viewer."/>
+            <wp:docPr id="437" name="07-runs.png" descr="La page Exécutions listant les propres exécutions du Viewer." title="La page Exécutions listant les propres exécutions du Viewer."/>
             <wp:cNvGraphicFramePr>
               <a:graphicFrameLocks xmlns:a="http://schemas.openxmlformats.org/drawingml/2006/main" noChangeAspect="1"/>
             </wp:cNvGraphicFramePr>
@@ -6985,7 +6985,7 @@
         <w:pStyle w:val="Ttulo1"/>
         <w:pageBreakBefore/>
       </w:pPr>
-      <w:bookmarkStart w:id="11" w:name="_Toc241748831"/>
+      <w:bookmarkStart w:id="11" w:name="_Toc241849079"/>
       <w:r>
         <w:lastRenderedPageBreak/>
         <w:t>Exportations</w:t>
@@ -7018,10 +7018,10 @@
           <w:noProof/>
         </w:rPr>
         <w:drawing>
-          <wp:inline distT="0" distB="0" distL="0" distR="0" wp14:anchorId="433A99B9" wp14:editId="3A282640">
+          <wp:inline distT="0" distB="0" distL="0" distR="0" wp14:anchorId="0228781A" wp14:editId="65943E68">
             <wp:extent cx="5715000" cy="3571875"/>
             <wp:effectExtent l="0" t="0" r="0" b="0"/>
-            <wp:docPr id="426" name="44-exports.png" descr="La page Exportations listant les exportations avec un bouton Télécharger sur celles qui sont terminées." title="La page Exportations listant les exportations avec un bouton Télécharger sur celles qui sont terminées."/>
+            <wp:docPr id="438" name="44-exports.png" descr="La page Exportations listant les exportations avec un bouton Télécharger sur celles qui sont terminées." title="La page Exportations listant les exportations avec un bouton Télécharger sur celles qui sont terminées."/>
             <wp:cNvGraphicFramePr>
               <a:graphicFrameLocks xmlns:a="http://schemas.openxmlformats.org/drawingml/2006/main" noChangeAspect="1"/>
             </wp:cNvGraphicFramePr>
@@ -7176,7 +7176,7 @@
         <w:pStyle w:val="Ttulo1"/>
         <w:pageBreakBefore/>
       </w:pPr>
-      <w:bookmarkStart w:id="12" w:name="_Toc241748832"/>
+      <w:bookmarkStart w:id="12" w:name="_Toc241849080"/>
       <w:r>
         <w:lastRenderedPageBreak/>
         <w:t>Planifications</w:t>
@@ -7259,10 +7259,10 @@
           <w:noProof/>
         </w:rPr>
         <w:drawing>
-          <wp:inline distT="0" distB="0" distL="0" distR="0" wp14:anchorId="31502923" wp14:editId="6B46ECEB">
+          <wp:inline distT="0" distB="0" distL="0" distR="0" wp14:anchorId="032B0822" wp14:editId="24E3BD7F">
             <wp:extent cx="5715000" cy="3571875"/>
             <wp:effectExtent l="0" t="0" r="0" b="0"/>
-            <wp:docPr id="427" name="09-schedules.png" descr="La page Planifications avec le message Aucune planification pour le moment." title="La page Planifications avec le message Aucune planification pour le moment."/>
+            <wp:docPr id="439" name="09-schedules.png" descr="La page Planifications avec le message Aucune planification pour le moment." title="La page Planifications avec le message Aucune planification pour le moment."/>
             <wp:cNvGraphicFramePr>
               <a:graphicFrameLocks xmlns:a="http://schemas.openxmlformats.org/drawingml/2006/main" noChangeAspect="1"/>
             </wp:cNvGraphicFramePr>
@@ -7405,7 +7405,7 @@
           <w:b/>
           <w:bCs/>
         </w:rPr>
-        <w:t>Tous les jours (minuit)</w:t>
+        <w:t>Quotidien</w:t>
       </w:r>
       <w:r>
         <w:t xml:space="preserve">, </w:t>
@@ -7415,7 +7415,7 @@
           <w:b/>
           <w:bCs/>
         </w:rPr>
-        <w:t>Toutes les semaines (dimanche, minuit)</w:t>
+        <w:t>Hebdomadaire</w:t>
       </w:r>
       <w:r>
         <w:t xml:space="preserve">, </w:t>
@@ -7425,7 +7425,77 @@
           <w:b/>
           <w:bCs/>
         </w:rPr>
-        <w:t>Tous les mois (le 1er, minuit)</w:t>
+        <w:t>Bimensuel (le 1er et le 16)</w:t>
+      </w:r>
+      <w:r>
+        <w:t xml:space="preserve">, </w:t>
+      </w:r>
+      <w:r>
+        <w:rPr>
+          <w:b/>
+          <w:bCs/>
+        </w:rPr>
+        <w:t>Mensuel</w:t>
+      </w:r>
+      <w:r>
+        <w:t xml:space="preserve">, tous les 2, 3, 4 ou 6 mois, </w:t>
+      </w:r>
+      <w:r>
+        <w:rPr>
+          <w:b/>
+          <w:bCs/>
+        </w:rPr>
+        <w:t>Annuel</w:t>
+      </w:r>
+      <w:r>
+        <w:t xml:space="preserve">, ou </w:t>
+      </w:r>
+      <w:r>
+        <w:rPr>
+          <w:b/>
+          <w:bCs/>
+        </w:rPr>
+        <w:t>Personnalisé (cron)</w:t>
+      </w:r>
+      <w:r>
+        <w:t xml:space="preserve">), son </w:t>
+      </w:r>
+      <w:r>
+        <w:rPr>
+          <w:b/>
+          <w:bCs/>
+        </w:rPr>
+        <w:t>Heure</w:t>
+      </w:r>
+      <w:r>
+        <w:t xml:space="preserve"> et son jour, le </w:t>
+      </w:r>
+      <w:r>
+        <w:rPr>
+          <w:b/>
+          <w:bCs/>
+        </w:rPr>
+        <w:t>Fuseau horaire</w:t>
+      </w:r>
+      <w:r>
+        <w:t xml:space="preserve"> et le </w:t>
+      </w:r>
+      <w:r>
+        <w:rPr>
+          <w:b/>
+          <w:bCs/>
+        </w:rPr>
+        <w:t>Format de sortie</w:t>
+      </w:r>
+      <w:r>
+        <w:t xml:space="preserve"> (</w:t>
+      </w:r>
+      <w:r>
+        <w:rPr>
+          <w:b/>
+          <w:bCs/>
+        </w:rPr>
+        <w:t>Excel (.xlsx)</w:t>
       </w:r>
       <w:r>
         <w:t xml:space="preserve"> ou </w:t>
@@ -7435,50 +7505,50 @@
           <w:b/>
           <w:bCs/>
         </w:rPr>
-        <w:t>Personnalisé</w:t>
-      </w:r>
-      <w:r>
-        <w:t xml:space="preserve">), le </w:t>
-      </w:r>
-      <w:r>
-        <w:rPr>
-          <w:b/>
-          <w:bCs/>
-        </w:rPr>
-        <w:t>Fuseau horaire</w:t>
-      </w:r>
-      <w:r>
-        <w:t xml:space="preserve"> et le </w:t>
-      </w:r>
-      <w:r>
-        <w:rPr>
-          <w:b/>
-          <w:bCs/>
-        </w:rPr>
-        <w:t>Format de sortie</w:t>
-      </w:r>
-      <w:r>
-        <w:t xml:space="preserve"> (</w:t>
-      </w:r>
-      <w:r>
-        <w:rPr>
-          <w:b/>
-          <w:bCs/>
-        </w:rPr>
-        <w:t>Excel (.xlsx)</w:t>
-      </w:r>
-      <w:r>
-        <w:t xml:space="preserve"> ou </w:t>
-      </w:r>
-      <w:r>
-        <w:rPr>
-          <w:b/>
-          <w:bCs/>
-        </w:rPr>
         <w:t>CSV</w:t>
       </w:r>
       <w:r>
-        <w:t>).</w:t>
+        <w:t xml:space="preserve">). Un paramètre peut avoir une </w:t>
+      </w:r>
+      <w:r>
+        <w:rPr>
+          <w:b/>
+          <w:bCs/>
+        </w:rPr>
+        <w:t>Valeur fixe</w:t>
+      </w:r>
+      <w:r>
+        <w:t xml:space="preserve">, ou être </w:t>
+      </w:r>
+      <w:r>
+        <w:rPr>
+          <w:b/>
+          <w:bCs/>
+        </w:rPr>
+        <w:t>Relatif à la date d’exécution</w:t>
+      </w:r>
+      <w:r>
+        <w:t xml:space="preserve">, par exemple -1 </w:t>
+      </w:r>
+      <w:r>
+        <w:rPr>
+          <w:b/>
+          <w:bCs/>
+        </w:rPr>
+        <w:t>mois</w:t>
+      </w:r>
+      <w:r>
+        <w:t xml:space="preserve">, </w:t>
+      </w:r>
+      <w:r>
+        <w:rPr>
+          <w:b/>
+          <w:bCs/>
+        </w:rPr>
+        <w:t>dernier jour de ce mois</w:t>
+      </w:r>
+      <w:r>
+        <w:t>.</w:t>
       </w:r>
     </w:p>
     <w:p>
@@ -7579,7 +7649,7 @@
         <w:pStyle w:val="Ttulo1"/>
         <w:pageBreakBefore/>
       </w:pPr>
-      <w:bookmarkStart w:id="13" w:name="_Toc241748833"/>
+      <w:bookmarkStart w:id="13" w:name="_Toc241849081"/>
       <w:r>
         <w:lastRenderedPageBreak/>
         <w:t>Paramètres</w:t>
@@ -7609,10 +7679,10 @@
           <w:noProof/>
         </w:rPr>
         <w:drawing>
-          <wp:inline distT="0" distB="0" distL="0" distR="0" wp14:anchorId="1AFBDEF9" wp14:editId="4BA5A3A3">
+          <wp:inline distT="0" distB="0" distL="0" distR="0" wp14:anchorId="4FE96D02" wp14:editId="4907B53A">
             <wp:extent cx="5715000" cy="3571875"/>
             <wp:effectExtent l="0" t="0" r="0" b="0"/>
-            <wp:docPr id="428" name="04-settings.png" descr="La page Paramètres avec les cartes Langue, Thème et Palette de couleurs." title="La page Paramètres avec les cartes Langue, Thème et Palette de couleurs."/>
+            <wp:docPr id="440" name="04-settings.png" descr="La page Paramètres avec les cartes Langue, Thème et Palette de couleurs." title="La page Paramètres avec les cartes Langue, Thème et Palette de couleurs."/>
             <wp:cNvGraphicFramePr>
               <a:graphicFrameLocks xmlns:a="http://schemas.openxmlformats.org/drawingml/2006/main" noChangeAspect="1"/>
             </wp:cNvGraphicFramePr>
@@ -8164,7 +8234,7 @@
         <w:pStyle w:val="Ttulo1"/>
         <w:pageBreakBefore/>
       </w:pPr>
-      <w:bookmarkStart w:id="14" w:name="_Toc241748834"/>
+      <w:bookmarkStart w:id="14" w:name="_Toc241849082"/>
       <w:r>
         <w:lastRenderedPageBreak/>
         <w:t>Questions fréquentes</w:t>
@@ -8322,7 +8392,7 @@
         <w:pStyle w:val="Ttulo1"/>
         <w:pageBreakBefore/>
       </w:pPr>
-      <w:bookmarkStart w:id="15" w:name="_Toc241748835"/>
+      <w:bookmarkStart w:id="15" w:name="_Toc241849083"/>
       <w:r>
         <w:lastRenderedPageBreak/>
         <w:t>Glossaire</w:t>
@@ -9148,7 +9218,7 @@
         <w:sz w:val="16"/>
         <w:szCs w:val="16"/>
       </w:rPr>
-      <w:t>Discoverer Neo 2.1.1 · Guide complet · VIEWER</w:t>
+      <w:t>Discoverer Neo 2.2.0 · Guide complet · VIEWER</w:t>
     </w:r>
   </w:p>
 </w:hdr>
@@ -9157,10 +9227,68 @@
 <file path=word/numbering.xml><?xml version="1.0" encoding="utf-8"?>
 <w:numbering xmlns:wpc="http://schemas.microsoft.com/office/word/2010/wordprocessingCanvas" xmlns:cx="http://schemas.microsoft.com/office/drawing/2014/chartex" xmlns:cx1="http://schemas.microsoft.com/office/drawing/2015/9/8/chartex" xmlns:cx2="http://schemas.microsoft.com/office/drawing/2015/10/21/chartex" xmlns:cx3="http://schemas.microsoft.com/office/drawing/2016/5/9/chartex" xmlns:cx4="http://schemas.microsoft.com/office/drawing/2016/5/10/chartex" xmlns:cx5="http://schemas.microsoft.com/office/drawing/2016/5/11/chartex" xmlns:cx6="http://schemas.microsoft.com/office/drawing/2016/5/12/chartex" xmlns:cx7="http://schemas.microsoft.com/office/drawing/2016/5/13/chartex" xmlns:cx8="http://schemas.microsoft.com/office/drawing/2016/5/14/chartex" xmlns:mc="http://schemas.openxmlformats.org/markup-compatibility/2006" xmlns:aink="http://schemas.microsoft.com/office/drawing/2016/ink" xmlns:am3d="http://schemas.microsoft.com/office/drawing/2017/model3d" xmlns:o="urn:schemas-microsoft-com:office:office" xmlns:oel="http://schemas.microsoft.com/office/2019/extlst" xmlns:r="http://schemas.openxmlformats.org/officeDocument/2006/relationships" xmlns:m="http://schemas.openxmlformats.org/officeDocument/2006/math" xmlns:v="urn:schemas-microsoft-com:vml" xmlns:wp14="http://schemas.microsoft.com/office/word/2010/wordprocessingDrawing" xmlns:wp="http://schemas.openxmlformats.org/drawingml/2006/wordprocessingDrawing" xmlns:w10="urn:schemas-microsoft-com:office:word" xmlns:w="http://schemas.openxmlformats.org/wordprocessingml/2006/main" xmlns:w14="http://schemas.microsoft.com/office/word/2010/wordml" xmlns:w15="http://schemas.microsoft.com/office/word/2012/wordml" xmlns:w16cex="http://schemas.microsoft.com/office/word/2018/wordml/cex" xmlns:w16cid="http://schemas.microsoft.com/office/word/2016/wordml/cid" xmlns:w16="http://schemas.microsoft.com/office/word/2018/wordml" xmlns:w16sdtdh="http://schemas.microsoft.com/office/word/2020/wordml/sdtdatahash" xmlns:w16se="http://schemas.microsoft.com/office/word/2015/wordml/symex" xmlns:wpg="http://schemas.microsoft.com/office/word/2010/wordprocessingGroup" xmlns:wpi="http://schemas.microsoft.com/office/word/2010/wordprocessingInk" xmlns:wne="http://schemas.microsoft.com/office/word/2006/wordml" xmlns:wps="http://schemas.microsoft.com/office/word/2010/wordprocessingShape" mc:Ignorable="w14 w15 w16se w16cid w16 w16cex w16sdtdh wp14">
   <w:abstractNum w:abstractNumId="0" w15:restartNumberingAfterBreak="0">
-    <w:nsid w:val="3FC3678B"/>
+    <w:nsid w:val="437F0EB2"/>
     <w:multiLevelType w:val="hybridMultilevel"/>
-    <w:tmpl w:val="321EF460"/>
-    <w:lvl w:ilvl="0" w:tplc="A8AC6D74">
+    <w:tmpl w:val="0AB2A988"/>
+    <w:lvl w:ilvl="0" w:tplc="4FEA4CC6">
+      <w:start w:val="1"/>
+      <w:numFmt w:val="bullet"/>
+      <w:lvlText w:val="•"/>
+      <w:lvlJc w:val="left"/>
+      <w:pPr>
+        <w:ind w:left="360" w:hanging="260"/>
+      </w:pPr>
+    </w:lvl>
+    <w:lvl w:ilvl="1" w:tplc="CCD49A34" w:tentative="1">
+      <w:start w:val="1"/>
+      <w:numFmt w:val="bullet"/>
+      <w:lvlText w:val="–"/>
+      <w:lvlJc w:val="left"/>
+      <w:pPr>
+        <w:ind w:left="720" w:hanging="260"/>
+      </w:pPr>
+    </w:lvl>
+    <w:lvl w:ilvl="2" w:tplc="41A49FB0">
+      <w:numFmt w:val="decimal"/>
+      <w:lvlText w:val=""/>
+      <w:lvlJc w:val="left"/>
+    </w:lvl>
+    <w:lvl w:ilvl="3" w:tplc="B7D27778">
+      <w:numFmt w:val="decimal"/>
+      <w:lvlText w:val=""/>
+      <w:lvlJc w:val="left"/>
+    </w:lvl>
+    <w:lvl w:ilvl="4" w:tplc="D2D025E8">
+      <w:numFmt w:val="decimal"/>
+      <w:lvlText w:val=""/>
+      <w:lvlJc w:val="left"/>
+    </w:lvl>
+    <w:lvl w:ilvl="5" w:tplc="8864E246">
+      <w:numFmt w:val="decimal"/>
+      <w:lvlText w:val=""/>
+      <w:lvlJc w:val="left"/>
+    </w:lvl>
+    <w:lvl w:ilvl="6" w:tplc="23EA3AD8">
+      <w:numFmt w:val="decimal"/>
+      <w:lvlText w:val=""/>
+      <w:lvlJc w:val="left"/>
+    </w:lvl>
+    <w:lvl w:ilvl="7" w:tplc="C688D2B2">
+      <w:numFmt w:val="decimal"/>
+      <w:lvlText w:val=""/>
+      <w:lvlJc w:val="left"/>
+    </w:lvl>
+    <w:lvl w:ilvl="8" w:tplc="9C5AACF6">
+      <w:numFmt w:val="decimal"/>
+      <w:lvlText w:val=""/>
+      <w:lvlJc w:val="left"/>
+    </w:lvl>
+  </w:abstractNum>
+  <w:abstractNum w:abstractNumId="1" w15:restartNumberingAfterBreak="0">
+    <w:nsid w:val="4F1230D4"/>
+    <w:multiLevelType w:val="hybridMultilevel"/>
+    <w:tmpl w:val="C026F0E4"/>
+    <w:lvl w:ilvl="0" w:tplc="F7E475F2">
       <w:start w:val="1"/>
       <w:numFmt w:val="decimal"/>
       <w:lvlText w:val="%1."/>
@@ -9169,7 +9297,7 @@
         <w:ind w:left="360" w:hanging="300"/>
       </w:pPr>
     </w:lvl>
-    <w:lvl w:ilvl="1" w:tplc="5A34E554" w:tentative="1">
+    <w:lvl w:ilvl="1" w:tplc="4394F936" w:tentative="1">
       <w:start w:val="1"/>
       <w:numFmt w:val="lowerLetter"/>
       <w:lvlText w:val="%2."/>
@@ -9178,105 +9306,47 @@
         <w:ind w:left="720" w:hanging="300"/>
       </w:pPr>
     </w:lvl>
-    <w:lvl w:ilvl="2" w:tplc="80F485B0">
+    <w:lvl w:ilvl="2" w:tplc="2F565A82">
       <w:numFmt w:val="decimal"/>
       <w:lvlText w:val=""/>
       <w:lvlJc w:val="left"/>
     </w:lvl>
-    <w:lvl w:ilvl="3" w:tplc="295E4676">
+    <w:lvl w:ilvl="3" w:tplc="B4C6AF76">
       <w:numFmt w:val="decimal"/>
       <w:lvlText w:val=""/>
       <w:lvlJc w:val="left"/>
     </w:lvl>
-    <w:lvl w:ilvl="4" w:tplc="7DF6BB40">
+    <w:lvl w:ilvl="4" w:tplc="BA526378">
       <w:numFmt w:val="decimal"/>
       <w:lvlText w:val=""/>
       <w:lvlJc w:val="left"/>
     </w:lvl>
-    <w:lvl w:ilvl="5" w:tplc="032E787A">
+    <w:lvl w:ilvl="5" w:tplc="641CDD80">
       <w:numFmt w:val="decimal"/>
       <w:lvlText w:val=""/>
       <w:lvlJc w:val="left"/>
     </w:lvl>
-    <w:lvl w:ilvl="6" w:tplc="51DA6CDA">
+    <w:lvl w:ilvl="6" w:tplc="11066D32">
       <w:numFmt w:val="decimal"/>
       <w:lvlText w:val=""/>
       <w:lvlJc w:val="left"/>
     </w:lvl>
-    <w:lvl w:ilvl="7" w:tplc="52EA30DE">
+    <w:lvl w:ilvl="7" w:tplc="A686CED2">
       <w:numFmt w:val="decimal"/>
       <w:lvlText w:val=""/>
       <w:lvlJc w:val="left"/>
     </w:lvl>
-    <w:lvl w:ilvl="8" w:tplc="2F38FC32">
-      <w:numFmt w:val="decimal"/>
-      <w:lvlText w:val=""/>
-      <w:lvlJc w:val="left"/>
-    </w:lvl>
-  </w:abstractNum>
-  <w:abstractNum w:abstractNumId="1" w15:restartNumberingAfterBreak="0">
-    <w:nsid w:val="49865078"/>
-    <w:multiLevelType w:val="hybridMultilevel"/>
-    <w:tmpl w:val="9454C800"/>
-    <w:lvl w:ilvl="0" w:tplc="5270222A">
-      <w:start w:val="1"/>
-      <w:numFmt w:val="bullet"/>
-      <w:lvlText w:val="•"/>
-      <w:lvlJc w:val="left"/>
-      <w:pPr>
-        <w:ind w:left="360" w:hanging="260"/>
-      </w:pPr>
-    </w:lvl>
-    <w:lvl w:ilvl="1" w:tplc="E93E921A" w:tentative="1">
-      <w:start w:val="1"/>
-      <w:numFmt w:val="bullet"/>
-      <w:lvlText w:val="–"/>
-      <w:lvlJc w:val="left"/>
-      <w:pPr>
-        <w:ind w:left="720" w:hanging="260"/>
-      </w:pPr>
-    </w:lvl>
-    <w:lvl w:ilvl="2" w:tplc="81E6F180">
-      <w:numFmt w:val="decimal"/>
-      <w:lvlText w:val=""/>
-      <w:lvlJc w:val="left"/>
-    </w:lvl>
-    <w:lvl w:ilvl="3" w:tplc="42D0B48A">
-      <w:numFmt w:val="decimal"/>
-      <w:lvlText w:val=""/>
-      <w:lvlJc w:val="left"/>
-    </w:lvl>
-    <w:lvl w:ilvl="4" w:tplc="B30EB8EC">
-      <w:numFmt w:val="decimal"/>
-      <w:lvlText w:val=""/>
-      <w:lvlJc w:val="left"/>
-    </w:lvl>
-    <w:lvl w:ilvl="5" w:tplc="DD942D64">
-      <w:numFmt w:val="decimal"/>
-      <w:lvlText w:val=""/>
-      <w:lvlJc w:val="left"/>
-    </w:lvl>
-    <w:lvl w:ilvl="6" w:tplc="A4CE047C">
-      <w:numFmt w:val="decimal"/>
-      <w:lvlText w:val=""/>
-      <w:lvlJc w:val="left"/>
-    </w:lvl>
-    <w:lvl w:ilvl="7" w:tplc="6716437E">
-      <w:numFmt w:val="decimal"/>
-      <w:lvlText w:val=""/>
-      <w:lvlJc w:val="left"/>
-    </w:lvl>
-    <w:lvl w:ilvl="8" w:tplc="C5A60E78">
+    <w:lvl w:ilvl="8" w:tplc="D312F9C0">
       <w:numFmt w:val="decimal"/>
       <w:lvlText w:val=""/>
       <w:lvlJc w:val="left"/>
     </w:lvl>
   </w:abstractNum>
   <w:abstractNum w:abstractNumId="2" w15:restartNumberingAfterBreak="0">
-    <w:nsid w:val="56AE2012"/>
+    <w:nsid w:val="61930BF4"/>
     <w:multiLevelType w:val="hybridMultilevel"/>
-    <w:tmpl w:val="1EC6122A"/>
-    <w:lvl w:ilvl="0" w:tplc="58BEC600" w:tentative="1">
+    <w:tmpl w:val="71E85882"/>
+    <w:lvl w:ilvl="0" w:tplc="F0965F22" w:tentative="1">
       <w:start w:val="1"/>
       <w:numFmt w:val="bullet"/>
       <w:lvlText w:val="●"/>
@@ -9285,7 +9355,7 @@
         <w:ind w:left="720" w:hanging="360"/>
       </w:pPr>
     </w:lvl>
-    <w:lvl w:ilvl="1" w:tplc="7564F884" w:tentative="1">
+    <w:lvl w:ilvl="1" w:tplc="F4F85066" w:tentative="1">
       <w:start w:val="1"/>
       <w:numFmt w:val="bullet"/>
       <w:lvlText w:val="○"/>
@@ -9294,7 +9364,7 @@
         <w:ind w:left="1440" w:hanging="360"/>
       </w:pPr>
     </w:lvl>
-    <w:lvl w:ilvl="2" w:tplc="ABD47B50" w:tentative="1">
+    <w:lvl w:ilvl="2" w:tplc="B7582BF2" w:tentative="1">
       <w:start w:val="1"/>
       <w:numFmt w:val="bullet"/>
       <w:lvlText w:val="■"/>
@@ -9303,7 +9373,7 @@
         <w:ind w:left="2160" w:hanging="360"/>
       </w:pPr>
     </w:lvl>
-    <w:lvl w:ilvl="3" w:tplc="2E8E49AE" w:tentative="1">
+    <w:lvl w:ilvl="3" w:tplc="5EB600A6" w:tentative="1">
       <w:start w:val="1"/>
       <w:numFmt w:val="bullet"/>
       <w:lvlText w:val="●"/>
@@ -9312,7 +9382,7 @@
         <w:ind w:left="2880" w:hanging="360"/>
       </w:pPr>
     </w:lvl>
-    <w:lvl w:ilvl="4" w:tplc="F1AAA78C" w:tentative="1">
+    <w:lvl w:ilvl="4" w:tplc="20B8747C" w:tentative="1">
       <w:start w:val="1"/>
       <w:numFmt w:val="bullet"/>
       <w:lvlText w:val="○"/>
@@ -9321,7 +9391,7 @@
         <w:ind w:left="3600" w:hanging="360"/>
       </w:pPr>
     </w:lvl>
-    <w:lvl w:ilvl="5" w:tplc="25884346" w:tentative="1">
+    <w:lvl w:ilvl="5" w:tplc="3EE2F6A8" w:tentative="1">
       <w:start w:val="1"/>
       <w:numFmt w:val="bullet"/>
       <w:lvlText w:val="■"/>
@@ -9330,7 +9400,7 @@
         <w:ind w:left="4320" w:hanging="360"/>
       </w:pPr>
     </w:lvl>
-    <w:lvl w:ilvl="6" w:tplc="5E60052A" w:tentative="1">
+    <w:lvl w:ilvl="6" w:tplc="1228ED8C" w:tentative="1">
       <w:start w:val="1"/>
       <w:numFmt w:val="bullet"/>
       <w:lvlText w:val="●"/>
@@ -9339,7 +9409,7 @@
         <w:ind w:left="5040" w:hanging="360"/>
       </w:pPr>
     </w:lvl>
-    <w:lvl w:ilvl="7" w:tplc="97901F52" w:tentative="1">
+    <w:lvl w:ilvl="7" w:tplc="A10836BA" w:tentative="1">
       <w:start w:val="1"/>
       <w:numFmt w:val="bullet"/>
       <w:lvlText w:val="●"/>
@@ -9348,7 +9418,7 @@
         <w:ind w:left="5760" w:hanging="360"/>
       </w:pPr>
     </w:lvl>
-    <w:lvl w:ilvl="8" w:tplc="0FEAC6B2" w:tentative="1">
+    <w:lvl w:ilvl="8" w:tplc="1018EF60" w:tentative="1">
       <w:start w:val="1"/>
       <w:numFmt w:val="bullet"/>
       <w:lvlText w:val="●"/>
@@ -9359,10 +9429,10 @@
     </w:lvl>
   </w:abstractNum>
   <w:abstractNum w:abstractNumId="3" w15:restartNumberingAfterBreak="0">
-    <w:nsid w:val="7FA06E43"/>
+    <w:nsid w:val="682826F1"/>
     <w:multiLevelType w:val="hybridMultilevel"/>
-    <w:tmpl w:val="A17EFB02"/>
-    <w:lvl w:ilvl="0" w:tplc="33E68160">
+    <w:tmpl w:val="2D825FBA"/>
+    <w:lvl w:ilvl="0" w:tplc="FE6622B8">
       <w:start w:val="1"/>
       <w:numFmt w:val="decimal"/>
       <w:lvlText w:val="%1."/>
@@ -9371,7 +9441,7 @@
         <w:ind w:left="360" w:hanging="300"/>
       </w:pPr>
     </w:lvl>
-    <w:lvl w:ilvl="1" w:tplc="A9105C2C" w:tentative="1">
+    <w:lvl w:ilvl="1" w:tplc="58807A66" w:tentative="1">
       <w:start w:val="1"/>
       <w:numFmt w:val="lowerLetter"/>
       <w:lvlText w:val="%2."/>
@@ -9380,62 +9450,62 @@
         <w:ind w:left="720" w:hanging="300"/>
       </w:pPr>
     </w:lvl>
-    <w:lvl w:ilvl="2" w:tplc="7F3E134E">
+    <w:lvl w:ilvl="2" w:tplc="30A244B4">
       <w:numFmt w:val="decimal"/>
       <w:lvlText w:val=""/>
       <w:lvlJc w:val="left"/>
     </w:lvl>
-    <w:lvl w:ilvl="3" w:tplc="1778A71C">
+    <w:lvl w:ilvl="3" w:tplc="3036016E">
       <w:numFmt w:val="decimal"/>
       <w:lvlText w:val=""/>
       <w:lvlJc w:val="left"/>
     </w:lvl>
-    <w:lvl w:ilvl="4" w:tplc="8EEEE8EE">
+    <w:lvl w:ilvl="4" w:tplc="27462A9E">
       <w:numFmt w:val="decimal"/>
       <w:lvlText w:val=""/>
       <w:lvlJc w:val="left"/>
     </w:lvl>
-    <w:lvl w:ilvl="5" w:tplc="B7560BAE">
+    <w:lvl w:ilvl="5" w:tplc="3BE2AE3A">
       <w:numFmt w:val="decimal"/>
       <w:lvlText w:val=""/>
       <w:lvlJc w:val="left"/>
     </w:lvl>
-    <w:lvl w:ilvl="6" w:tplc="94389DDE">
+    <w:lvl w:ilvl="6" w:tplc="686C57A2">
       <w:numFmt w:val="decimal"/>
       <w:lvlText w:val=""/>
       <w:lvlJc w:val="left"/>
     </w:lvl>
-    <w:lvl w:ilvl="7" w:tplc="F9EECE54">
+    <w:lvl w:ilvl="7" w:tplc="397CB574">
       <w:numFmt w:val="decimal"/>
       <w:lvlText w:val=""/>
       <w:lvlJc w:val="left"/>
     </w:lvl>
-    <w:lvl w:ilvl="8" w:tplc="206E6CB4">
+    <w:lvl w:ilvl="8" w:tplc="A17EC676">
       <w:numFmt w:val="decimal"/>
       <w:lvlText w:val=""/>
       <w:lvlJc w:val="left"/>
     </w:lvl>
   </w:abstractNum>
-  <w:num w:numId="1" w16cid:durableId="1265649159">
+  <w:num w:numId="1" w16cid:durableId="1053431256">
     <w:abstractNumId w:val="2"/>
     <w:lvlOverride w:ilvl="0">
       <w:startOverride w:val="1"/>
     </w:lvlOverride>
   </w:num>
-  <w:num w:numId="2" w16cid:durableId="528027504">
-    <w:abstractNumId w:val="1"/>
-    <w:lvlOverride w:ilvl="0">
-      <w:startOverride w:val="1"/>
-    </w:lvlOverride>
-  </w:num>
-  <w:num w:numId="3" w16cid:durableId="1809012112">
+  <w:num w:numId="2" w16cid:durableId="448279960">
     <w:abstractNumId w:val="0"/>
     <w:lvlOverride w:ilvl="0">
       <w:startOverride w:val="1"/>
     </w:lvlOverride>
   </w:num>
-  <w:num w:numId="4" w16cid:durableId="1014920249">
+  <w:num w:numId="3" w16cid:durableId="10423311">
     <w:abstractNumId w:val="3"/>
+    <w:lvlOverride w:ilvl="0">
+      <w:startOverride w:val="1"/>
+    </w:lvlOverride>
+  </w:num>
+  <w:num w:numId="4" w16cid:durableId="1684088813">
+    <w:abstractNumId w:val="1"/>
     <w:lvlOverride w:ilvl="0">
       <w:startOverride w:val="1"/>
     </w:lvlOverride>
@@ -10115,7 +10185,7 @@
     <w:autoRedefine/>
     <w:uiPriority w:val="39"/>
     <w:unhideWhenUsed/>
-    <w:rsid w:val="00050C87"/>
+    <w:rsid w:val="006C29AC"/>
     <w:pPr>
       <w:spacing w:after="100"/>
     </w:pPr>
@@ -10127,7 +10197,7 @@
     <w:autoRedefine/>
     <w:uiPriority w:val="39"/>
     <w:unhideWhenUsed/>
-    <w:rsid w:val="00050C87"/>
+    <w:rsid w:val="006C29AC"/>
     <w:pPr>
       <w:spacing w:after="100"/>
       <w:ind w:left="210"/>
